--- a/downloads/workbook/ai-1-week-12.docx
+++ b/downloads/workbook/ai-1-week-12.docx
@@ -1333,6 +1333,178 @@
         <w:t>Project connection: When the sorter fails, write competing explanations and predicted traces before changing code or instructions.</w:t>
       </w:r>
     </w:p>
+    <w:p>
+      <w:pPr>
+        <w:pStyle w:val="Heading1"/>
+      </w:pPr>
+      <w:r>
+        <w:t>19. Project portfolio milestone</w:t>
+      </w:r>
+    </w:p>
+    <w:p>
+      <w:r>
+        <w:t>Project: Helpful Classroom Sorter</w:t>
+      </w:r>
+    </w:p>
+    <w:p>
+      <w:r>
+        <w:t>Current milestone: Make a transparent first version. Keep a trace of how one input becomes an output; explain the rule or learned component.</w:t>
+      </w:r>
+    </w:p>
+    <w:p>
+      <w:r>
+        <w:t>When the sorter fails, write competing explanations and predicted traces before changing code or instructions.</w:t>
+      </w:r>
+    </w:p>
+    <w:tbl>
+      <w:tblPr>
+        <w:tblStyle w:val="LightShading-Accent1"/>
+        <w:tblW w:type="auto" w:w="0"/>
+        <w:tblLook w:firstColumn="1" w:firstRow="1" w:lastColumn="0" w:lastRow="0" w:noHBand="0" w:noVBand="1" w:val="04A0"/>
+      </w:tblPr>
+      <w:tblGrid>
+        <w:gridCol w:w="5112"/>
+        <w:gridCol w:w="5112"/>
+      </w:tblGrid>
+      <w:tr>
+        <w:trPr>
+          <w:tblHeader/>
+        </w:trPr>
+        <w:tc>
+          <w:tcPr>
+            <w:tcW w:type="dxa" w:w="5112"/>
+          </w:tcPr>
+          <w:p>
+            <w:r>
+              <w:t>Evidence to keep</w:t>
+            </w:r>
+          </w:p>
+        </w:tc>
+        <w:tc>
+          <w:tcPr>
+            <w:tcW w:type="dxa" w:w="5112"/>
+          </w:tcPr>
+          <w:p>
+            <w:r>
+              <w:t>My record</w:t>
+            </w:r>
+          </w:p>
+        </w:tc>
+      </w:tr>
+      <w:tr>
+        <w:tc>
+          <w:tcPr>
+            <w:tcW w:type="dxa" w:w="5112"/>
+          </w:tcPr>
+          <w:p>
+            <w:r>
+              <w:t>This week’s input and deciding step</w:t>
+            </w:r>
+          </w:p>
+        </w:tc>
+        <w:tc>
+          <w:tcPr>
+            <w:tcW w:type="dxa" w:w="5112"/>
+          </w:tcPr>
+          <w:p>
+            <w:r/>
+          </w:p>
+        </w:tc>
+      </w:tr>
+      <w:tr>
+        <w:tc>
+          <w:tcPr>
+            <w:tcW w:type="dxa" w:w="5112"/>
+          </w:tcPr>
+          <w:p>
+            <w:r>
+              <w:t>Prediction and actual result (or labelled paper trace)</w:t>
+            </w:r>
+          </w:p>
+        </w:tc>
+        <w:tc>
+          <w:tcPr>
+            <w:tcW w:type="dxa" w:w="5112"/>
+          </w:tcPr>
+          <w:p>
+            <w:r/>
+          </w:p>
+        </w:tc>
+      </w:tr>
+      <w:tr>
+        <w:tc>
+          <w:tcPr>
+            <w:tcW w:type="dxa" w:w="5112"/>
+          </w:tcPr>
+          <w:p>
+            <w:r>
+              <w:t>One change since the previous checkpoint and why</w:t>
+            </w:r>
+          </w:p>
+        </w:tc>
+        <w:tc>
+          <w:tcPr>
+            <w:tcW w:type="dxa" w:w="5112"/>
+          </w:tcPr>
+          <w:p>
+            <w:r/>
+          </w:p>
+        </w:tc>
+      </w:tr>
+      <w:tr>
+        <w:tc>
+          <w:tcPr>
+            <w:tcW w:type="dxa" w:w="5112"/>
+          </w:tcPr>
+          <w:p>
+            <w:r>
+              <w:t>One error or limit and the next test</w:t>
+            </w:r>
+          </w:p>
+        </w:tc>
+        <w:tc>
+          <w:tcPr>
+            <w:tcW w:type="dxa" w:w="5112"/>
+          </w:tcPr>
+          <w:p>
+            <w:r/>
+          </w:p>
+        </w:tc>
+      </w:tr>
+    </w:tbl>
+    <w:p>
+      <w:pPr>
+        <w:pStyle w:val="Heading3"/>
+      </w:pPr>
+      <w:r>
+        <w:t>Explain what this week adds to your project. Reuse last week’s record rather than starting again.</w:t>
+      </w:r>
+    </w:p>
+    <w:p>
+      <w:r>
+        <w:t>________________________________________________________________</w:t>
+      </w:r>
+    </w:p>
+    <w:p>
+      <w:r>
+        <w:t>________________________________________________________________</w:t>
+      </w:r>
+    </w:p>
+    <w:p>
+      <w:r>
+        <w:t>________________________________________________________________</w:t>
+      </w:r>
+    </w:p>
+    <w:p>
+      <w:r>
+        <w:t>________________________________________________________________</w:t>
+      </w:r>
+    </w:p>
+    <w:p>
+      <w:r>
+        <w:t>________________________________________________________________</w:t>
+      </w:r>
+    </w:p>
     <w:sectPr>
       <w:pgSz w:w="12240" w:h="15840"/>
       <w:pgMar w:top="936" w:right="1008" w:bottom="936" w:left="1008" w:header="720" w:footer="720" w:gutter="0"/>

--- a/downloads/workbook/ai-1-week-12.docx
+++ b/downloads/workbook/ai-1-week-12.docx
@@ -1505,6 +1505,240 @@
         <w:t>________________________________________________________________</w:t>
       </w:r>
     </w:p>
+    <w:p>
+      <w:pPr>
+        <w:pStyle w:val="Heading1"/>
+      </w:pPr>
+      <w:r>
+        <w:t>20. Supported practice and learning evidence</w:t>
+      </w:r>
+    </w:p>
+    <w:p>
+      <w:r>
+        <w:t>Use this supported practice once, in the browser or on paper. Keep the reserved independent assessment for a separate first attempt before teacher feedback.</w:t>
+      </w:r>
+    </w:p>
+    <w:p>
+      <w:r>
+        <w:t>A fictional paper calculator should double the current value, but a copied instruction behaves strangely.</w:t>
+      </w:r>
+    </w:p>
+    <w:p>
+      <w:pPr>
+        <w:pStyle w:val="Heading3"/>
+      </w:pPr>
+      <w:r>
+        <w:t>Practice 1: explain the deciding evidence</w:t>
+      </w:r>
+    </w:p>
+    <w:p>
+      <w:r>
+        <w:t>Which labelled step matches this detail? This record supports add-6 over doubling for this comparison.</w:t>
+      </w:r>
+    </w:p>
+    <w:p>
+      <w:r>
+        <w:t>1. Observe</w:t>
+      </w:r>
+    </w:p>
+    <w:p>
+      <w:r>
+        <w:t>2. Run revealing test</w:t>
+      </w:r>
+    </w:p>
+    <w:p>
+      <w:r>
+        <w:t>3. Predict alternatives</w:t>
+      </w:r>
+    </w:p>
+    <w:p>
+      <w:r>
+        <w:t>4. Locate cause</w:t>
+      </w:r>
+    </w:p>
+    <w:p>
+      <w:pPr>
+        <w:pStyle w:val="Heading3"/>
+      </w:pPr>
+      <w:r>
+        <w:t>My selected conclusion, deciding fact and explanation</w:t>
+      </w:r>
+    </w:p>
+    <w:p>
+      <w:r>
+        <w:t>________________________________________________________________</w:t>
+      </w:r>
+    </w:p>
+    <w:p>
+      <w:r>
+        <w:t>________________________________________________________________</w:t>
+      </w:r>
+    </w:p>
+    <w:p>
+      <w:r>
+        <w:t>________________________________________________________________</w:t>
+      </w:r>
+    </w:p>
+    <w:p>
+      <w:r>
+        <w:t>________________________________________________________________</w:t>
+      </w:r>
+    </w:p>
+    <w:p>
+      <w:r>
+        <w:t>________________________________________________________________</w:t>
+      </w:r>
+    </w:p>
+    <w:p>
+      <w:r>
+        <w:t>Hint if needed: Read the steps in the pictorial case. Match the supplied detail to the stage that performs or records it.</w:t>
+      </w:r>
+    </w:p>
+    <w:p>
+      <w:r>
+        <w:t>After your attempt, compare with the supported explanation: Locate cause This record supports add-6 over doubling for this comparison. Repeating input 6 would not separate the two hypotheses because both again predict 12. Input 2 makes their predictions different before the test is run. The second record supports investigating an added constant, but inspecting the instruction is still needed to confirm the implementation.</w:t>
+      </w:r>
+    </w:p>
+    <w:p>
+      <w:pPr>
+        <w:pStyle w:val="Heading3"/>
+      </w:pPr>
+      <w:r>
+        <w:t>Practice 2: explain the deciding evidence</w:t>
+      </w:r>
+    </w:p>
+    <w:p>
+      <w:r>
+        <w:t>Changed-case practice: Use input 6 again instead of 2. Which conclusion is supported by the supplied facts?</w:t>
+      </w:r>
+    </w:p>
+    <w:p>
+      <w:r>
+        <w:t>1. We can decide the result without examining the changed input or the procedure.</w:t>
+      </w:r>
+    </w:p>
+    <w:p>
+      <w:r>
+        <w:t>2. Both hypotheses predict 12; the test remains inconclusive.</w:t>
+      </w:r>
+    </w:p>
+    <w:p>
+      <w:r>
+        <w:t>3. This one example guarantees correct results for every future input.</w:t>
+      </w:r>
+    </w:p>
+    <w:p>
+      <w:pPr>
+        <w:pStyle w:val="Heading3"/>
+      </w:pPr>
+      <w:r>
+        <w:t>My selected conclusion, deciding fact and explanation</w:t>
+      </w:r>
+    </w:p>
+    <w:p>
+      <w:r>
+        <w:t>________________________________________________________________</w:t>
+      </w:r>
+    </w:p>
+    <w:p>
+      <w:r>
+        <w:t>________________________________________________________________</w:t>
+      </w:r>
+    </w:p>
+    <w:p>
+      <w:r>
+        <w:t>________________________________________________________________</w:t>
+      </w:r>
+    </w:p>
+    <w:p>
+      <w:r>
+        <w:t>________________________________________________________________</w:t>
+      </w:r>
+    </w:p>
+    <w:p>
+      <w:r>
+        <w:t>________________________________________________________________</w:t>
+      </w:r>
+    </w:p>
+    <w:p>
+      <w:r>
+        <w:t>Hint if needed: Use the changed condition and the deciding step in the pictorial trace. The answer must say what follows from those facts.</w:t>
+      </w:r>
+    </w:p>
+    <w:p>
+      <w:r>
+        <w:t>After your attempt, compare with the supported explanation: Both hypotheses predict 12; the test remains inconclusive. A revealing test requires different predicted outputs, not merely another recorded run.</w:t>
+      </w:r>
+    </w:p>
+    <w:p>
+      <w:pPr>
+        <w:pStyle w:val="Heading3"/>
+      </w:pPr>
+      <w:r>
+        <w:t>Repair a missing building block</w:t>
+      </w:r>
+    </w:p>
+    <w:p>
+      <w:r>
+        <w:t>Review Repeating Efficiently (ai-1/11). Goal: Trace a loop by testing its condition before every repetition. Short practice: Trace a fresh start of 9. How many additions occur, and must the report equal 10?. Return to this week and explain what you changed.</w:t>
+      </w:r>
+    </w:p>
+    <w:p>
+      <w:r>
+        <w:t>Review Algorithms as Recipes (ai-1/9). Goal: Trace an ordered algorithm using the current value after every instruction. Short practice: Use the arrows to explain where the two zero-start runs first differ.. Return to this week and explain what you changed.</w:t>
+      </w:r>
+    </w:p>
+    <w:p>
+      <w:r>
+        <w:t>Review Sound Becomes a Signal (ai-1/6). Goal: Interpret an ordered sequence of sound-signal samples with a stated time interval. Short practice: Does the all-zero retained record prove the full signal was silent? Use the picture.. Return to this week and explain what you changed.</w:t>
+      </w:r>
+    </w:p>
+    <w:p>
+      <w:pPr>
+        <w:pStyle w:val="Heading3"/>
+      </w:pPr>
+      <w:r>
+        <w:t>Keep your completed work</w:t>
+      </w:r>
+    </w:p>
+    <w:p>
+      <w:r>
+        <w:t>Use Download completed work in the hosted lesson to export your answers, reflections, practice feedback and code-run evidence. Open the HTML copy to read or print it. Drafts stay in this browser when storage is available; clear drafts on a shared device.</w:t>
+      </w:r>
+    </w:p>
+    <w:p>
+      <w:pPr>
+        <w:pStyle w:val="Heading3"/>
+      </w:pPr>
+      <w:r>
+        <w:t>What I repaired, the evidence I kept and the next test</w:t>
+      </w:r>
+    </w:p>
+    <w:p>
+      <w:r>
+        <w:t>________________________________________________________________</w:t>
+      </w:r>
+    </w:p>
+    <w:p>
+      <w:r>
+        <w:t>________________________________________________________________</w:t>
+      </w:r>
+    </w:p>
+    <w:p>
+      <w:r>
+        <w:t>________________________________________________________________</w:t>
+      </w:r>
+    </w:p>
+    <w:p>
+      <w:r>
+        <w:t>________________________________________________________________</w:t>
+      </w:r>
+    </w:p>
+    <w:p>
+      <w:r>
+        <w:t>________________________________________________________________</w:t>
+      </w:r>
+    </w:p>
     <w:sectPr>
       <w:pgSz w:w="12240" w:h="15840"/>
       <w:pgMar w:top="936" w:right="1008" w:bottom="936" w:left="1008" w:header="720" w:footer="720" w:gutter="0"/>

--- a/downloads/workbook/ai-1-week-12.docx
+++ b/downloads/workbook/ai-1-week-12.docx
@@ -30,6 +30,17 @@
     </w:p>
     <w:p>
       <w:r>
+        <w:t>Record your starting explanation for Debug the Cause before opening notes. Show any later correction separately.</w:t>
+      </w:r>
+    </w:p>
+    <w:p>
+      <w:pPr>
+        <w:spacing w:line="336" w:lineRule="auto" w:after="180"/>
+      </w:pPr>
+      <w:r>
+        <w:rPr>
+          <w:b w:val="0"/>
+        </w:rPr>
         <w:t>Try the recall before opening notes. Then use a different colour or a labelled second line to correct your explanation.</w:t>
       </w:r>
     </w:p>
@@ -42,7 +53,13 @@
       </w:r>
     </w:p>
     <w:p>
-      <w:r>
+      <w:pPr>
+        <w:spacing w:line="336" w:lineRule="auto" w:after="180"/>
+      </w:pPr>
+      <w:r>
+        <w:rPr>
+          <w:b w:val="0"/>
+        </w:rPr>
         <w:t>Without opening the old lesson, explain one key idea from Repeating Efficiently. Give an example and a mistake that the idea helps you avoid.</w:t>
       </w:r>
     </w:p>
@@ -78,7 +95,13 @@
       </w:r>
     </w:p>
     <w:p>
-      <w:r>
+      <w:pPr>
+        <w:spacing w:line="336" w:lineRule="auto" w:after="180"/>
+      </w:pPr>
+      <w:r>
+        <w:rPr>
+          <w:b w:val="0"/>
+        </w:rPr>
         <w:t>Without opening the old lesson, explain one key idea from Algorithms as Recipes. Give an example and a mistake that the idea helps you avoid.</w:t>
       </w:r>
     </w:p>
@@ -114,7 +137,13 @@
       </w:r>
     </w:p>
     <w:p>
-      <w:r>
+      <w:pPr>
+        <w:spacing w:line="336" w:lineRule="auto" w:after="180"/>
+      </w:pPr>
+      <w:r>
+        <w:rPr>
+          <w:b w:val="0"/>
+        </w:rPr>
         <w:t>Without opening the old lesson, explain one key idea from Sound Becomes a Signal. Give an example and a mistake that the idea helps you avoid.</w:t>
       </w:r>
     </w:p>
@@ -151,6 +180,17 @@
     </w:p>
     <w:p>
       <w:r>
+        <w:t>Complete the supported Debug the Cause trace and record the first step you can explain without help.</w:t>
+      </w:r>
+    </w:p>
+    <w:p>
+      <w:pPr>
+        <w:spacing w:line="336" w:lineRule="auto" w:after="180"/>
+      </w:pPr>
+      <w:r>
+        <w:rPr>
+          <w:b w:val="0"/>
+        </w:rPr>
         <w:t>Use W2: Choose between two explanations for Debugging with revealing tests. Record the answer once; the lesson and workbook refer to the same attempt.</w:t>
       </w:r>
     </w:p>
@@ -279,7 +319,29 @@
     </w:p>
     <w:p>
       <w:r>
-        <w:t>Use the worked case for Debugging with revealing tests. Proposed explanation: “The last wrong number locates the fault”. Decide whether this explanation is supported. Point to the step or supplied fact that decides; explain your repair if needed.</w:t>
+        <w:t>Check the proposed Debug the Cause explanation against the supplied facts before discussing it.</w:t>
+      </w:r>
+    </w:p>
+    <w:p>
+      <w:pPr>
+        <w:spacing w:line="336" w:lineRule="auto" w:after="180"/>
+      </w:pPr>
+      <w:r>
+        <w:rPr>
+          <w:b w:val="0"/>
+        </w:rPr>
+        <w:t>Use the worked case for Debugging with revealing tests. Proposed explanation: “The last wrong number locates the fault”. Decide whether this explanation is supported.</w:t>
+      </w:r>
+    </w:p>
+    <w:p>
+      <w:pPr>
+        <w:spacing w:line="336" w:lineRule="auto" w:after="180"/>
+      </w:pPr>
+      <w:r>
+        <w:rPr>
+          <w:b w:val="0"/>
+        </w:rPr>
+        <w:t>Point to the step or supplied fact that decides; explain your repair if needed.</w:t>
       </w:r>
     </w:p>
     <w:p>
@@ -319,6 +381,11 @@
       </w:r>
     </w:p>
     <w:p>
+      <w:r>
+        <w:t>Write one first attempt at the reserved independent case before feedback. Repeated copies of that case refer to the same recorded attempt.</w:t>
+      </w:r>
+    </w:p>
+    <w:p>
       <w:pPr>
         <w:pStyle w:val="Heading3"/>
       </w:pPr>
@@ -327,8 +394,37 @@
       </w:r>
     </w:p>
     <w:p>
-      <w:r>
-        <w:t>A paper ticket rule must add 1 to the input count. If the updated count is at least 5, report Group; otherwise report Single. A copied version says above 5. Choose the smallest three consecutive nonnegative starting counts that test just below, exactly at and just above the comparison boundary. Predict both versions, identify the revealing start and state the repair and retests.</w:t>
+      <w:pPr>
+        <w:spacing w:line="336" w:lineRule="auto" w:after="180"/>
+      </w:pPr>
+      <w:r>
+        <w:rPr>
+          <w:b w:val="0"/>
+        </w:rPr>
+        <w:t xml:space="preserve">A paper ticket rule must add 1 to the </w:t>
+      </w:r>
+      <w:r>
+        <w:rPr>
+          <w:b/>
+        </w:rPr>
+        <w:t>input</w:t>
+      </w:r>
+      <w:r>
+        <w:rPr>
+          <w:b w:val="0"/>
+        </w:rPr>
+        <w:t xml:space="preserve"> count. If the updated count is at least 5, report Group; otherwise report Single. A copied version says above 5.</w:t>
+      </w:r>
+    </w:p>
+    <w:p>
+      <w:pPr>
+        <w:spacing w:line="336" w:lineRule="auto" w:after="180"/>
+      </w:pPr>
+      <w:r>
+        <w:rPr>
+          <w:b w:val="0"/>
+        </w:rPr>
+        <w:t>Choose the smallest three consecutive nonnegative starting counts that test just below, exactly at and just above the comparison boundary. Predict both versions, identify the revealing start and state the repair and retests.</w:t>
       </w:r>
     </w:p>
     <w:p>
@@ -375,7 +471,13 @@
       </w:r>
     </w:p>
     <w:p>
-      <w:r>
+      <w:pPr>
+        <w:spacing w:line="336" w:lineRule="auto" w:after="180"/>
+      </w:pPr>
+      <w:r>
+        <w:rPr>
+          <w:b w:val="0"/>
+        </w:rPr>
         <w:t>Attempt this case before feedback. Record any help. Earlier examples below are further practice; a case already practised with feedback cannot establish fresh transfer.</w:t>
       </w:r>
     </w:p>
@@ -389,6 +491,17 @@
     </w:p>
     <w:p>
       <w:r>
+        <w:t>Connect the Debug the Cause target to a trace and a justified conclusion.</w:t>
+      </w:r>
+    </w:p>
+    <w:p>
+      <w:pPr>
+        <w:spacing w:line="336" w:lineRule="auto" w:after="180"/>
+      </w:pPr>
+      <w:r>
+        <w:rPr>
+          <w:b w:val="0"/>
+        </w:rPr>
         <w:t>Starting at square 0, the target is square 3. Program: repeat twice {MOVE 1}; STOP. A teammate changes the target to 2 and calls the bug fixed. Repair the program and give two tests.</w:t>
       </w:r>
     </w:p>
@@ -402,17 +515,58 @@
     </w:p>
     <w:p>
       <w:r>
+        <w:t>Solve the supplied Debug the Cause case and show the deciding evidence.</w:t>
+      </w:r>
+    </w:p>
+    <w:p>
+      <w:pPr>
+        <w:spacing w:line="336" w:lineRule="auto" w:after="180"/>
+      </w:pPr>
+      <w:r>
+        <w:rPr>
+          <w:b w:val="0"/>
+        </w:rPr>
         <w:t>A robot should go from square one to square three. Its program is MOVE ONE, STOP.</w:t>
       </w:r>
     </w:p>
     <w:p>
-      <w:r>
+      <w:pPr>
+        <w:spacing w:line="336" w:lineRule="auto" w:after="180"/>
+      </w:pPr>
+      <w:r>
+        <w:rPr>
+          <w:b w:val="0"/>
+        </w:rPr>
         <w:t>Find the cause and repair one thing.</w:t>
       </w:r>
     </w:p>
     <w:p>
-      <w:r>
-        <w:t>Show your trace, calculation or evidence</w:t>
+      <w:pPr>
+        <w:spacing w:line="336" w:lineRule="auto" w:after="180"/>
+      </w:pPr>
+      <w:r>
+        <w:rPr>
+          <w:b w:val="0"/>
+        </w:rPr>
+        <w:t xml:space="preserve">Show your </w:t>
+      </w:r>
+      <w:r>
+        <w:rPr>
+          <w:b/>
+        </w:rPr>
+        <w:t>trace</w:t>
+      </w:r>
+      <w:r>
+        <w:rPr>
+          <w:b w:val="0"/>
+        </w:rPr>
+        <w:t xml:space="preserve">, calculation or </w:t>
+      </w:r>
+      <w:r>
+        <w:rPr>
+          <w:b/>
+        </w:rPr>
+        <w:t>evidence</w:t>
       </w:r>
     </w:p>
     <w:p>
@@ -458,11 +612,29 @@
     </w:p>
     <w:p>
       <w:r>
+        <w:t>Apply the procedure to the changed case and record why the conclusion follows.</w:t>
+      </w:r>
+    </w:p>
+    <w:p>
+      <w:pPr>
+        <w:spacing w:line="336" w:lineRule="auto" w:after="180"/>
+        <w:shd w:fill="F5F1FB"/>
+      </w:pPr>
+      <w:r>
+        <w:rPr>
+          <w:b w:val="0"/>
+        </w:rPr>
         <w:t>A sorting rule says blue goes left. A blue card goes right. The reader correctly reports blue, but the direction rule says blue goes right. Which part should you fix first?</w:t>
       </w:r>
     </w:p>
     <w:p>
-      <w:r>
+      <w:pPr>
+        <w:spacing w:line="336" w:lineRule="auto" w:after="180"/>
+      </w:pPr>
+      <w:r>
+        <w:rPr>
+          <w:b w:val="0"/>
+        </w:rPr>
         <w:t>My independent answer and reason</w:t>
       </w:r>
     </w:p>
@@ -517,7 +689,42 @@
     </w:p>
     <w:p>
       <w:r>
-        <w:t>Create a changed input, boundary case or missing-information case. Write the expected answer or safe response before testing.</w:t>
+        <w:t>Specify a changed input, expected result and observation separately.</w:t>
+      </w:r>
+    </w:p>
+    <w:p>
+      <w:pPr>
+        <w:spacing w:line="336" w:lineRule="auto" w:after="180"/>
+      </w:pPr>
+      <w:r>
+        <w:rPr>
+          <w:b w:val="0"/>
+        </w:rPr>
+        <w:t xml:space="preserve">Create a changed </w:t>
+      </w:r>
+      <w:r>
+        <w:rPr>
+          <w:b/>
+        </w:rPr>
+        <w:t>input</w:t>
+      </w:r>
+      <w:r>
+        <w:rPr>
+          <w:b w:val="0"/>
+        </w:rPr>
+        <w:t xml:space="preserve">, boundary case or missing-information case. Write the </w:t>
+      </w:r>
+      <w:r>
+        <w:rPr>
+          <w:b/>
+        </w:rPr>
+        <w:t>expected</w:t>
+      </w:r>
+      <w:r>
+        <w:rPr>
+          <w:b w:val="0"/>
+        </w:rPr>
+        <w:t xml:space="preserve"> answer or safe response before testing.</w:t>
       </w:r>
     </w:p>
     <w:tbl>
@@ -646,12 +853,53 @@
     </w:p>
     <w:p>
       <w:r>
-        <w:t>When the sorter fails, log the first wrong stage and change only the responsible rule, input, or label.</w:t>
-      </w:r>
-    </w:p>
-    <w:p>
-      <w:r>
-        <w:t>The project change and evidence I will keep</w:t>
+        <w:t>Justify what Debug the Cause adds to Helpful Classroom Sorter and keep the evidence.</w:t>
+      </w:r>
+    </w:p>
+    <w:p>
+      <w:pPr>
+        <w:spacing w:line="336" w:lineRule="auto" w:after="180"/>
+      </w:pPr>
+      <w:r>
+        <w:rPr>
+          <w:b w:val="0"/>
+        </w:rPr>
+        <w:t xml:space="preserve">When the sorter fails, log the first wrong stage and change only the responsible rule, </w:t>
+      </w:r>
+      <w:r>
+        <w:rPr>
+          <w:b/>
+        </w:rPr>
+        <w:t>input</w:t>
+      </w:r>
+      <w:r>
+        <w:rPr>
+          <w:b w:val="0"/>
+        </w:rPr>
+        <w:t>, or label.</w:t>
+      </w:r>
+    </w:p>
+    <w:p>
+      <w:pPr>
+        <w:spacing w:line="336" w:lineRule="auto" w:after="180"/>
+      </w:pPr>
+      <w:r>
+        <w:rPr>
+          <w:b w:val="0"/>
+        </w:rPr>
+        <w:t xml:space="preserve">The project change and </w:t>
+      </w:r>
+      <w:r>
+        <w:rPr>
+          <w:b/>
+        </w:rPr>
+        <w:t>evidence</w:t>
+      </w:r>
+      <w:r>
+        <w:rPr>
+          <w:b w:val="0"/>
+        </w:rPr>
+        <w:t xml:space="preserve"> I will keep</w:t>
       </w:r>
     </w:p>
     <w:p>
@@ -697,11 +945,54 @@
     </w:p>
     <w:p>
       <w:r>
-        <w:t>I can explain the mechanism. I can show evidence. I can handle a changed case. I can name a limit. Mark each as not yet, with help or independently, and attach supporting work.</w:t>
-      </w:r>
-    </w:p>
-    <w:p>
-      <w:r>
+        <w:t>Judge explanation, evidence, transfer and limits separately; attach the work behind your judgement.</w:t>
+      </w:r>
+    </w:p>
+    <w:p>
+      <w:pPr>
+        <w:pStyle w:val="ListBullet"/>
+      </w:pPr>
+      <w:r>
+        <w:t>I can explain the mechanism.</w:t>
+      </w:r>
+    </w:p>
+    <w:p>
+      <w:pPr>
+        <w:pStyle w:val="ListBullet"/>
+      </w:pPr>
+      <w:r>
+        <w:t>I can show evidence.</w:t>
+      </w:r>
+    </w:p>
+    <w:p>
+      <w:pPr>
+        <w:pStyle w:val="ListBullet"/>
+      </w:pPr>
+      <w:r>
+        <w:t>I can handle a changed case.</w:t>
+      </w:r>
+    </w:p>
+    <w:p>
+      <w:pPr>
+        <w:pStyle w:val="ListBullet"/>
+      </w:pPr>
+      <w:r>
+        <w:t>I can name a limit.</w:t>
+      </w:r>
+    </w:p>
+    <w:p>
+      <w:r>
+        <w:t>Mark each as not yet, with help or independently, and attach supporting work.</w:t>
+      </w:r>
+    </w:p>
+    <w:p>
+      <w:pPr>
+        <w:spacing w:line="336" w:lineRule="auto" w:after="180"/>
+      </w:pPr>
+      <w:r>
+        <w:rPr>
+          <w:b w:val="0"/>
+        </w:rPr>
         <w:t>Teacher review ____________________  Next step ____________________</w:t>
       </w:r>
     </w:p>
@@ -715,7 +1006,29 @@
     </w:p>
     <w:p>
       <w:r>
-        <w:t>The requirement is to move exactly three squares forward from any valid starting square, then stop. Starting at square 0, repeat twice {MOVE 1}; STOP ends at 2. A teammate reduces the required distance to two squares. Repair the program without changing the requirement; test starts 0 and 2.</w:t>
+        <w:t>Use this earlier case as transfer practice. A case already discussed with feedback is not fresh assessment evidence.</w:t>
+      </w:r>
+    </w:p>
+    <w:p>
+      <w:pPr>
+        <w:spacing w:line="336" w:lineRule="auto" w:after="180"/>
+      </w:pPr>
+      <w:r>
+        <w:rPr>
+          <w:b w:val="0"/>
+        </w:rPr>
+        <w:t>The requirement is to move exactly three squares forward from any valid starting square, then stop. Starting at square 0, repeat twice {MOVE 1}; STOP ends at 2. A teammate reduces the required distance to two squares.</w:t>
+      </w:r>
+    </w:p>
+    <w:p>
+      <w:pPr>
+        <w:spacing w:line="336" w:lineRule="auto" w:after="180"/>
+      </w:pPr>
+      <w:r>
+        <w:rPr>
+          <w:b w:val="0"/>
+        </w:rPr>
+        <w:t>Repair the program without changing the requirement; test starts 0 and 2.</w:t>
       </w:r>
     </w:p>
     <w:p>
@@ -762,7 +1075,13 @@
       </w:r>
     </w:p>
     <w:p>
-      <w:r>
+      <w:pPr>
+        <w:spacing w:line="336" w:lineRule="auto" w:after="180"/>
+      </w:pPr>
+      <w:r>
+        <w:rPr>
+          <w:b w:val="0"/>
+        </w:rPr>
         <w:t>Record support used: none, hint or teacher explanation.</w:t>
       </w:r>
     </w:p>
@@ -776,7 +1095,65 @@
     </w:p>
     <w:p>
       <w:r>
-        <w:t>A procedure must add 2, double the updated value, then subtract 1. Starting at 3, an observed trace is 3, 5, 8, 7. Write the expected trace, identify the first difference and explain why the final subtraction is not necessarily a separate fault.</w:t>
+        <w:t>Locate the first difference. Apply the supplied Debug the Cause facts and keep your reasoning.</w:t>
+      </w:r>
+    </w:p>
+    <w:p>
+      <w:pPr>
+        <w:spacing w:line="336" w:lineRule="auto" w:after="180"/>
+      </w:pPr>
+      <w:r>
+        <w:rPr>
+          <w:b w:val="0"/>
+        </w:rPr>
+        <w:t xml:space="preserve">A procedure must add 2, double the updated value, then subtract 1. Starting at 3, an observed </w:t>
+      </w:r>
+      <w:r>
+        <w:rPr>
+          <w:b/>
+        </w:rPr>
+        <w:t>trace</w:t>
+      </w:r>
+      <w:r>
+        <w:rPr>
+          <w:b w:val="0"/>
+        </w:rPr>
+        <w:t xml:space="preserve"> is 3, 5, 8, 7.</w:t>
+      </w:r>
+    </w:p>
+    <w:p>
+      <w:pPr>
+        <w:spacing w:line="336" w:lineRule="auto" w:after="180"/>
+      </w:pPr>
+      <w:r>
+        <w:rPr>
+          <w:b w:val="0"/>
+        </w:rPr>
+        <w:t xml:space="preserve">Write the </w:t>
+      </w:r>
+      <w:r>
+        <w:rPr>
+          <w:b/>
+        </w:rPr>
+        <w:t>expected</w:t>
+      </w:r>
+      <w:r>
+        <w:rPr>
+          <w:b w:val="0"/>
+        </w:rPr>
+        <w:t xml:space="preserve"> </w:t>
+      </w:r>
+      <w:r>
+        <w:rPr>
+          <w:b/>
+        </w:rPr>
+        <w:t>trace</w:t>
+      </w:r>
+      <w:r>
+        <w:rPr>
+          <w:b w:val="0"/>
+        </w:rPr>
+        <w:t>, identify the first difference and explain why the final subtraction is not necessarily a separate fault.</w:t>
       </w:r>
     </w:p>
     <w:p>
@@ -832,7 +1209,29 @@
     </w:p>
     <w:p>
       <w:r>
-        <w:t>In W1 the faulty middle step may add 3, or add the original starting value. Both explain 5 becoming 8 when the start is 3. Choose start 1 or start 3 for a revealing new test. Predict the final result under each explanation and under the intended procedure.</w:t>
+        <w:t>Choose between two explanations. Apply the supplied Debug the Cause facts and keep your reasoning.</w:t>
+      </w:r>
+    </w:p>
+    <w:p>
+      <w:pPr>
+        <w:spacing w:line="336" w:lineRule="auto" w:after="180"/>
+      </w:pPr>
+      <w:r>
+        <w:rPr>
+          <w:b w:val="0"/>
+        </w:rPr>
+        <w:t>In W1 the faulty middle step may add 3, or add the original starting value. Both explain 5 becoming 8 when the start is 3. Choose start 1 or start 3 for a revealing new test.</w:t>
+      </w:r>
+    </w:p>
+    <w:p>
+      <w:pPr>
+        <w:spacing w:line="336" w:lineRule="auto" w:after="180"/>
+      </w:pPr>
+      <w:r>
+        <w:rPr>
+          <w:b w:val="0"/>
+        </w:rPr>
+        <w:t>Predict the final result under each explanation and under the intended procedure.</w:t>
       </w:r>
     </w:p>
     <w:p>
@@ -883,7 +1282,89 @@
     </w:p>
     <w:p>
       <w:r>
-        <w:t>A learner repairs the original points machine by reporting 12 for every input, because 12 is correct from start 4. Give a different starting input and its expected output under add 3, double, subtract 2. Explain why the constant report is not a valid repair and what earlier evidence should be preserved.</w:t>
+        <w:t>Reject a repair that hides the symptom. Apply the supplied Debug the Cause facts and keep your reasoning.</w:t>
+      </w:r>
+    </w:p>
+    <w:p>
+      <w:pPr>
+        <w:spacing w:line="336" w:lineRule="auto" w:after="180"/>
+      </w:pPr>
+      <w:r>
+        <w:rPr>
+          <w:b w:val="0"/>
+        </w:rPr>
+        <w:t xml:space="preserve">A learner repairs the original points machine by reporting 12 for every </w:t>
+      </w:r>
+      <w:r>
+        <w:rPr>
+          <w:b/>
+        </w:rPr>
+        <w:t>input</w:t>
+      </w:r>
+      <w:r>
+        <w:rPr>
+          <w:b w:val="0"/>
+        </w:rPr>
+        <w:t xml:space="preserve">, because 12 is correct from start 4. Give a different starting </w:t>
+      </w:r>
+      <w:r>
+        <w:rPr>
+          <w:b/>
+        </w:rPr>
+        <w:t>input</w:t>
+      </w:r>
+      <w:r>
+        <w:rPr>
+          <w:b w:val="0"/>
+        </w:rPr>
+        <w:t xml:space="preserve"> and its </w:t>
+      </w:r>
+      <w:r>
+        <w:rPr>
+          <w:b/>
+        </w:rPr>
+        <w:t>expected</w:t>
+      </w:r>
+      <w:r>
+        <w:rPr>
+          <w:b w:val="0"/>
+        </w:rPr>
+        <w:t xml:space="preserve"> </w:t>
+      </w:r>
+      <w:r>
+        <w:rPr>
+          <w:b/>
+        </w:rPr>
+        <w:t>output</w:t>
+      </w:r>
+      <w:r>
+        <w:rPr>
+          <w:b w:val="0"/>
+        </w:rPr>
+        <w:t xml:space="preserve"> under add 3, double, subtract 2.</w:t>
+      </w:r>
+    </w:p>
+    <w:p>
+      <w:pPr>
+        <w:spacing w:line="336" w:lineRule="auto" w:after="180"/>
+      </w:pPr>
+      <w:r>
+        <w:rPr>
+          <w:b w:val="0"/>
+        </w:rPr>
+        <w:t xml:space="preserve">Explain why the constant report is not a valid repair and what earlier </w:t>
+      </w:r>
+      <w:r>
+        <w:rPr>
+          <w:b/>
+        </w:rPr>
+        <w:t>evidence</w:t>
+      </w:r>
+      <w:r>
+        <w:rPr>
+          <w:b w:val="0"/>
+        </w:rPr>
+        <w:t xml:space="preserve"> should be preserved.</w:t>
       </w:r>
     </w:p>
     <w:p>
@@ -934,7 +1415,41 @@
     </w:p>
     <w:p>
       <w:r>
-        <w:t>A paper ticket rule must add 1 to the input count. If the updated count is at least 5, report Group; otherwise report Single. A copied version says above 5. Choose the smallest three consecutive nonnegative starting counts that test just below, exactly at and just above the comparison boundary. Predict both versions, identify the revealing start and state the repair and retests.</w:t>
+        <w:t>Attempt before feedback. If this repeats the selected independent case, reuse that first attempt; otherwise keep a separate record. Debug a new ticket rule. Apply the supplied Debug the Cause facts and keep your reasoning.</w:t>
+      </w:r>
+    </w:p>
+    <w:p>
+      <w:pPr>
+        <w:spacing w:line="336" w:lineRule="auto" w:after="180"/>
+      </w:pPr>
+      <w:r>
+        <w:rPr>
+          <w:b w:val="0"/>
+        </w:rPr>
+        <w:t xml:space="preserve">A paper ticket rule must add 1 to the </w:t>
+      </w:r>
+      <w:r>
+        <w:rPr>
+          <w:b/>
+        </w:rPr>
+        <w:t>input</w:t>
+      </w:r>
+      <w:r>
+        <w:rPr>
+          <w:b w:val="0"/>
+        </w:rPr>
+        <w:t xml:space="preserve"> count. If the updated count is at least 5, report Group; otherwise report Single. A copied version says above 5.</w:t>
+      </w:r>
+    </w:p>
+    <w:p>
+      <w:pPr>
+        <w:spacing w:line="336" w:lineRule="auto" w:after="180"/>
+      </w:pPr>
+      <w:r>
+        <w:rPr>
+          <w:b w:val="0"/>
+        </w:rPr>
+        <w:t>Choose the smallest three consecutive nonnegative starting counts that test just below, exactly at and just above the comparison boundary. Predict both versions, identify the revealing start and state the repair and retests.</w:t>
       </w:r>
     </w:p>
     <w:p>
@@ -995,7 +1510,77 @@
     </w:p>
     <w:p>
       <w:r>
-        <w:t>After repairing W4, all three chosen tests pass. Write a short report with the fault, the exact repair, the three inputs and expected outputs, and what those passing tests establish. Explain why saying every possible error is now impossible would go beyond the evidence.</w:t>
+        <w:t>Make a defensible completion claim. Apply the supplied Debug the Cause facts and keep your reasoning.</w:t>
+      </w:r>
+    </w:p>
+    <w:p>
+      <w:pPr>
+        <w:spacing w:line="336" w:lineRule="auto" w:after="180"/>
+      </w:pPr>
+      <w:r>
+        <w:rPr>
+          <w:b w:val="0"/>
+        </w:rPr>
+        <w:t xml:space="preserve">After repairing W4, all three chosen tests pass. Write a short report with the fault, the exact repair, the three </w:t>
+      </w:r>
+      <w:r>
+        <w:rPr>
+          <w:b/>
+        </w:rPr>
+        <w:t>input</w:t>
+      </w:r>
+      <w:r>
+        <w:rPr>
+          <w:b w:val="0"/>
+        </w:rPr>
+        <w:t xml:space="preserve">s and </w:t>
+      </w:r>
+      <w:r>
+        <w:rPr>
+          <w:b/>
+        </w:rPr>
+        <w:t>expected</w:t>
+      </w:r>
+      <w:r>
+        <w:rPr>
+          <w:b w:val="0"/>
+        </w:rPr>
+        <w:t xml:space="preserve"> </w:t>
+      </w:r>
+      <w:r>
+        <w:rPr>
+          <w:b/>
+        </w:rPr>
+        <w:t>output</w:t>
+      </w:r>
+      <w:r>
+        <w:rPr>
+          <w:b w:val="0"/>
+        </w:rPr>
+        <w:t>s, and what those passing tests establish.</w:t>
+      </w:r>
+    </w:p>
+    <w:p>
+      <w:pPr>
+        <w:spacing w:line="336" w:lineRule="auto" w:after="180"/>
+      </w:pPr>
+      <w:r>
+        <w:rPr>
+          <w:b w:val="0"/>
+        </w:rPr>
+        <w:t xml:space="preserve">Explain why saying every possible error is now impossible would go beyond the </w:t>
+      </w:r>
+      <w:r>
+        <w:rPr>
+          <w:b/>
+        </w:rPr>
+        <w:t>evidence</w:t>
+      </w:r>
+      <w:r>
+        <w:rPr>
+          <w:b w:val="0"/>
+        </w:rPr>
+        <w:t>.</w:t>
       </w:r>
     </w:p>
     <w:p>
@@ -1042,6 +1627,11 @@
       </w:pPr>
       <w:r>
         <w:t>17. Feedback, return check and learning record</w:t>
+      </w:r>
+    </w:p>
+    <w:p>
+      <w:r>
+        <w:t>Record the first repaired step and a different case to revisit after a delay.</w:t>
       </w:r>
     </w:p>
     <w:tbl>
@@ -1181,7 +1771,13 @@
       </w:tr>
     </w:tbl>
     <w:p>
-      <w:r>
+      <w:pPr>
+        <w:spacing w:line="336" w:lineRule="auto" w:after="180"/>
+      </w:pPr>
+      <w:r>
+        <w:rPr>
+          <w:b w:val="0"/>
+        </w:rPr>
         <w:t>Revisit this idea with your teacher after a delay. Familiarity is different from explaining and using it on a changed case.</w:t>
       </w:r>
     </w:p>
@@ -1195,17 +1791,76 @@
     </w:p>
     <w:p>
       <w:r>
+        <w:t>A fictional paper calculator should double the current value, but a copied instruction behaves strangely. Explain the labelled step before checking the changed condition.</w:t>
+      </w:r>
+    </w:p>
+    <w:p>
+      <w:pPr>
+        <w:spacing w:line="336" w:lineRule="auto" w:after="180"/>
+      </w:pPr>
+      <w:r>
+        <w:rPr>
+          <w:b w:val="0"/>
+        </w:rPr>
         <w:t>A fictional paper calculator should double the current value, but a copied instruction behaves strangely.</w:t>
       </w:r>
     </w:p>
     <w:p>
-      <w:r>
-        <w:t>After input 6, the faulty step reports 12. Hypothesis A: add 6. Hypothesis B: double.</w:t>
-      </w:r>
-    </w:p>
-    <w:p>
-      <w:r>
-        <w:t>Both hypotheses fit this first observation. A new input may be chosen.</w:t>
+      <w:pPr>
+        <w:spacing w:line="336" w:lineRule="auto" w:after="180"/>
+      </w:pPr>
+      <w:r>
+        <w:rPr>
+          <w:b w:val="0"/>
+        </w:rPr>
+        <w:t xml:space="preserve">After </w:t>
+      </w:r>
+      <w:r>
+        <w:rPr>
+          <w:b/>
+        </w:rPr>
+        <w:t>input</w:t>
+      </w:r>
+      <w:r>
+        <w:rPr>
+          <w:b w:val="0"/>
+        </w:rPr>
+        <w:t xml:space="preserve"> 6, the faulty step reports 12. Hypothesis A: add 6. Hypothesis B: double.</w:t>
+      </w:r>
+    </w:p>
+    <w:p>
+      <w:pPr>
+        <w:spacing w:line="336" w:lineRule="auto" w:after="180"/>
+      </w:pPr>
+      <w:r>
+        <w:rPr>
+          <w:b w:val="0"/>
+        </w:rPr>
+        <w:t xml:space="preserve">Both hypotheses fit this first </w:t>
+      </w:r>
+      <w:r>
+        <w:rPr>
+          <w:b/>
+        </w:rPr>
+        <w:t>observation</w:t>
+      </w:r>
+      <w:r>
+        <w:rPr>
+          <w:b w:val="0"/>
+        </w:rPr>
+        <w:t xml:space="preserve">. A new </w:t>
+      </w:r>
+      <w:r>
+        <w:rPr>
+          <w:b/>
+        </w:rPr>
+        <w:t>input</w:t>
+      </w:r>
+      <w:r>
+        <w:rPr>
+          <w:b w:val="0"/>
+        </w:rPr>
+        <w:t xml:space="preserve"> may be chosen.</w:t>
       </w:r>
     </w:p>
     <w:p>
@@ -1281,8 +1936,50 @@
       </w:r>
     </w:p>
     <w:p>
-      <w:r>
-        <w:t>Propose input 0 and give both predicted outputs without inventing an observed result.</w:t>
+      <w:pPr>
+        <w:spacing w:line="336" w:lineRule="auto" w:after="180"/>
+      </w:pPr>
+      <w:r>
+        <w:rPr>
+          <w:b w:val="0"/>
+        </w:rPr>
+        <w:t xml:space="preserve">Propose </w:t>
+      </w:r>
+      <w:r>
+        <w:rPr>
+          <w:b/>
+        </w:rPr>
+        <w:t>input</w:t>
+      </w:r>
+      <w:r>
+        <w:rPr>
+          <w:b w:val="0"/>
+        </w:rPr>
+        <w:t xml:space="preserve"> 0 and give both predicted </w:t>
+      </w:r>
+      <w:r>
+        <w:rPr>
+          <w:b/>
+        </w:rPr>
+        <w:t>output</w:t>
+      </w:r>
+      <w:r>
+        <w:rPr>
+          <w:b w:val="0"/>
+        </w:rPr>
+        <w:t xml:space="preserve">s without inventing an </w:t>
+      </w:r>
+      <w:r>
+        <w:rPr>
+          <w:b/>
+        </w:rPr>
+        <w:t>observed result</w:t>
+      </w:r>
+      <w:r>
+        <w:rPr>
+          <w:b w:val="0"/>
+        </w:rPr>
+        <w:t>.</w:t>
       </w:r>
     </w:p>
     <w:p>
@@ -1324,13 +2021,58 @@
       </w:r>
     </w:p>
     <w:p>
-      <w:r>
-        <w:t>Support used: alone / hint / worked example. This record is practice evidence.</w:t>
-      </w:r>
-    </w:p>
-    <w:p>
-      <w:r>
-        <w:t>Project connection: When the sorter fails, write competing explanations and predicted traces before changing code or instructions.</w:t>
+      <w:pPr>
+        <w:pStyle w:val="Heading3"/>
+      </w:pPr>
+      <w:r>
+        <w:t>Record the help used</w:t>
+      </w:r>
+    </w:p>
+    <w:p>
+      <w:pPr>
+        <w:spacing w:line="336" w:lineRule="auto" w:after="180"/>
+        <w:shd w:fill="F1F6F8"/>
+      </w:pPr>
+      <w:r>
+        <w:rPr>
+          <w:b w:val="0"/>
+        </w:rPr>
+        <w:t xml:space="preserve">Support used: alone / hint / worked example. This record is practice </w:t>
+      </w:r>
+      <w:r>
+        <w:rPr>
+          <w:b/>
+        </w:rPr>
+        <w:t>evidence</w:t>
+      </w:r>
+      <w:r>
+        <w:rPr>
+          <w:b w:val="0"/>
+        </w:rPr>
+        <w:t>.</w:t>
+      </w:r>
+    </w:p>
+    <w:p>
+      <w:pPr>
+        <w:spacing w:line="336" w:lineRule="auto" w:after="180"/>
+      </w:pPr>
+      <w:r>
+        <w:rPr>
+          <w:b w:val="0"/>
+        </w:rPr>
+        <w:t xml:space="preserve">Project connection: When the sorter fails, write competing explanations and predicted </w:t>
+      </w:r>
+      <w:r>
+        <w:rPr>
+          <w:b/>
+        </w:rPr>
+        <w:t>trace</w:t>
+      </w:r>
+      <w:r>
+        <w:rPr>
+          <w:b w:val="0"/>
+        </w:rPr>
+        <w:t>s before changing code or instructions.</w:t>
       </w:r>
     </w:p>
     <w:p>
@@ -1343,17 +2085,88 @@
     </w:p>
     <w:p>
       <w:r>
+        <w:t>Keep this week’s input, deciding step, result and limit together in the Helpful Classroom Sorter record.</w:t>
+      </w:r>
+    </w:p>
+    <w:p>
+      <w:pPr>
+        <w:spacing w:line="336" w:lineRule="auto" w:after="180"/>
+      </w:pPr>
+      <w:r>
+        <w:rPr>
+          <w:b w:val="0"/>
+        </w:rPr>
         <w:t>Project: Helpful Classroom Sorter</w:t>
       </w:r>
     </w:p>
     <w:p>
-      <w:r>
-        <w:t>Current milestone: Make a transparent first version. Keep a trace of how one input becomes an output; explain the rule or learned component.</w:t>
-      </w:r>
-    </w:p>
-    <w:p>
-      <w:r>
-        <w:t>When the sorter fails, write competing explanations and predicted traces before changing code or instructions.</w:t>
+      <w:pPr>
+        <w:spacing w:line="336" w:lineRule="auto" w:after="180"/>
+      </w:pPr>
+      <w:r>
+        <w:rPr>
+          <w:b w:val="0"/>
+        </w:rPr>
+        <w:t xml:space="preserve">Current milestone: Make a transparent first version. Keep a </w:t>
+      </w:r>
+      <w:r>
+        <w:rPr>
+          <w:b/>
+        </w:rPr>
+        <w:t>trace</w:t>
+      </w:r>
+      <w:r>
+        <w:rPr>
+          <w:b w:val="0"/>
+        </w:rPr>
+        <w:t xml:space="preserve"> of how one </w:t>
+      </w:r>
+      <w:r>
+        <w:rPr>
+          <w:b/>
+        </w:rPr>
+        <w:t>input</w:t>
+      </w:r>
+      <w:r>
+        <w:rPr>
+          <w:b w:val="0"/>
+        </w:rPr>
+        <w:t xml:space="preserve"> becomes an </w:t>
+      </w:r>
+      <w:r>
+        <w:rPr>
+          <w:b/>
+        </w:rPr>
+        <w:t>output</w:t>
+      </w:r>
+      <w:r>
+        <w:rPr>
+          <w:b w:val="0"/>
+        </w:rPr>
+        <w:t>; explain the rule or learned component.</w:t>
+      </w:r>
+    </w:p>
+    <w:p>
+      <w:pPr>
+        <w:spacing w:line="336" w:lineRule="auto" w:after="180"/>
+      </w:pPr>
+      <w:r>
+        <w:rPr>
+          <w:b w:val="0"/>
+        </w:rPr>
+        <w:t xml:space="preserve">When the sorter fails, write competing explanations and predicted </w:t>
+      </w:r>
+      <w:r>
+        <w:rPr>
+          <w:b/>
+        </w:rPr>
+        <w:t>trace</w:t>
+      </w:r>
+      <w:r>
+        <w:rPr>
+          <w:b w:val="0"/>
+        </w:rPr>
+        <w:t>s before changing code or instructions.</w:t>
       </w:r>
     </w:p>
     <w:tbl>
@@ -1515,11 +2328,28 @@
     </w:p>
     <w:p>
       <w:r>
+        <w:t>Try the supported questions before comparing with hints and feedback. Record what you repaired and the evidence you retained.</w:t>
+      </w:r>
+    </w:p>
+    <w:p>
+      <w:pPr>
+        <w:spacing w:line="336" w:lineRule="auto" w:after="180"/>
+      </w:pPr>
+      <w:r>
+        <w:rPr>
+          <w:b w:val="0"/>
+        </w:rPr>
         <w:t>Use this supported practice once, in the browser or on paper. Keep the reserved independent assessment for a separate first attempt before teacher feedback.</w:t>
       </w:r>
     </w:p>
     <w:p>
-      <w:r>
+      <w:pPr>
+        <w:spacing w:line="336" w:lineRule="auto" w:after="180"/>
+      </w:pPr>
+      <w:r>
+        <w:rPr>
+          <w:b w:val="0"/>
+        </w:rPr>
         <w:t>A fictional paper calculator should double the current value, but a copied instruction behaves strangely.</w:t>
       </w:r>
     </w:p>
@@ -1532,27 +2362,61 @@
       </w:r>
     </w:p>
     <w:p>
-      <w:r>
+      <w:pPr>
+        <w:spacing w:line="336" w:lineRule="auto" w:after="180"/>
+      </w:pPr>
+      <w:r>
+        <w:rPr>
+          <w:b w:val="0"/>
+        </w:rPr>
         <w:t>Which labelled step matches this detail? This record supports add-6 over doubling for this comparison.</w:t>
       </w:r>
     </w:p>
     <w:p>
-      <w:r>
+      <w:pPr>
+        <w:spacing w:line="336" w:lineRule="auto" w:after="180"/>
+        <w:shd w:fill="F4F9FC"/>
+      </w:pPr>
+      <w:r>
+        <w:rPr>
+          <w:b w:val="0"/>
+        </w:rPr>
         <w:t>1. Observe</w:t>
       </w:r>
     </w:p>
     <w:p>
-      <w:r>
+      <w:pPr>
+        <w:spacing w:line="336" w:lineRule="auto" w:after="180"/>
+        <w:shd w:fill="F4F9FC"/>
+      </w:pPr>
+      <w:r>
+        <w:rPr>
+          <w:b w:val="0"/>
+        </w:rPr>
         <w:t>2. Run revealing test</w:t>
       </w:r>
     </w:p>
     <w:p>
-      <w:r>
+      <w:pPr>
+        <w:spacing w:line="336" w:lineRule="auto" w:after="180"/>
+        <w:shd w:fill="F4F9FC"/>
+      </w:pPr>
+      <w:r>
+        <w:rPr>
+          <w:b w:val="0"/>
+        </w:rPr>
         <w:t>3. Predict alternatives</w:t>
       </w:r>
     </w:p>
     <w:p>
-      <w:r>
+      <w:pPr>
+        <w:spacing w:line="336" w:lineRule="auto" w:after="180"/>
+        <w:shd w:fill="F4F9FC"/>
+      </w:pPr>
+      <w:r>
+        <w:rPr>
+          <w:b w:val="0"/>
+        </w:rPr>
         <w:t>4. Locate cause</w:t>
       </w:r>
     </w:p>
@@ -1590,41 +2454,185 @@
       </w:r>
     </w:p>
     <w:p>
-      <w:r>
+      <w:pPr>
+        <w:pStyle w:val="Heading3"/>
+      </w:pPr>
+      <w:r>
+        <w:t>Hint · try first</w:t>
+      </w:r>
+    </w:p>
+    <w:p>
+      <w:pPr>
+        <w:spacing w:line="336" w:lineRule="auto" w:after="180"/>
+        <w:shd w:fill="F1F6F8"/>
+      </w:pPr>
+      <w:r>
+        <w:rPr>
+          <w:b w:val="0"/>
+        </w:rPr>
         <w:t>Hint if needed: Read the steps in the pictorial case. Match the supplied detail to the stage that performs or records it.</w:t>
       </w:r>
     </w:p>
     <w:p>
-      <w:r>
-        <w:t>After your attempt, compare with the supported explanation: Locate cause This record supports add-6 over doubling for this comparison. Repeating input 6 would not separate the two hypotheses because both again predict 12. Input 2 makes their predictions different before the test is run. The second record supports investigating an added constant, but inspecting the instruction is still needed to confirm the implementation.</w:t>
-      </w:r>
-    </w:p>
-    <w:p>
       <w:pPr>
         <w:pStyle w:val="Heading3"/>
       </w:pPr>
       <w:r>
+        <w:t>Feedback · compare after trying</w:t>
+      </w:r>
+    </w:p>
+    <w:p>
+      <w:pPr>
+        <w:spacing w:line="336" w:lineRule="auto" w:after="180"/>
+        <w:shd w:fill="F1F6FC"/>
+      </w:pPr>
+      <w:r>
+        <w:rPr>
+          <w:b w:val="0"/>
+        </w:rPr>
+        <w:t xml:space="preserve">After your attempt, compare with the supported explanation: Locate cause This record supports add-6 over doubling for this comparison. Repeating </w:t>
+      </w:r>
+      <w:r>
+        <w:rPr>
+          <w:b/>
+        </w:rPr>
+        <w:t>input</w:t>
+      </w:r>
+      <w:r>
+        <w:rPr>
+          <w:b w:val="0"/>
+        </w:rPr>
+        <w:t xml:space="preserve"> 6 would not separate the two hypotheses because both again predict 12.</w:t>
+      </w:r>
+    </w:p>
+    <w:p>
+      <w:pPr>
+        <w:spacing w:line="336" w:lineRule="auto" w:after="180"/>
+        <w:shd w:fill="F1F6FC"/>
+      </w:pPr>
+      <w:r>
+        <w:rPr>
+          <w:b/>
+        </w:rPr>
+        <w:t>Input</w:t>
+      </w:r>
+      <w:r>
+        <w:rPr>
+          <w:b w:val="0"/>
+        </w:rPr>
+        <w:t xml:space="preserve"> 2 makes their </w:t>
+      </w:r>
+      <w:r>
+        <w:rPr>
+          <w:b/>
+        </w:rPr>
+        <w:t>prediction</w:t>
+      </w:r>
+      <w:r>
+        <w:rPr>
+          <w:b w:val="0"/>
+        </w:rPr>
+        <w:t>s different before the test is run. The second record supports investigating an added constant, but inspecting the instruction is still needed to confirm the implementation.</w:t>
+      </w:r>
+    </w:p>
+    <w:p>
+      <w:pPr>
+        <w:pStyle w:val="Heading3"/>
+      </w:pPr>
+      <w:r>
         <w:t>Practice 2: explain the deciding evidence</w:t>
       </w:r>
     </w:p>
     <w:p>
-      <w:r>
-        <w:t>Changed-case practice: Use input 6 again instead of 2. Which conclusion is supported by the supplied facts?</w:t>
-      </w:r>
-    </w:p>
-    <w:p>
-      <w:r>
-        <w:t>1. We can decide the result without examining the changed input or the procedure.</w:t>
-      </w:r>
-    </w:p>
-    <w:p>
-      <w:r>
+      <w:pPr>
+        <w:pStyle w:val="Heading3"/>
+      </w:pPr>
+      <w:r>
+        <w:t>Changed case · predict first</w:t>
+      </w:r>
+    </w:p>
+    <w:p>
+      <w:pPr>
+        <w:spacing w:line="336" w:lineRule="auto" w:after="180"/>
+        <w:shd w:fill="F5F1FB"/>
+      </w:pPr>
+      <w:r>
+        <w:rPr>
+          <w:b w:val="0"/>
+        </w:rPr>
+        <w:t xml:space="preserve">Changed-case practice: Use </w:t>
+      </w:r>
+      <w:r>
+        <w:rPr>
+          <w:b/>
+        </w:rPr>
+        <w:t>input</w:t>
+      </w:r>
+      <w:r>
+        <w:rPr>
+          <w:b w:val="0"/>
+        </w:rPr>
+        <w:t xml:space="preserve"> 6 again instead of 2. Which conclusion is supported by the supplied facts?</w:t>
+      </w:r>
+    </w:p>
+    <w:p>
+      <w:pPr>
+        <w:spacing w:line="336" w:lineRule="auto" w:after="180"/>
+        <w:shd w:fill="F4F9FC"/>
+      </w:pPr>
+      <w:r>
+        <w:rPr>
+          <w:b w:val="0"/>
+        </w:rPr>
+        <w:t xml:space="preserve">1. We can decide the result without examining the changed </w:t>
+      </w:r>
+      <w:r>
+        <w:rPr>
+          <w:b/>
+        </w:rPr>
+        <w:t>input</w:t>
+      </w:r>
+      <w:r>
+        <w:rPr>
+          <w:b w:val="0"/>
+        </w:rPr>
+        <w:t xml:space="preserve"> or the procedure.</w:t>
+      </w:r>
+    </w:p>
+    <w:p>
+      <w:pPr>
+        <w:spacing w:line="336" w:lineRule="auto" w:after="180"/>
+        <w:shd w:fill="F4F9FC"/>
+      </w:pPr>
+      <w:r>
+        <w:rPr>
+          <w:b w:val="0"/>
+        </w:rPr>
         <w:t>2. Both hypotheses predict 12; the test remains inconclusive.</w:t>
       </w:r>
     </w:p>
     <w:p>
-      <w:r>
-        <w:t>3. This one example guarantees correct results for every future input.</w:t>
+      <w:pPr>
+        <w:spacing w:line="336" w:lineRule="auto" w:after="180"/>
+        <w:shd w:fill="F4F9FC"/>
+      </w:pPr>
+      <w:r>
+        <w:rPr>
+          <w:b w:val="0"/>
+        </w:rPr>
+        <w:t xml:space="preserve">3. This one example guarantees correct results for every future </w:t>
+      </w:r>
+      <w:r>
+        <w:rPr>
+          <w:b/>
+        </w:rPr>
+        <w:t>input</w:t>
+      </w:r>
+      <w:r>
+        <w:rPr>
+          <w:b w:val="0"/>
+        </w:rPr>
+        <w:t>.</w:t>
       </w:r>
     </w:p>
     <w:p>
@@ -1661,36 +2669,177 @@
       </w:r>
     </w:p>
     <w:p>
-      <w:r>
-        <w:t>Hint if needed: Use the changed condition and the deciding step in the pictorial trace. The answer must say what follows from those facts.</w:t>
-      </w:r>
-    </w:p>
-    <w:p>
-      <w:r>
-        <w:t>After your attempt, compare with the supported explanation: Both hypotheses predict 12; the test remains inconclusive. A revealing test requires different predicted outputs, not merely another recorded run.</w:t>
-      </w:r>
-    </w:p>
-    <w:p>
       <w:pPr>
         <w:pStyle w:val="Heading3"/>
       </w:pPr>
       <w:r>
+        <w:t>Hint · try first</w:t>
+      </w:r>
+    </w:p>
+    <w:p>
+      <w:pPr>
+        <w:spacing w:line="336" w:lineRule="auto" w:after="180"/>
+        <w:shd w:fill="F1F6F8"/>
+      </w:pPr>
+      <w:r>
+        <w:rPr>
+          <w:b w:val="0"/>
+        </w:rPr>
+        <w:t xml:space="preserve">Hint if needed: Use the changed condition and the deciding step in the pictorial </w:t>
+      </w:r>
+      <w:r>
+        <w:rPr>
+          <w:b/>
+        </w:rPr>
+        <w:t>trace</w:t>
+      </w:r>
+      <w:r>
+        <w:rPr>
+          <w:b w:val="0"/>
+        </w:rPr>
+        <w:t>. The answer must say what follows from those facts.</w:t>
+      </w:r>
+    </w:p>
+    <w:p>
+      <w:pPr>
+        <w:pStyle w:val="Heading3"/>
+      </w:pPr>
+      <w:r>
+        <w:t>Feedback · compare after trying</w:t>
+      </w:r>
+    </w:p>
+    <w:p>
+      <w:pPr>
+        <w:spacing w:line="336" w:lineRule="auto" w:after="180"/>
+        <w:shd w:fill="F1F6FC"/>
+      </w:pPr>
+      <w:r>
+        <w:rPr>
+          <w:b w:val="0"/>
+        </w:rPr>
+        <w:t xml:space="preserve">After your attempt, compare with the supported explanation: Both hypotheses predict 12; the test remains inconclusive. A revealing test requires different predicted </w:t>
+      </w:r>
+      <w:r>
+        <w:rPr>
+          <w:b/>
+        </w:rPr>
+        <w:t>output</w:t>
+      </w:r>
+      <w:r>
+        <w:rPr>
+          <w:b w:val="0"/>
+        </w:rPr>
+        <w:t>s, not merely another recorded run.</w:t>
+      </w:r>
+    </w:p>
+    <w:p>
+      <w:pPr>
+        <w:pStyle w:val="Heading3"/>
+      </w:pPr>
+      <w:r>
         <w:t>Repair a missing building block</w:t>
       </w:r>
     </w:p>
     <w:p>
-      <w:r>
-        <w:t>Review Repeating Efficiently (ai-1/11). Goal: Trace a loop by testing its condition before every repetition. Short practice: Trace a fresh start of 9. How many additions occur, and must the report equal 10?. Return to this week and explain what you changed.</w:t>
-      </w:r>
-    </w:p>
-    <w:p>
-      <w:r>
-        <w:t>Review Algorithms as Recipes (ai-1/9). Goal: Trace an ordered algorithm using the current value after every instruction. Short practice: Use the arrows to explain where the two zero-start runs first differ.. Return to this week and explain what you changed.</w:t>
-      </w:r>
-    </w:p>
-    <w:p>
-      <w:r>
-        <w:t>Review Sound Becomes a Signal (ai-1/6). Goal: Interpret an ordered sequence of sound-signal samples with a stated time interval. Short practice: Does the all-zero retained record prove the full signal was silent? Use the picture.. Return to this week and explain what you changed.</w:t>
+      <w:pPr>
+        <w:spacing w:line="336" w:lineRule="auto" w:after="180"/>
+      </w:pPr>
+      <w:r>
+        <w:rPr>
+          <w:b w:val="0"/>
+        </w:rPr>
+        <w:t xml:space="preserve">Review Repeating Efficiently (ai-1/11). Goal: </w:t>
+      </w:r>
+      <w:r>
+        <w:rPr>
+          <w:b/>
+        </w:rPr>
+        <w:t>Trace</w:t>
+      </w:r>
+      <w:r>
+        <w:rPr>
+          <w:b w:val="0"/>
+        </w:rPr>
+        <w:t xml:space="preserve"> a loop by testing its condition before every repetition. Short practice: </w:t>
+      </w:r>
+      <w:r>
+        <w:rPr>
+          <w:b/>
+        </w:rPr>
+        <w:t>Trace</w:t>
+      </w:r>
+      <w:r>
+        <w:rPr>
+          <w:b w:val="0"/>
+        </w:rPr>
+        <w:t xml:space="preserve"> a fresh start of 9. How many additions occur, and must the report equal 10?.</w:t>
+      </w:r>
+    </w:p>
+    <w:p>
+      <w:pPr>
+        <w:spacing w:line="336" w:lineRule="auto" w:after="180"/>
+      </w:pPr>
+      <w:r>
+        <w:rPr>
+          <w:b w:val="0"/>
+        </w:rPr>
+        <w:t>Return to this week and explain what you changed.</w:t>
+      </w:r>
+    </w:p>
+    <w:p>
+      <w:pPr>
+        <w:spacing w:line="336" w:lineRule="auto" w:after="180"/>
+      </w:pPr>
+      <w:r>
+        <w:rPr>
+          <w:b w:val="0"/>
+        </w:rPr>
+        <w:t xml:space="preserve">Review Algorithms as Recipes (ai-1/9). Goal: </w:t>
+      </w:r>
+      <w:r>
+        <w:rPr>
+          <w:b/>
+        </w:rPr>
+        <w:t>Trace</w:t>
+      </w:r>
+      <w:r>
+        <w:rPr>
+          <w:b w:val="0"/>
+        </w:rPr>
+        <w:t xml:space="preserve"> an ordered algorithm using the current value after every instruction. Short practice: Use the arrows to explain where the two zero-start runs first differ..</w:t>
+      </w:r>
+    </w:p>
+    <w:p>
+      <w:pPr>
+        <w:spacing w:line="336" w:lineRule="auto" w:after="180"/>
+      </w:pPr>
+      <w:r>
+        <w:rPr>
+          <w:b w:val="0"/>
+        </w:rPr>
+        <w:t>Return to this week and explain what you changed.</w:t>
+      </w:r>
+    </w:p>
+    <w:p>
+      <w:pPr>
+        <w:spacing w:line="336" w:lineRule="auto" w:after="180"/>
+      </w:pPr>
+      <w:r>
+        <w:rPr>
+          <w:b w:val="0"/>
+        </w:rPr>
+        <w:t>Review Sound Becomes a Signal (ai-1/6). Goal: Interpret an ordered sequence of sound-signal samples with a stated time interval. Short practice: Does the all-zero retained record prove the full signal was silent?</w:t>
+      </w:r>
+    </w:p>
+    <w:p>
+      <w:pPr>
+        <w:spacing w:line="336" w:lineRule="auto" w:after="180"/>
+      </w:pPr>
+      <w:r>
+        <w:rPr>
+          <w:b w:val="0"/>
+        </w:rPr>
+        <w:t>Use the picture.. Return to this week and explain what you changed.</w:t>
       </w:r>
     </w:p>
     <w:p>
@@ -1702,8 +2851,37 @@
       </w:r>
     </w:p>
     <w:p>
-      <w:r>
-        <w:t>Use Download completed work in the hosted lesson to export your answers, reflections, practice feedback and code-run evidence. Open the HTML copy to read or print it. Drafts stay in this browser when storage is available; clear drafts on a shared device.</w:t>
+      <w:pPr>
+        <w:spacing w:line="336" w:lineRule="auto" w:after="180"/>
+      </w:pPr>
+      <w:r>
+        <w:rPr>
+          <w:b w:val="0"/>
+        </w:rPr>
+        <w:t xml:space="preserve">Use Download completed work in the hosted lesson to export your answers, reflections, practice feedback and code-run </w:t>
+      </w:r>
+      <w:r>
+        <w:rPr>
+          <w:b/>
+        </w:rPr>
+        <w:t>evidence</w:t>
+      </w:r>
+      <w:r>
+        <w:rPr>
+          <w:b w:val="0"/>
+        </w:rPr>
+        <w:t>. Open the HTML copy to read or print it.</w:t>
+      </w:r>
+    </w:p>
+    <w:p>
+      <w:pPr>
+        <w:spacing w:line="336" w:lineRule="auto" w:after="180"/>
+      </w:pPr>
+      <w:r>
+        <w:rPr>
+          <w:b w:val="0"/>
+        </w:rPr>
+        <w:t>Drafts stay in this browser when storage is available; clear drafts on a shared device.</w:t>
       </w:r>
     </w:p>
     <w:p>
@@ -1717,6 +2895,991 @@
     <w:p>
       <w:r>
         <w:t>________________________________________________________________</w:t>
+      </w:r>
+    </w:p>
+    <w:p>
+      <w:r>
+        <w:t>________________________________________________________________</w:t>
+      </w:r>
+    </w:p>
+    <w:p>
+      <w:r>
+        <w:t>________________________________________________________________</w:t>
+      </w:r>
+    </w:p>
+    <w:p>
+      <w:r>
+        <w:t>________________________________________________________________</w:t>
+      </w:r>
+    </w:p>
+    <w:p>
+      <w:r>
+        <w:t>________________________________________________________________</w:t>
+      </w:r>
+    </w:p>
+    <w:p>
+      <w:pPr>
+        <w:pStyle w:val="Heading1"/>
+      </w:pPr>
+      <w:r>
+        <w:t>21. Visual concept journey</w:t>
+      </w:r>
+    </w:p>
+    <w:p>
+      <w:r>
+        <w:t>Explain each Debug the Cause picture from its labels, then record a relevant limit.</w:t>
+      </w:r>
+    </w:p>
+    <w:p>
+      <w:pPr>
+        <w:pStyle w:val="Heading3"/>
+      </w:pPr>
+      <w:r>
+        <w:t>01. Debug the Cause: the case</w:t>
+      </w:r>
+    </w:p>
+    <w:p>
+      <w:r>
+        <w:drawing>
+          <wp:inline xmlns:a="http://schemas.openxmlformats.org/drawingml/2006/main" xmlns:pic="http://schemas.openxmlformats.org/drawingml/2006/picture">
+            <wp:extent cx="5486400" cy="2834640"/>
+            <wp:docPr id="3" name="Picture 3" descr="A fictional paper calculator should double the current value, but a copied instruction behaves strangely. Supplied facts: After input 6, the faulty step reports 12. Hypothesis A: add 6. Hypothesis B: double. Both hypotheses fit this first observation. A new input may be chosen."/>
+            <wp:cNvGraphicFramePr>
+              <a:graphicFrameLocks noChangeAspect="1"/>
+            </wp:cNvGraphicFramePr>
+            <a:graphic>
+              <a:graphicData uri="http://schemas.openxmlformats.org/drawingml/2006/picture">
+                <pic:pic>
+                  <pic:nvPicPr>
+                    <pic:cNvPr id="0" name="academy-story-ai-1-12-01.png"/>
+                    <pic:cNvPicPr/>
+                  </pic:nvPicPr>
+                  <pic:blipFill>
+                    <a:blip r:embed="rId11"/>
+                    <a:stretch>
+                      <a:fillRect/>
+                    </a:stretch>
+                  </pic:blipFill>
+                  <pic:spPr>
+                    <a:xfrm>
+                      <a:off x="0" y="0"/>
+                      <a:ext cx="5486400" cy="2834640"/>
+                    </a:xfrm>
+                    <a:prstGeom prst="rect"/>
+                  </pic:spPr>
+                </pic:pic>
+              </a:graphicData>
+            </a:graphic>
+          </wp:inline>
+        </w:drawing>
+      </w:r>
+    </w:p>
+    <w:p>
+      <w:pPr>
+        <w:spacing w:line="336" w:lineRule="auto" w:after="180"/>
+      </w:pPr>
+      <w:r>
+        <w:rPr>
+          <w:b w:val="0"/>
+        </w:rPr>
+        <w:t xml:space="preserve">A fictional paper calculator should double the current value, but a copied instruction behaves strangely. Supplied facts: After </w:t>
+      </w:r>
+      <w:r>
+        <w:rPr>
+          <w:b/>
+        </w:rPr>
+        <w:t>input</w:t>
+      </w:r>
+      <w:r>
+        <w:rPr>
+          <w:b w:val="0"/>
+        </w:rPr>
+        <w:t xml:space="preserve"> 6, the faulty step reports 12. Hypothesis A: add 6. Hypothesis B: double.</w:t>
+      </w:r>
+    </w:p>
+    <w:p>
+      <w:pPr>
+        <w:spacing w:line="336" w:lineRule="auto" w:after="180"/>
+      </w:pPr>
+      <w:r>
+        <w:rPr>
+          <w:b w:val="0"/>
+        </w:rPr>
+        <w:t xml:space="preserve">Both hypotheses fit this first </w:t>
+      </w:r>
+      <w:r>
+        <w:rPr>
+          <w:b/>
+        </w:rPr>
+        <w:t>observation</w:t>
+      </w:r>
+      <w:r>
+        <w:rPr>
+          <w:b w:val="0"/>
+        </w:rPr>
+        <w:t xml:space="preserve">. A new </w:t>
+      </w:r>
+      <w:r>
+        <w:rPr>
+          <w:b/>
+        </w:rPr>
+        <w:t>input</w:t>
+      </w:r>
+      <w:r>
+        <w:rPr>
+          <w:b w:val="0"/>
+        </w:rPr>
+        <w:t xml:space="preserve"> may be chosen.</w:t>
+      </w:r>
+    </w:p>
+    <w:p>
+      <w:pPr>
+        <w:spacing w:line="336" w:lineRule="auto" w:after="180"/>
+        <w:shd w:fill="F5F1FB"/>
+      </w:pPr>
+      <w:r>
+        <w:rPr>
+          <w:b w:val="0"/>
+        </w:rPr>
+        <w:t>Point to the given fact that matters most. Explain why it matters.</w:t>
+      </w:r>
+    </w:p>
+    <w:p>
+      <w:pPr>
+        <w:pStyle w:val="Heading3"/>
+      </w:pPr>
+      <w:r>
+        <w:t>My picture explanation, deciding evidence and one limit</w:t>
+      </w:r>
+    </w:p>
+    <w:p>
+      <w:r>
+        <w:t>________________________________________________________________</w:t>
+      </w:r>
+    </w:p>
+    <w:p>
+      <w:r>
+        <w:t>________________________________________________________________</w:t>
+      </w:r>
+    </w:p>
+    <w:p>
+      <w:r>
+        <w:t>________________________________________________________________</w:t>
+      </w:r>
+    </w:p>
+    <w:p>
+      <w:r>
+        <w:t>________________________________________________________________</w:t>
+      </w:r>
+    </w:p>
+    <w:p>
+      <w:pPr>
+        <w:pStyle w:val="Heading3"/>
+      </w:pPr>
+      <w:r>
+        <w:t>02. Follow the deciding steps</w:t>
+      </w:r>
+    </w:p>
+    <w:p>
+      <w:r>
+        <w:drawing>
+          <wp:inline xmlns:a="http://schemas.openxmlformats.org/drawingml/2006/main" xmlns:pic="http://schemas.openxmlformats.org/drawingml/2006/picture">
+            <wp:extent cx="5486400" cy="4005072"/>
+            <wp:docPr id="4" name="Picture 4" descr="Observe: Input 6 produced 12; that fact fits two explanations. → Predict alternatives: For input 2, adding 6 predicts 8; doubling predicts 4. → Run revealing test: The fictional new record is input 2 → output 8. → Locate cause: This record supports add-6 over doubling for this comparison."/>
+            <wp:cNvGraphicFramePr>
+              <a:graphicFrameLocks noChangeAspect="1"/>
+            </wp:cNvGraphicFramePr>
+            <a:graphic>
+              <a:graphicData uri="http://schemas.openxmlformats.org/drawingml/2006/picture">
+                <pic:pic>
+                  <pic:nvPicPr>
+                    <pic:cNvPr id="0" name="academy-story-ai-1-12-02.png"/>
+                    <pic:cNvPicPr/>
+                  </pic:nvPicPr>
+                  <pic:blipFill>
+                    <a:blip r:embed="rId12"/>
+                    <a:stretch>
+                      <a:fillRect/>
+                    </a:stretch>
+                  </pic:blipFill>
+                  <pic:spPr>
+                    <a:xfrm>
+                      <a:off x="0" y="0"/>
+                      <a:ext cx="5486400" cy="4005072"/>
+                    </a:xfrm>
+                    <a:prstGeom prst="rect"/>
+                  </pic:spPr>
+                </pic:pic>
+              </a:graphicData>
+            </a:graphic>
+          </wp:inline>
+        </w:drawing>
+      </w:r>
+    </w:p>
+    <w:p>
+      <w:pPr>
+        <w:spacing w:line="336" w:lineRule="auto" w:after="180"/>
+      </w:pPr>
+      <w:r>
+        <w:rPr>
+          <w:b w:val="0"/>
+        </w:rPr>
+        <w:t xml:space="preserve">Observe: </w:t>
+      </w:r>
+      <w:r>
+        <w:rPr>
+          <w:b/>
+        </w:rPr>
+        <w:t>Input</w:t>
+      </w:r>
+      <w:r>
+        <w:rPr>
+          <w:b w:val="0"/>
+        </w:rPr>
+        <w:t xml:space="preserve"> 6 produced 12; that fact fits two explanations. → Predict alternatives: For </w:t>
+      </w:r>
+      <w:r>
+        <w:rPr>
+          <w:b/>
+        </w:rPr>
+        <w:t>input</w:t>
+      </w:r>
+      <w:r>
+        <w:rPr>
+          <w:b w:val="0"/>
+        </w:rPr>
+        <w:t xml:space="preserve"> 2, adding 6 predicts 8; doubling predicts 4. → Run revealing test: The fictional new record is </w:t>
+      </w:r>
+      <w:r>
+        <w:rPr>
+          <w:b/>
+        </w:rPr>
+        <w:t>input</w:t>
+      </w:r>
+      <w:r>
+        <w:rPr>
+          <w:b w:val="0"/>
+        </w:rPr>
+        <w:t xml:space="preserve"> 2 → </w:t>
+      </w:r>
+      <w:r>
+        <w:rPr>
+          <w:b/>
+        </w:rPr>
+        <w:t>output</w:t>
+      </w:r>
+      <w:r>
+        <w:rPr>
+          <w:b w:val="0"/>
+        </w:rPr>
+        <w:t xml:space="preserve"> 8. → Locate cause: This record supports add-6 over doubling for this comparison.</w:t>
+      </w:r>
+    </w:p>
+    <w:p>
+      <w:pPr>
+        <w:spacing w:line="336" w:lineRule="auto" w:after="180"/>
+        <w:shd w:fill="F5F1FB"/>
+      </w:pPr>
+      <w:r>
+        <w:rPr>
+          <w:b w:val="0"/>
+        </w:rPr>
+        <w:t xml:space="preserve">Point to each numbered stage and explain which recorded </w:t>
+      </w:r>
+      <w:r>
+        <w:rPr>
+          <w:b/>
+        </w:rPr>
+        <w:t>input</w:t>
+      </w:r>
+      <w:r>
+        <w:rPr>
+          <w:b w:val="0"/>
+        </w:rPr>
+        <w:t xml:space="preserve"> it uses.</w:t>
+      </w:r>
+    </w:p>
+    <w:p>
+      <w:pPr>
+        <w:pStyle w:val="Heading3"/>
+      </w:pPr>
+      <w:r>
+        <w:t>My picture explanation, deciding evidence and one limit</w:t>
+      </w:r>
+    </w:p>
+    <w:p>
+      <w:r>
+        <w:t>________________________________________________________________</w:t>
+      </w:r>
+    </w:p>
+    <w:p>
+      <w:r>
+        <w:t>________________________________________________________________</w:t>
+      </w:r>
+    </w:p>
+    <w:p>
+      <w:r>
+        <w:t>________________________________________________________________</w:t>
+      </w:r>
+    </w:p>
+    <w:p>
+      <w:r>
+        <w:t>________________________________________________________________</w:t>
+      </w:r>
+    </w:p>
+    <w:p>
+      <w:pPr>
+        <w:pStyle w:val="Heading3"/>
+      </w:pPr>
+      <w:r>
+        <w:t>03. A revealing test separates explanations</w:t>
+      </w:r>
+    </w:p>
+    <w:p>
+      <w:r>
+        <w:drawing>
+          <wp:inline xmlns:a="http://schemas.openxmlformats.org/drawingml/2006/main" xmlns:pic="http://schemas.openxmlformats.org/drawingml/2006/picture">
+            <wp:extent cx="5486400" cy="3617976"/>
+            <wp:docPr id="5" name="Picture 5" descr="A revealing test separates explanations. Original input: Input = 6, Add 6 predicts = 12, Double predicts = 12. Recorded new input: Input = 2, Add 6 predicts = 8, Double predicts = 4. Proposed input: Input = 0, Add 6 predicts = 6, Double predicts = 0."/>
+            <wp:cNvGraphicFramePr>
+              <a:graphicFrameLocks noChangeAspect="1"/>
+            </wp:cNvGraphicFramePr>
+            <a:graphic>
+              <a:graphicData uri="http://schemas.openxmlformats.org/drawingml/2006/picture">
+                <pic:pic>
+                  <pic:nvPicPr>
+                    <pic:cNvPr id="0" name="academy-story-ai-1-12-03.png"/>
+                    <pic:cNvPicPr/>
+                  </pic:nvPicPr>
+                  <pic:blipFill>
+                    <a:blip r:embed="rId13"/>
+                    <a:stretch>
+                      <a:fillRect/>
+                    </a:stretch>
+                  </pic:blipFill>
+                  <pic:spPr>
+                    <a:xfrm>
+                      <a:off x="0" y="0"/>
+                      <a:ext cx="5486400" cy="3617976"/>
+                    </a:xfrm>
+                    <a:prstGeom prst="rect"/>
+                  </pic:spPr>
+                </pic:pic>
+              </a:graphicData>
+            </a:graphic>
+          </wp:inline>
+        </w:drawing>
+      </w:r>
+    </w:p>
+    <w:p>
+      <w:pPr>
+        <w:spacing w:line="336" w:lineRule="auto" w:after="180"/>
+      </w:pPr>
+      <w:r>
+        <w:rPr>
+          <w:b w:val="0"/>
+        </w:rPr>
+        <w:t xml:space="preserve">A revealing test separates explanations. Original </w:t>
+      </w:r>
+      <w:r>
+        <w:rPr>
+          <w:b/>
+        </w:rPr>
+        <w:t>input</w:t>
+      </w:r>
+      <w:r>
+        <w:rPr>
+          <w:b w:val="0"/>
+        </w:rPr>
+        <w:t xml:space="preserve">: </w:t>
+      </w:r>
+      <w:r>
+        <w:rPr>
+          <w:b/>
+        </w:rPr>
+        <w:t>Input</w:t>
+      </w:r>
+      <w:r>
+        <w:rPr>
+          <w:b w:val="0"/>
+        </w:rPr>
+        <w:t xml:space="preserve"> = 6, Add 6 predicts = 12, Double predicts = 12. Recorded new </w:t>
+      </w:r>
+      <w:r>
+        <w:rPr>
+          <w:b/>
+        </w:rPr>
+        <w:t>input</w:t>
+      </w:r>
+      <w:r>
+        <w:rPr>
+          <w:b w:val="0"/>
+        </w:rPr>
+        <w:t xml:space="preserve">: </w:t>
+      </w:r>
+      <w:r>
+        <w:rPr>
+          <w:b/>
+        </w:rPr>
+        <w:t>Input</w:t>
+      </w:r>
+      <w:r>
+        <w:rPr>
+          <w:b w:val="0"/>
+        </w:rPr>
+        <w:t xml:space="preserve"> = 2, Add 6 predicts = 8, Double predicts = 4.</w:t>
+      </w:r>
+    </w:p>
+    <w:p>
+      <w:pPr>
+        <w:spacing w:line="336" w:lineRule="auto" w:after="180"/>
+      </w:pPr>
+      <w:r>
+        <w:rPr>
+          <w:b w:val="0"/>
+        </w:rPr>
+        <w:t xml:space="preserve">Proposed </w:t>
+      </w:r>
+      <w:r>
+        <w:rPr>
+          <w:b/>
+        </w:rPr>
+        <w:t>input</w:t>
+      </w:r>
+      <w:r>
+        <w:rPr>
+          <w:b w:val="0"/>
+        </w:rPr>
+        <w:t xml:space="preserve">: </w:t>
+      </w:r>
+      <w:r>
+        <w:rPr>
+          <w:b/>
+        </w:rPr>
+        <w:t>Input</w:t>
+      </w:r>
+      <w:r>
+        <w:rPr>
+          <w:b w:val="0"/>
+        </w:rPr>
+        <w:t xml:space="preserve"> = 0, Add 6 predicts = 6, Double predicts = 0.</w:t>
+      </w:r>
+    </w:p>
+    <w:p>
+      <w:pPr>
+        <w:spacing w:line="336" w:lineRule="auto" w:after="180"/>
+        <w:shd w:fill="F5F1FB"/>
+      </w:pPr>
+      <w:r>
+        <w:rPr>
+          <w:b w:val="0"/>
+        </w:rPr>
+        <w:t>Read the labels and values. Explain the relationship the model shows.</w:t>
+      </w:r>
+    </w:p>
+    <w:p>
+      <w:pPr>
+        <w:pStyle w:val="Heading3"/>
+      </w:pPr>
+      <w:r>
+        <w:t>My picture explanation, deciding evidence and one limit</w:t>
+      </w:r>
+    </w:p>
+    <w:p>
+      <w:r>
+        <w:t>________________________________________________________________</w:t>
+      </w:r>
+    </w:p>
+    <w:p>
+      <w:r>
+        <w:t>________________________________________________________________</w:t>
+      </w:r>
+    </w:p>
+    <w:p>
+      <w:r>
+        <w:t>________________________________________________________________</w:t>
+      </w:r>
+    </w:p>
+    <w:p>
+      <w:r>
+        <w:t>________________________________________________________________</w:t>
+      </w:r>
+    </w:p>
+    <w:p>
+      <w:pPr>
+        <w:pStyle w:val="Heading3"/>
+      </w:pPr>
+      <w:r>
+        <w:t>04. Change one thing. Trace what follows.</w:t>
+      </w:r>
+    </w:p>
+    <w:p>
+      <w:r>
+        <w:drawing>
+          <wp:inline xmlns:a="http://schemas.openxmlformats.org/drawingml/2006/main" xmlns:pic="http://schemas.openxmlformats.org/drawingml/2006/picture">
+            <wp:extent cx="5486400" cy="3026664"/>
+            <wp:docPr id="6" name="Picture 6" descr="Original case: This record supports add-6 over doubling for this comparison. Changed condition: Use input 6 again instead of 2. Expected result: Both hypotheses predict 12; the test remains inconclusive. Reason: A revealing test requires different predicted outputs, not merely another recorded run."/>
+            <wp:cNvGraphicFramePr>
+              <a:graphicFrameLocks noChangeAspect="1"/>
+            </wp:cNvGraphicFramePr>
+            <a:graphic>
+              <a:graphicData uri="http://schemas.openxmlformats.org/drawingml/2006/picture">
+                <pic:pic>
+                  <pic:nvPicPr>
+                    <pic:cNvPr id="0" name="academy-story-ai-1-12-04.png"/>
+                    <pic:cNvPicPr/>
+                  </pic:nvPicPr>
+                  <pic:blipFill>
+                    <a:blip r:embed="rId14"/>
+                    <a:stretch>
+                      <a:fillRect/>
+                    </a:stretch>
+                  </pic:blipFill>
+                  <pic:spPr>
+                    <a:xfrm>
+                      <a:off x="0" y="0"/>
+                      <a:ext cx="5486400" cy="3026664"/>
+                    </a:xfrm>
+                    <a:prstGeom prst="rect"/>
+                  </pic:spPr>
+                </pic:pic>
+              </a:graphicData>
+            </a:graphic>
+          </wp:inline>
+        </w:drawing>
+      </w:r>
+    </w:p>
+    <w:p>
+      <w:pPr>
+        <w:spacing w:line="336" w:lineRule="auto" w:after="180"/>
+      </w:pPr>
+      <w:r>
+        <w:rPr>
+          <w:b w:val="0"/>
+        </w:rPr>
+        <w:t xml:space="preserve">Original case: This record supports add-6 over doubling for this comparison. Changed condition: Use </w:t>
+      </w:r>
+      <w:r>
+        <w:rPr>
+          <w:b/>
+        </w:rPr>
+        <w:t>input</w:t>
+      </w:r>
+      <w:r>
+        <w:rPr>
+          <w:b w:val="0"/>
+        </w:rPr>
+        <w:t xml:space="preserve"> 6 again instead of 2. </w:t>
+      </w:r>
+      <w:r>
+        <w:rPr>
+          <w:b/>
+        </w:rPr>
+        <w:t>Expected result</w:t>
+      </w:r>
+      <w:r>
+        <w:rPr>
+          <w:b w:val="0"/>
+        </w:rPr>
+        <w:t>: Both hypotheses predict 12; the test remains inconclusive.</w:t>
+      </w:r>
+    </w:p>
+    <w:p>
+      <w:pPr>
+        <w:spacing w:line="336" w:lineRule="auto" w:after="180"/>
+      </w:pPr>
+      <w:r>
+        <w:rPr>
+          <w:b w:val="0"/>
+        </w:rPr>
+        <w:t xml:space="preserve">Reason: A revealing test requires different predicted </w:t>
+      </w:r>
+      <w:r>
+        <w:rPr>
+          <w:b/>
+        </w:rPr>
+        <w:t>output</w:t>
+      </w:r>
+      <w:r>
+        <w:rPr>
+          <w:b w:val="0"/>
+        </w:rPr>
+        <w:t>s, not merely another recorded run.</w:t>
+      </w:r>
+    </w:p>
+    <w:p>
+      <w:pPr>
+        <w:spacing w:line="336" w:lineRule="auto" w:after="180"/>
+        <w:shd w:fill="F5F1FB"/>
+      </w:pPr>
+      <w:r>
+        <w:rPr>
+          <w:b w:val="0"/>
+        </w:rPr>
+        <w:t>Predict before checking the worked changed-case result. Name what changed and what the supplied facts allow you to conclude.</w:t>
+      </w:r>
+    </w:p>
+    <w:p>
+      <w:pPr>
+        <w:pStyle w:val="Heading3"/>
+      </w:pPr>
+      <w:r>
+        <w:t>My picture explanation, deciding evidence and one limit</w:t>
+      </w:r>
+    </w:p>
+    <w:p>
+      <w:r>
+        <w:t>________________________________________________________________</w:t>
+      </w:r>
+    </w:p>
+    <w:p>
+      <w:r>
+        <w:t>________________________________________________________________</w:t>
+      </w:r>
+    </w:p>
+    <w:p>
+      <w:r>
+        <w:t>________________________________________________________________</w:t>
+      </w:r>
+    </w:p>
+    <w:p>
+      <w:r>
+        <w:t>________________________________________________________________</w:t>
+      </w:r>
+    </w:p>
+    <w:p>
+      <w:pPr>
+        <w:pStyle w:val="Heading3"/>
+      </w:pPr>
+      <w:r>
+        <w:t>05. Connect the explanation to its limit</w:t>
+      </w:r>
+    </w:p>
+    <w:p>
+      <w:r>
+        <w:drawing>
+          <wp:inline xmlns:a="http://schemas.openxmlformats.org/drawingml/2006/main" xmlns:pic="http://schemas.openxmlformats.org/drawingml/2006/picture">
+            <wp:extent cx="5486400" cy="2834640"/>
+            <wp:docPr id="7" name="Picture 7" descr="Repeating input 6 would not separate the two hypotheses because both again predict 12. Input 2 makes their predictions different before the test is run. The second record supports investigating an added constant, but inspecting the instruction is still needed to confirm the implementation. Limit: Two toy hypotheses do not exhaust every possible bug; a matching output alone cannot identify arbitrary hidden code."/>
+            <wp:cNvGraphicFramePr>
+              <a:graphicFrameLocks noChangeAspect="1"/>
+            </wp:cNvGraphicFramePr>
+            <a:graphic>
+              <a:graphicData uri="http://schemas.openxmlformats.org/drawingml/2006/picture">
+                <pic:pic>
+                  <pic:nvPicPr>
+                    <pic:cNvPr id="0" name="academy-story-ai-1-12-05.png"/>
+                    <pic:cNvPicPr/>
+                  </pic:nvPicPr>
+                  <pic:blipFill>
+                    <a:blip r:embed="rId15"/>
+                    <a:stretch>
+                      <a:fillRect/>
+                    </a:stretch>
+                  </pic:blipFill>
+                  <pic:spPr>
+                    <a:xfrm>
+                      <a:off x="0" y="0"/>
+                      <a:ext cx="5486400" cy="2834640"/>
+                    </a:xfrm>
+                    <a:prstGeom prst="rect"/>
+                  </pic:spPr>
+                </pic:pic>
+              </a:graphicData>
+            </a:graphic>
+          </wp:inline>
+        </w:drawing>
+      </w:r>
+    </w:p>
+    <w:p>
+      <w:pPr>
+        <w:spacing w:line="336" w:lineRule="auto" w:after="180"/>
+      </w:pPr>
+      <w:r>
+        <w:rPr>
+          <w:b w:val="0"/>
+        </w:rPr>
+        <w:t xml:space="preserve">Repeating </w:t>
+      </w:r>
+      <w:r>
+        <w:rPr>
+          <w:b/>
+        </w:rPr>
+        <w:t>input</w:t>
+      </w:r>
+      <w:r>
+        <w:rPr>
+          <w:b w:val="0"/>
+        </w:rPr>
+        <w:t xml:space="preserve"> 6 would not separate the two hypotheses because both again predict 12. </w:t>
+      </w:r>
+      <w:r>
+        <w:rPr>
+          <w:b/>
+        </w:rPr>
+        <w:t>Input</w:t>
+      </w:r>
+      <w:r>
+        <w:rPr>
+          <w:b w:val="0"/>
+        </w:rPr>
+        <w:t xml:space="preserve"> 2 makes their </w:t>
+      </w:r>
+      <w:r>
+        <w:rPr>
+          <w:b/>
+        </w:rPr>
+        <w:t>prediction</w:t>
+      </w:r>
+      <w:r>
+        <w:rPr>
+          <w:b w:val="0"/>
+        </w:rPr>
+        <w:t>s different before the test is run.</w:t>
+      </w:r>
+    </w:p>
+    <w:p>
+      <w:pPr>
+        <w:spacing w:line="336" w:lineRule="auto" w:after="180"/>
+      </w:pPr>
+      <w:r>
+        <w:rPr>
+          <w:b w:val="0"/>
+        </w:rPr>
+        <w:t>The second record supports investigating an added constant, but inspecting the instruction is still needed to confirm the implementation.</w:t>
+      </w:r>
+    </w:p>
+    <w:p>
+      <w:pPr>
+        <w:spacing w:line="336" w:lineRule="auto" w:after="180"/>
+      </w:pPr>
+      <w:r>
+        <w:rPr>
+          <w:b w:val="0"/>
+        </w:rPr>
+        <w:t xml:space="preserve">Limit: Two toy hypotheses do not exhaust every possible bug; a matching </w:t>
+      </w:r>
+      <w:r>
+        <w:rPr>
+          <w:b/>
+        </w:rPr>
+        <w:t>output</w:t>
+      </w:r>
+      <w:r>
+        <w:rPr>
+          <w:b w:val="0"/>
+        </w:rPr>
+        <w:t xml:space="preserve"> alone cannot identify arbitrary hidden code.</w:t>
+      </w:r>
+    </w:p>
+    <w:p>
+      <w:pPr>
+        <w:spacing w:line="336" w:lineRule="auto" w:after="180"/>
+        <w:shd w:fill="F5F1FB"/>
+      </w:pPr>
+      <w:r>
+        <w:rPr>
+          <w:b w:val="0"/>
+        </w:rPr>
+        <w:t>Explain the case, then point to a limit on the claim.</w:t>
+      </w:r>
+    </w:p>
+    <w:p>
+      <w:pPr>
+        <w:pStyle w:val="Heading3"/>
+      </w:pPr>
+      <w:r>
+        <w:t>My picture explanation, deciding evidence and one limit</w:t>
+      </w:r>
+    </w:p>
+    <w:p>
+      <w:r>
+        <w:t>________________________________________________________________</w:t>
+      </w:r>
+    </w:p>
+    <w:p>
+      <w:r>
+        <w:t>________________________________________________________________</w:t>
+      </w:r>
+    </w:p>
+    <w:p>
+      <w:r>
+        <w:t>________________________________________________________________</w:t>
+      </w:r>
+    </w:p>
+    <w:p>
+      <w:r>
+        <w:t>________________________________________________________________</w:t>
+      </w:r>
+    </w:p>
+    <w:p>
+      <w:pPr>
+        <w:pStyle w:val="Heading3"/>
+      </w:pPr>
+      <w:r>
+        <w:t>06. Make the idea visible in your project</w:t>
+      </w:r>
+    </w:p>
+    <w:p>
+      <w:r>
+        <w:drawing>
+          <wp:inline xmlns:a="http://schemas.openxmlformats.org/drawingml/2006/main" xmlns:pic="http://schemas.openxmlformats.org/drawingml/2006/picture">
+            <wp:extent cx="5486400" cy="3380232"/>
+            <wp:docPr id="8" name="Picture 8" descr="When the sorter fails, write competing explanations and predicted traces before changing code or instructions. Draw your input, deciding step, result and limit. Supported question: Propose input 0 and give both predicted outputs without inventing an observed result."/>
+            <wp:cNvGraphicFramePr>
+              <a:graphicFrameLocks noChangeAspect="1"/>
+            </wp:cNvGraphicFramePr>
+            <a:graphic>
+              <a:graphicData uri="http://schemas.openxmlformats.org/drawingml/2006/picture">
+                <pic:pic>
+                  <pic:nvPicPr>
+                    <pic:cNvPr id="0" name="academy-story-ai-1-12-06.png"/>
+                    <pic:cNvPicPr/>
+                  </pic:nvPicPr>
+                  <pic:blipFill>
+                    <a:blip r:embed="rId16"/>
+                    <a:stretch>
+                      <a:fillRect/>
+                    </a:stretch>
+                  </pic:blipFill>
+                  <pic:spPr>
+                    <a:xfrm>
+                      <a:off x="0" y="0"/>
+                      <a:ext cx="5486400" cy="3380232"/>
+                    </a:xfrm>
+                    <a:prstGeom prst="rect"/>
+                  </pic:spPr>
+                </pic:pic>
+              </a:graphicData>
+            </a:graphic>
+          </wp:inline>
+        </w:drawing>
+      </w:r>
+    </w:p>
+    <w:p>
+      <w:pPr>
+        <w:spacing w:line="336" w:lineRule="auto" w:after="180"/>
+      </w:pPr>
+      <w:r>
+        <w:rPr>
+          <w:b w:val="0"/>
+        </w:rPr>
+        <w:t xml:space="preserve">When the sorter fails, write competing explanations and predicted </w:t>
+      </w:r>
+      <w:r>
+        <w:rPr>
+          <w:b/>
+        </w:rPr>
+        <w:t>trace</w:t>
+      </w:r>
+      <w:r>
+        <w:rPr>
+          <w:b w:val="0"/>
+        </w:rPr>
+        <w:t xml:space="preserve">s before changing code or instructions. Draw your </w:t>
+      </w:r>
+      <w:r>
+        <w:rPr>
+          <w:b/>
+        </w:rPr>
+        <w:t>input</w:t>
+      </w:r>
+      <w:r>
+        <w:rPr>
+          <w:b w:val="0"/>
+        </w:rPr>
+        <w:t>, deciding step, result and limit.</w:t>
+      </w:r>
+    </w:p>
+    <w:p>
+      <w:pPr>
+        <w:spacing w:line="336" w:lineRule="auto" w:after="180"/>
+      </w:pPr>
+      <w:r>
+        <w:rPr>
+          <w:b w:val="0"/>
+        </w:rPr>
+        <w:t xml:space="preserve">Supported question: Propose </w:t>
+      </w:r>
+      <w:r>
+        <w:rPr>
+          <w:b/>
+        </w:rPr>
+        <w:t>input</w:t>
+      </w:r>
+      <w:r>
+        <w:rPr>
+          <w:b w:val="0"/>
+        </w:rPr>
+        <w:t xml:space="preserve"> 0 and give both predicted </w:t>
+      </w:r>
+      <w:r>
+        <w:rPr>
+          <w:b/>
+        </w:rPr>
+        <w:t>output</w:t>
+      </w:r>
+      <w:r>
+        <w:rPr>
+          <w:b w:val="0"/>
+        </w:rPr>
+        <w:t xml:space="preserve">s without inventing an </w:t>
+      </w:r>
+      <w:r>
+        <w:rPr>
+          <w:b/>
+        </w:rPr>
+        <w:t>observed result</w:t>
+      </w:r>
+      <w:r>
+        <w:rPr>
+          <w:b w:val="0"/>
+        </w:rPr>
+        <w:t>.</w:t>
+      </w:r>
+    </w:p>
+    <w:p>
+      <w:pPr>
+        <w:spacing w:line="336" w:lineRule="auto" w:after="180"/>
+        <w:shd w:fill="F5F1FB"/>
+      </w:pPr>
+      <w:r>
+        <w:rPr>
+          <w:b w:val="0"/>
+        </w:rPr>
+        <w:t xml:space="preserve">Draw your project </w:t>
+      </w:r>
+      <w:r>
+        <w:rPr>
+          <w:b/>
+        </w:rPr>
+        <w:t>trace</w:t>
+      </w:r>
+      <w:r>
+        <w:rPr>
+          <w:b w:val="0"/>
+        </w:rPr>
+        <w:t xml:space="preserve"> and justify the deciding step using </w:t>
+      </w:r>
+      <w:r>
+        <w:rPr>
+          <w:b/>
+        </w:rPr>
+        <w:t>evidence</w:t>
+      </w:r>
+      <w:r>
+        <w:rPr>
+          <w:b w:val="0"/>
+        </w:rPr>
+        <w:t>.</w:t>
+      </w:r>
+    </w:p>
+    <w:p>
+      <w:pPr>
+        <w:pStyle w:val="Heading3"/>
+      </w:pPr>
+      <w:r>
+        <w:t>My picture explanation, deciding evidence and one limit</w:t>
       </w:r>
     </w:p>
     <w:p>

--- a/downloads/workbook/ai-1-week-12.docx
+++ b/downloads/workbook/ai-1-week-12.docx
@@ -25,50 +25,208 @@
         <w:pStyle w:val="Heading1"/>
       </w:pPr>
       <w:r>
-        <w:t>01. Recall and choose your starting point</w:t>
-      </w:r>
-    </w:p>
-    <w:p>
-      <w:r>
-        <w:t>Record your starting explanation for Debug the Cause before opening notes. Show any later correction separately.</w:t>
-      </w:r>
-    </w:p>
-    <w:p>
-      <w:pPr>
-        <w:spacing w:line="336" w:lineRule="auto" w:after="180"/>
-      </w:pPr>
-      <w:r>
-        <w:rPr>
-          <w:b w:val="0"/>
-        </w:rPr>
+        <w:t>One connected debugging record.</w:t>
+      </w:r>
+    </w:p>
+    <w:p>
+      <w:r>
+        <w:t>Locate a mismatch, distinguish hypotheses, reject a patch, try the ticket case, then record repair evidence.</w:t>
+      </w:r>
+    </w:p>
+    <w:p>
+      <w:r>
+        <w:t>Keep expected and observed values in separate columns.</w:t>
+      </w:r>
+    </w:p>
+    <w:p>
+      <w:pPr>
+        <w:pStyle w:val="Heading1"/>
+      </w:pPr>
+      <w:r>
+        <w:t>01. Recall: reconnect earlier ideas</w:t>
+      </w:r>
+    </w:p>
+    <w:p>
+      <w:r>
+        <w:t>Retrieve before opening notes.</w:t>
+      </w:r>
+    </w:p>
+    <w:p>
+      <w:pPr>
+        <w:pStyle w:val="Heading2"/>
+      </w:pPr>
+      <w:r>
+        <w:t>Retrieve and explain</w:t>
+      </w:r>
+    </w:p>
+    <w:p>
+      <w:pPr>
+        <w:pStyle w:val="ListBullet"/>
+      </w:pPr>
+      <w:r>
         <w:t>Try the recall before opening notes. Then use a different colour or a labelled second line to correct your explanation.</w:t>
       </w:r>
     </w:p>
     <w:p>
       <w:pPr>
+        <w:pStyle w:val="ListBullet"/>
+      </w:pPr>
+      <w:r>
+        <w:t>Without opening the old lesson, explain one key idea from Repeating Efficiently. Give an example and a mistake that the idea helps you avoid.</w:t>
+      </w:r>
+    </w:p>
+    <w:p>
+      <w:pPr>
         <w:pStyle w:val="Heading3"/>
       </w:pPr>
       <w:r>
+        <w:t>My remembered idea, example and correction</w:t>
+      </w:r>
+    </w:p>
+    <w:p>
+      <w:r>
+        <w:t>________________________________________________________________</w:t>
+      </w:r>
+    </w:p>
+    <w:p>
+      <w:r>
+        <w:t>________________________________________________________________</w:t>
+      </w:r>
+    </w:p>
+    <w:p>
+      <w:r>
+        <w:t>________________________________________________________________</w:t>
+      </w:r>
+    </w:p>
+    <w:p>
+      <w:pPr>
+        <w:pStyle w:val="ListBullet"/>
+      </w:pPr>
+      <w:r>
+        <w:t>Without opening the old lesson, explain one key idea from Algorithms as Recipes. Give an example and a mistake that the idea helps you avoid.</w:t>
+      </w:r>
+    </w:p>
+    <w:p>
+      <w:pPr>
+        <w:pStyle w:val="Heading3"/>
+      </w:pPr>
+      <w:r>
+        <w:t>My remembered idea, example and correction</w:t>
+      </w:r>
+    </w:p>
+    <w:p>
+      <w:r>
+        <w:t>________________________________________________________________</w:t>
+      </w:r>
+    </w:p>
+    <w:p>
+      <w:r>
+        <w:t>________________________________________________________________</w:t>
+      </w:r>
+    </w:p>
+    <w:p>
+      <w:r>
+        <w:t>________________________________________________________________</w:t>
+      </w:r>
+    </w:p>
+    <w:p>
+      <w:pPr>
+        <w:pStyle w:val="ListBullet"/>
+      </w:pPr>
+      <w:r>
+        <w:t>Without opening the old lesson, explain one key idea from Sound Becomes a Signal. Give an example and a mistake that the idea helps you avoid.</w:t>
+      </w:r>
+    </w:p>
+    <w:p>
+      <w:pPr>
+        <w:pStyle w:val="Heading3"/>
+      </w:pPr>
+      <w:r>
+        <w:t>My remembered idea, example and correction</w:t>
+      </w:r>
+    </w:p>
+    <w:p>
+      <w:r>
+        <w:t>________________________________________________________________</w:t>
+      </w:r>
+    </w:p>
+    <w:p>
+      <w:r>
+        <w:t>________________________________________________________________</w:t>
+      </w:r>
+    </w:p>
+    <w:p>
+      <w:r>
+        <w:t>________________________________________________________________</w:t>
+      </w:r>
+    </w:p>
+    <w:p>
+      <w:pPr>
+        <w:pStyle w:val="Heading2"/>
+      </w:pPr>
+      <w:r>
+        <w:t>Earlier wording, alternatives and picture transcripts · reference / check after trying</w:t>
+      </w:r>
+    </w:p>
+    <w:p>
+      <w:pPr>
+        <w:pStyle w:val="Heading3"/>
+      </w:pPr>
+      <w:r>
         <w:t>Repeating Efficiently</w:t>
       </w:r>
     </w:p>
     <w:p>
       <w:pPr>
-        <w:spacing w:line="336" w:lineRule="auto" w:after="180"/>
-      </w:pPr>
-      <w:r>
-        <w:rPr>
-          <w:b w:val="0"/>
-        </w:rPr>
-        <w:t>Without opening the old lesson, explain one key idea from Repeating Efficiently. Give an example and a mistake that the idea helps you avoid.</w:t>
-      </w:r>
-    </w:p>
-    <w:p>
-      <w:pPr>
         <w:pStyle w:val="Heading3"/>
       </w:pPr>
       <w:r>
-        <w:t>My remembered idea, example and correction</w:t>
+        <w:t>Algorithms as Recipes</w:t>
+      </w:r>
+    </w:p>
+    <w:p>
+      <w:pPr>
+        <w:pStyle w:val="Heading3"/>
+      </w:pPr>
+      <w:r>
+        <w:t>Sound Becomes a Signal</w:t>
+      </w:r>
+    </w:p>
+    <w:p>
+      <w:pPr>
+        <w:pStyle w:val="Heading1"/>
+      </w:pPr>
+      <w:r>
+        <w:t>12. W1 · Locate the first divergence</w:t>
+      </w:r>
+    </w:p>
+    <w:p>
+      <w:r>
+        <w:t>Calculate the intended trace before judging the later symptom.</w:t>
+      </w:r>
+    </w:p>
+    <w:p>
+      <w:pPr>
+        <w:pStyle w:val="Heading2"/>
+      </w:pPr>
+      <w:r>
+        <w:t>Your evidence record</w:t>
+      </w:r>
+    </w:p>
+    <w:p>
+      <w:pPr>
+        <w:pStyle w:val="ListBullet"/>
+      </w:pPr>
+      <w:r>
+        <w:t>A procedure must add 2, double the updated value, then subtract 1. Starting at 3, an observed trace is 3, 5, 8, 7. Write the expected trace, identify the first difference and explain why the final subtraction is not necessarily a separate fault.</w:t>
+      </w:r>
+    </w:p>
+    <w:p>
+      <w:pPr>
+        <w:pStyle w:val="Heading3"/>
+      </w:pPr>
+      <w:r>
+        <w:t>My reasoning and evidence</w:t>
       </w:r>
     </w:p>
     <w:p>
@@ -87,22 +245,119 @@
       </w:r>
     </w:p>
     <w:p>
+      <w:r>
+        <w:t>________________________________________________________________</w:t>
+      </w:r>
+    </w:p>
+    <w:p>
+      <w:r>
+        <w:t>________________________________________________________________</w:t>
+      </w:r>
+    </w:p>
+    <w:p>
+      <w:r>
+        <w:t>________________________________________________________________</w:t>
+      </w:r>
+    </w:p>
+    <w:p>
+      <w:r>
+        <w:t>________________________________________________________________</w:t>
+      </w:r>
+    </w:p>
+    <w:p>
+      <w:pPr>
+        <w:pStyle w:val="Heading1"/>
+      </w:pPr>
+      <w:r>
+        <w:t>13. W2 · Choose a revealing new input</w:t>
+      </w:r>
+    </w:p>
+    <w:p>
+      <w:r>
+        <w:t>Predict each suspected fault before running a comparison.</w:t>
+      </w:r>
+    </w:p>
+    <w:p>
+      <w:pPr>
+        <w:pStyle w:val="Heading2"/>
+      </w:pPr>
+      <w:r>
+        <w:t>Your evidence record</w:t>
+      </w:r>
+    </w:p>
+    <w:p>
+      <w:pPr>
+        <w:pStyle w:val="ListBullet"/>
+      </w:pPr>
+      <w:r>
+        <w:t>In W1 the faulty middle step may add 3, or add the original starting value. Both explain 5 becoming 8 when the start is 3. Choose start 1 or start 3 for a revealing new test. Predict the final result under each explanation and under the intended procedure.</w:t>
+      </w:r>
+    </w:p>
+    <w:p>
       <w:pPr>
         <w:pStyle w:val="Heading3"/>
       </w:pPr>
       <w:r>
-        <w:t>Algorithms as Recipes</w:t>
-      </w:r>
-    </w:p>
-    <w:p>
-      <w:pPr>
-        <w:spacing w:line="336" w:lineRule="auto" w:after="180"/>
-      </w:pPr>
-      <w:r>
-        <w:rPr>
-          <w:b w:val="0"/>
-        </w:rPr>
-        <w:t>Without opening the old lesson, explain one key idea from Algorithms as Recipes. Give an example and a mistake that the idea helps you avoid.</w:t>
+        <w:t>My reasoning and evidence</w:t>
+      </w:r>
+    </w:p>
+    <w:p>
+      <w:r>
+        <w:t>________________________________________________________________</w:t>
+      </w:r>
+    </w:p>
+    <w:p>
+      <w:r>
+        <w:t>________________________________________________________________</w:t>
+      </w:r>
+    </w:p>
+    <w:p>
+      <w:r>
+        <w:t>________________________________________________________________</w:t>
+      </w:r>
+    </w:p>
+    <w:p>
+      <w:r>
+        <w:t>________________________________________________________________</w:t>
+      </w:r>
+    </w:p>
+    <w:p>
+      <w:r>
+        <w:t>________________________________________________________________</w:t>
+      </w:r>
+    </w:p>
+    <w:p>
+      <w:r>
+        <w:t>________________________________________________________________</w:t>
+      </w:r>
+    </w:p>
+    <w:p>
+      <w:pPr>
+        <w:pStyle w:val="Heading1"/>
+      </w:pPr>
+      <w:r>
+        <w:t>14. W3 · Reject a constant-output patch</w:t>
+      </w:r>
+    </w:p>
+    <w:p>
+      <w:r>
+        <w:t>Give a new input with a different specified result.</w:t>
+      </w:r>
+    </w:p>
+    <w:p>
+      <w:pPr>
+        <w:pStyle w:val="Heading2"/>
+      </w:pPr>
+      <w:r>
+        <w:t>Your evidence record</w:t>
+      </w:r>
+    </w:p>
+    <w:p>
+      <w:pPr>
+        <w:pStyle w:val="ListBullet"/>
+      </w:pPr>
+      <w:r>
+        <w:t>A learner repairs the original points machine by reporting 12 for every input, because 12 is correct from start 4. Give a different starting input and its expected output under add 3, double, subtract 2. Explain why the constant report is not a valid repair and what earlier evidence should be preserved.</w:t>
       </w:r>
     </w:p>
     <w:p>
@@ -110,7 +365,7 @@
         <w:pStyle w:val="Heading3"/>
       </w:pPr>
       <w:r>
-        <w:t>My remembered idea, example and correction</w:t>
+        <w:t>My reasoning and evidence</w:t>
       </w:r>
     </w:p>
     <w:p>
@@ -129,33 +384,6 @@
       </w:r>
     </w:p>
     <w:p>
-      <w:pPr>
-        <w:pStyle w:val="Heading3"/>
-      </w:pPr>
-      <w:r>
-        <w:t>Sound Becomes a Signal</w:t>
-      </w:r>
-    </w:p>
-    <w:p>
-      <w:pPr>
-        <w:spacing w:line="336" w:lineRule="auto" w:after="180"/>
-      </w:pPr>
-      <w:r>
-        <w:rPr>
-          <w:b w:val="0"/>
-        </w:rPr>
-        <w:t>Without opening the old lesson, explain one key idea from Sound Becomes a Signal. Give an example and a mistake that the idea helps you avoid.</w:t>
-      </w:r>
-    </w:p>
-    <w:p>
-      <w:pPr>
-        <w:pStyle w:val="Heading3"/>
-      </w:pPr>
-      <w:r>
-        <w:t>My remembered idea, example and correction</w:t>
-      </w:r>
-    </w:p>
-    <w:p>
       <w:r>
         <w:t>________________________________________________________________</w:t>
       </w:r>
@@ -175,222 +403,20 @@
         <w:pStyle w:val="Heading1"/>
       </w:pPr>
       <w:r>
-        <w:t>02. Practise with fading help</w:t>
-      </w:r>
-    </w:p>
-    <w:p>
-      <w:r>
-        <w:t>Complete the supported Debug the Cause trace and record the first step you can explain without help.</w:t>
-      </w:r>
-    </w:p>
-    <w:p>
-      <w:pPr>
-        <w:spacing w:line="336" w:lineRule="auto" w:after="180"/>
-      </w:pPr>
-      <w:r>
-        <w:rPr>
-          <w:b w:val="0"/>
-        </w:rPr>
-        <w:t>Use W2: Choose between two explanations for Debugging with revealing tests. Record the answer once; the lesson and workbook refer to the same attempt.</w:t>
-      </w:r>
-    </w:p>
-    <w:tbl>
-      <w:tblPr>
-        <w:tblStyle w:val="LightShading-Accent1"/>
-        <w:tblW w:type="auto" w:w="0"/>
-        <w:tblLook w:firstColumn="1" w:firstRow="1" w:lastColumn="0" w:lastRow="0" w:noHBand="0" w:noVBand="1" w:val="04A0"/>
-      </w:tblPr>
-      <w:tblGrid>
-        <w:gridCol w:w="2556"/>
-        <w:gridCol w:w="2556"/>
-        <w:gridCol w:w="2556"/>
-        <w:gridCol w:w="2556"/>
-      </w:tblGrid>
-      <w:tr>
-        <w:trPr>
-          <w:tblHeader/>
-        </w:trPr>
-        <w:tc>
-          <w:tcPr>
-            <w:tcW w:type="dxa" w:w="2556"/>
-          </w:tcPr>
-          <w:p>
-            <w:r>
-              <w:t>Given inputs</w:t>
-            </w:r>
-          </w:p>
-        </w:tc>
-        <w:tc>
-          <w:tcPr>
-            <w:tcW w:type="dxa" w:w="2556"/>
-          </w:tcPr>
-          <w:p>
-            <w:r>
-              <w:t>Procedure I chose</w:t>
-            </w:r>
-          </w:p>
-        </w:tc>
-        <w:tc>
-          <w:tcPr>
-            <w:tcW w:type="dxa" w:w="2556"/>
-          </w:tcPr>
-          <w:p>
-            <w:r>
-              <w:t>Middle steps</w:t>
-            </w:r>
-          </w:p>
-        </w:tc>
-        <w:tc>
-          <w:tcPr>
-            <w:tcW w:type="dxa" w:w="2556"/>
-          </w:tcPr>
-          <w:p>
-            <w:r>
-              <w:t>Result and check</w:t>
-            </w:r>
-          </w:p>
-        </w:tc>
-      </w:tr>
-      <w:tr>
-        <w:tc>
-          <w:tcPr>
-            <w:tcW w:type="dxa" w:w="2556"/>
-          </w:tcPr>
-          <w:p>
-            <w:r/>
-          </w:p>
-        </w:tc>
-        <w:tc>
-          <w:tcPr>
-            <w:tcW w:type="dxa" w:w="2556"/>
-          </w:tcPr>
-          <w:p>
-            <w:r/>
-          </w:p>
-        </w:tc>
-        <w:tc>
-          <w:tcPr>
-            <w:tcW w:type="dxa" w:w="2556"/>
-          </w:tcPr>
-          <w:p>
-            <w:r/>
-          </w:p>
-        </w:tc>
-        <w:tc>
-          <w:tcPr>
-            <w:tcW w:type="dxa" w:w="2556"/>
-          </w:tcPr>
-          <w:p>
-            <w:r/>
-          </w:p>
-        </w:tc>
-      </w:tr>
-    </w:tbl>
-    <w:p>
-      <w:pPr>
-        <w:pStyle w:val="Heading3"/>
-      </w:pPr>
-      <w:r>
-        <w:t>The step I completed without help, and the hint I needed</w:t>
-      </w:r>
-    </w:p>
-    <w:p>
-      <w:r>
-        <w:t>________________________________________________________________</w:t>
-      </w:r>
-    </w:p>
-    <w:p>
-      <w:r>
-        <w:t>________________________________________________________________</w:t>
-      </w:r>
-    </w:p>
-    <w:p>
-      <w:r>
-        <w:t>________________________________________________________________</w:t>
-      </w:r>
-    </w:p>
-    <w:p>
-      <w:pPr>
-        <w:pStyle w:val="Heading1"/>
-      </w:pPr>
-      <w:r>
-        <w:t>03. Individual reasoning check</w:t>
-      </w:r>
-    </w:p>
-    <w:p>
-      <w:r>
-        <w:t>Check the proposed Debug the Cause explanation against the supplied facts before discussing it.</w:t>
-      </w:r>
-    </w:p>
-    <w:p>
-      <w:pPr>
-        <w:spacing w:line="336" w:lineRule="auto" w:after="180"/>
-      </w:pPr>
-      <w:r>
-        <w:rPr>
-          <w:b w:val="0"/>
-        </w:rPr>
-        <w:t>Use the worked case for Debugging with revealing tests. Proposed explanation: “The last wrong number locates the fault”. Decide whether this explanation is supported.</w:t>
-      </w:r>
-    </w:p>
-    <w:p>
-      <w:pPr>
-        <w:spacing w:line="336" w:lineRule="auto" w:after="180"/>
-      </w:pPr>
-      <w:r>
-        <w:rPr>
-          <w:b w:val="0"/>
-        </w:rPr>
-        <w:t>Point to the step or supplied fact that decides; explain your repair if needed.</w:t>
-      </w:r>
-    </w:p>
-    <w:p>
-      <w:pPr>
-        <w:pStyle w:val="Heading3"/>
-      </w:pPr>
-      <w:r>
-        <w:t>My explanation before partner discussion</w:t>
-      </w:r>
-    </w:p>
-    <w:p>
-      <w:r>
-        <w:t>________________________________________________________________</w:t>
-      </w:r>
-    </w:p>
-    <w:p>
-      <w:r>
-        <w:t>________________________________________________________________</w:t>
-      </w:r>
-    </w:p>
-    <w:p>
-      <w:r>
-        <w:t>________________________________________________________________</w:t>
-      </w:r>
-    </w:p>
-    <w:p>
-      <w:r>
-        <w:t>________________________________________________________________</w:t>
-      </w:r>
-    </w:p>
-    <w:p>
-      <w:pPr>
-        <w:pStyle w:val="Heading1"/>
-      </w:pPr>
-      <w:r>
-        <w:t>04. Independent transfer case</w:t>
-      </w:r>
-    </w:p>
-    <w:p>
-      <w:r>
-        <w:t>Write one first attempt at the reserved independent case before feedback. Repeated copies of that case refer to the same recorded attempt.</w:t>
-      </w:r>
-    </w:p>
-    <w:p>
-      <w:pPr>
-        <w:pStyle w:val="Heading3"/>
-      </w:pPr>
-      <w:r>
-        <w:t>Independent case: Debug a new ticket rule</w:t>
+        <w:t>04. W4 · Debug a new ticket rule</w:t>
+      </w:r>
+    </w:p>
+    <w:p>
+      <w:r>
+        <w:t>Keep one first attempt before hints or feedback.</w:t>
+      </w:r>
+    </w:p>
+    <w:p>
+      <w:pPr>
+        <w:pStyle w:val="Heading2"/>
+      </w:pPr>
+      <w:r>
+        <w:t>Read and explain independently</w:t>
       </w:r>
     </w:p>
     <w:p>
@@ -472,6 +498,14 @@
     </w:p>
     <w:p>
       <w:pPr>
+        <w:pStyle w:val="Heading2"/>
+      </w:pPr>
+      <w:r>
+        <w:t>Keep a fair record</w:t>
+      </w:r>
+    </w:p>
+    <w:p>
+      <w:pPr>
         <w:spacing w:line="336" w:lineRule="auto" w:after="180"/>
       </w:pPr>
       <w:r>
@@ -483,15 +517,106 @@
     </w:p>
     <w:p>
       <w:pPr>
+        <w:pStyle w:val="Heading2"/>
+      </w:pPr>
+      <w:r>
+        <w:t>Earlier wording, alternatives and picture transcripts · reference / check after trying</w:t>
+      </w:r>
+    </w:p>
+    <w:p>
+      <w:pPr>
+        <w:pStyle w:val="Heading3"/>
+      </w:pPr>
+      <w:r>
+        <w:t>Independent case: Debug a new ticket rule</w:t>
+      </w:r>
+    </w:p>
+    <w:p>
+      <w:pPr>
         <w:pStyle w:val="Heading1"/>
       </w:pPr>
       <w:r>
-        <w:t>05. Your learning target</w:t>
-      </w:r>
-    </w:p>
-    <w:p>
-      <w:r>
-        <w:t>Connect the Debug the Cause target to a trace and a justified conclusion.</w:t>
+        <w:t>16. W5 · Report after the first W4 attempt and feedback</w:t>
+      </w:r>
+    </w:p>
+    <w:p>
+      <w:r>
+        <w:t>Record the exact repair, retests and limits after trying the reserved ticket case.</w:t>
+      </w:r>
+    </w:p>
+    <w:p>
+      <w:pPr>
+        <w:pStyle w:val="Heading2"/>
+      </w:pPr>
+      <w:r>
+        <w:t>Your evidence record</w:t>
+      </w:r>
+    </w:p>
+    <w:p>
+      <w:pPr>
+        <w:pStyle w:val="ListBullet"/>
+      </w:pPr>
+      <w:r>
+        <w:t>After repairing W4, all three chosen tests pass. Write a short report with the fault, the exact repair, the three inputs and expected outputs, and what those passing tests establish. Explain why saying every possible error is now impossible would go beyond the evidence.</w:t>
+      </w:r>
+    </w:p>
+    <w:p>
+      <w:pPr>
+        <w:pStyle w:val="Heading3"/>
+      </w:pPr>
+      <w:r>
+        <w:t>My reasoning and evidence</w:t>
+      </w:r>
+    </w:p>
+    <w:p>
+      <w:r>
+        <w:t>________________________________________________________________</w:t>
+      </w:r>
+    </w:p>
+    <w:p>
+      <w:r>
+        <w:t>________________________________________________________________</w:t>
+      </w:r>
+    </w:p>
+    <w:p>
+      <w:r>
+        <w:t>________________________________________________________________</w:t>
+      </w:r>
+    </w:p>
+    <w:p>
+      <w:r>
+        <w:t>________________________________________________________________</w:t>
+      </w:r>
+    </w:p>
+    <w:p>
+      <w:r>
+        <w:t>________________________________________________________________</w:t>
+      </w:r>
+    </w:p>
+    <w:p>
+      <w:r>
+        <w:t>________________________________________________________________</w:t>
+      </w:r>
+    </w:p>
+    <w:p>
+      <w:pPr>
+        <w:pStyle w:val="Heading1"/>
+      </w:pPr>
+      <w:r>
+        <w:t>09. Project · Keep the decision and its evidence</w:t>
+      </w:r>
+    </w:p>
+    <w:p>
+      <w:r>
+        <w:t>Add this week’s change to your existing project record.</w:t>
+      </w:r>
+    </w:p>
+    <w:p>
+      <w:pPr>
+        <w:pStyle w:val="Heading2"/>
+      </w:pPr>
+      <w:r>
+        <w:t>Your evidence record</w:t>
       </w:r>
     </w:p>
     <w:p>
@@ -502,31 +627,19 @@
         <w:rPr>
           <w:b w:val="0"/>
         </w:rPr>
-        <w:t>Starting at square 0, the target is square 3. Program: repeat twice {MOVE 1}; STOP. A teammate changes the target to 2 and calls the bug fixed. Repair the program and give two tests.</w:t>
-      </w:r>
-    </w:p>
-    <w:p>
-      <w:pPr>
-        <w:pStyle w:val="Heading1"/>
-      </w:pPr>
-      <w:r>
-        <w:t>06. Solve the given case</w:t>
-      </w:r>
-    </w:p>
-    <w:p>
-      <w:r>
-        <w:t>Solve the supplied Debug the Cause case and show the deciding evidence.</w:t>
-      </w:r>
-    </w:p>
-    <w:p>
-      <w:pPr>
-        <w:spacing w:line="336" w:lineRule="auto" w:after="180"/>
-      </w:pPr>
+        <w:t xml:space="preserve">When the sorter fails, log the first wrong stage and change only the responsible rule, </w:t>
+      </w:r>
+      <w:r>
+        <w:rPr>
+          <w:b/>
+        </w:rPr>
+        <w:t>input</w:t>
+      </w:r>
       <w:r>
         <w:rPr>
           <w:b w:val="0"/>
         </w:rPr>
-        <w:t>A robot should go from square one to square three. Its program is MOVE ONE, STOP.</w:t>
+        <w:t>, or label.</w:t>
       </w:r>
     </w:p>
     <w:p>
@@ -537,30 +650,7 @@
         <w:rPr>
           <w:b w:val="0"/>
         </w:rPr>
-        <w:t>Find the cause and repair one thing.</w:t>
-      </w:r>
-    </w:p>
-    <w:p>
-      <w:pPr>
-        <w:spacing w:line="336" w:lineRule="auto" w:after="180"/>
-      </w:pPr>
-      <w:r>
-        <w:rPr>
-          <w:b w:val="0"/>
-        </w:rPr>
-        <w:t xml:space="preserve">Show your </w:t>
-      </w:r>
-      <w:r>
-        <w:rPr>
-          <w:b/>
-        </w:rPr>
-        <w:t>trace</w:t>
-      </w:r>
-      <w:r>
-        <w:rPr>
-          <w:b w:val="0"/>
-        </w:rPr>
-        <w:t xml:space="preserve">, calculation or </w:t>
+        <w:t xml:space="preserve">The project change and </w:t>
       </w:r>
       <w:r>
         <w:rPr>
@@ -568,333 +658,6 @@
         </w:rPr>
         <w:t>evidence</w:t>
       </w:r>
-    </w:p>
-    <w:p>
-      <w:pPr>
-        <w:pStyle w:val="Heading3"/>
-      </w:pPr>
-      <w:r>
-        <w:t>Write or draw your reasoning and evidence.</w:t>
-      </w:r>
-    </w:p>
-    <w:p>
-      <w:r>
-        <w:t>________________________________________________________________</w:t>
-      </w:r>
-    </w:p>
-    <w:p>
-      <w:r>
-        <w:t>________________________________________________________________</w:t>
-      </w:r>
-    </w:p>
-    <w:p>
-      <w:r>
-        <w:t>________________________________________________________________</w:t>
-      </w:r>
-    </w:p>
-    <w:p>
-      <w:r>
-        <w:t>________________________________________________________________</w:t>
-      </w:r>
-    </w:p>
-    <w:p>
-      <w:r>
-        <w:t>________________________________________________________________</w:t>
-      </w:r>
-    </w:p>
-    <w:p>
-      <w:pPr>
-        <w:pStyle w:val="Heading1"/>
-      </w:pPr>
-      <w:r>
-        <w:t>07. Check a changed case</w:t>
-      </w:r>
-    </w:p>
-    <w:p>
-      <w:r>
-        <w:t>Apply the procedure to the changed case and record why the conclusion follows.</w:t>
-      </w:r>
-    </w:p>
-    <w:p>
-      <w:pPr>
-        <w:spacing w:line="336" w:lineRule="auto" w:after="180"/>
-        <w:shd w:fill="F5F1FB"/>
-      </w:pPr>
-      <w:r>
-        <w:rPr>
-          <w:b w:val="0"/>
-        </w:rPr>
-        <w:t>A sorting rule says blue goes left. A blue card goes right. The reader correctly reports blue, but the direction rule says blue goes right. Which part should you fix first?</w:t>
-      </w:r>
-    </w:p>
-    <w:p>
-      <w:pPr>
-        <w:spacing w:line="336" w:lineRule="auto" w:after="180"/>
-      </w:pPr>
-      <w:r>
-        <w:rPr>
-          <w:b w:val="0"/>
-        </w:rPr>
-        <w:t>My independent answer and reason</w:t>
-      </w:r>
-    </w:p>
-    <w:p>
-      <w:pPr>
-        <w:pStyle w:val="Heading3"/>
-      </w:pPr>
-      <w:r>
-        <w:t>Write or draw your reasoning and evidence.</w:t>
-      </w:r>
-    </w:p>
-    <w:p>
-      <w:r>
-        <w:t>________________________________________________________________</w:t>
-      </w:r>
-    </w:p>
-    <w:p>
-      <w:r>
-        <w:t>________________________________________________________________</w:t>
-      </w:r>
-    </w:p>
-    <w:p>
-      <w:r>
-        <w:t>________________________________________________________________</w:t>
-      </w:r>
-    </w:p>
-    <w:p>
-      <w:r>
-        <w:t>________________________________________________________________</w:t>
-      </w:r>
-    </w:p>
-    <w:p>
-      <w:r>
-        <w:t>________________________________________________________________</w:t>
-      </w:r>
-    </w:p>
-    <w:p>
-      <w:pPr>
-        <w:pStyle w:val="Heading3"/>
-      </w:pPr>
-      <w:r>
-        <w:t>Week 12 Test and reflect</w:t>
-      </w:r>
-    </w:p>
-    <w:p>
-      <w:pPr>
-        <w:pStyle w:val="Heading1"/>
-      </w:pPr>
-      <w:r>
-        <w:t>08. Design a revealing test</w:t>
-      </w:r>
-    </w:p>
-    <w:p>
-      <w:r>
-        <w:t>Specify a changed input, expected result and observation separately.</w:t>
-      </w:r>
-    </w:p>
-    <w:p>
-      <w:pPr>
-        <w:spacing w:line="336" w:lineRule="auto" w:after="180"/>
-      </w:pPr>
-      <w:r>
-        <w:rPr>
-          <w:b w:val="0"/>
-        </w:rPr>
-        <w:t xml:space="preserve">Create a changed </w:t>
-      </w:r>
-      <w:r>
-        <w:rPr>
-          <w:b/>
-        </w:rPr>
-        <w:t>input</w:t>
-      </w:r>
-      <w:r>
-        <w:rPr>
-          <w:b w:val="0"/>
-        </w:rPr>
-        <w:t xml:space="preserve">, boundary case or missing-information case. Write the </w:t>
-      </w:r>
-      <w:r>
-        <w:rPr>
-          <w:b/>
-        </w:rPr>
-        <w:t>expected</w:t>
-      </w:r>
-      <w:r>
-        <w:rPr>
-          <w:b w:val="0"/>
-        </w:rPr>
-        <w:t xml:space="preserve"> answer or safe response before testing.</w:t>
-      </w:r>
-    </w:p>
-    <w:tbl>
-      <w:tblPr>
-        <w:tblStyle w:val="LightShading-Accent1"/>
-        <w:tblW w:type="auto" w:w="0"/>
-        <w:tblLook w:firstColumn="1" w:firstRow="1" w:lastColumn="0" w:lastRow="0" w:noHBand="0" w:noVBand="1" w:val="04A0"/>
-      </w:tblPr>
-      <w:tblGrid>
-        <w:gridCol w:w="5112"/>
-        <w:gridCol w:w="5112"/>
-      </w:tblGrid>
-      <w:tr>
-        <w:trPr>
-          <w:tblHeader/>
-        </w:trPr>
-        <w:tc>
-          <w:tcPr>
-            <w:tcW w:type="dxa" w:w="5112"/>
-          </w:tcPr>
-          <w:p>
-            <w:r>
-              <w:t>Test record</w:t>
-            </w:r>
-          </w:p>
-        </w:tc>
-        <w:tc>
-          <w:tcPr>
-            <w:tcW w:type="dxa" w:w="5112"/>
-          </w:tcPr>
-          <w:p>
-            <w:r>
-              <w:t>My evidence</w:t>
-            </w:r>
-          </w:p>
-        </w:tc>
-      </w:tr>
-      <w:tr>
-        <w:tc>
-          <w:tcPr>
-            <w:tcW w:type="dxa" w:w="5112"/>
-          </w:tcPr>
-          <w:p>
-            <w:r>
-              <w:t>Changed input or condition</w:t>
-            </w:r>
-          </w:p>
-        </w:tc>
-        <w:tc>
-          <w:tcPr>
-            <w:tcW w:type="dxa" w:w="5112"/>
-          </w:tcPr>
-          <w:p>
-            <w:r/>
-          </w:p>
-        </w:tc>
-      </w:tr>
-      <w:tr>
-        <w:tc>
-          <w:tcPr>
-            <w:tcW w:type="dxa" w:w="5112"/>
-          </w:tcPr>
-          <w:p>
-            <w:r>
-              <w:t>Expected answer or fallback</w:t>
-            </w:r>
-          </w:p>
-        </w:tc>
-        <w:tc>
-          <w:tcPr>
-            <w:tcW w:type="dxa" w:w="5112"/>
-          </w:tcPr>
-          <w:p>
-            <w:r/>
-          </w:p>
-        </w:tc>
-      </w:tr>
-      <w:tr>
-        <w:tc>
-          <w:tcPr>
-            <w:tcW w:type="dxa" w:w="5112"/>
-          </w:tcPr>
-          <w:p>
-            <w:r>
-              <w:t>Observed result</w:t>
-            </w:r>
-          </w:p>
-        </w:tc>
-        <w:tc>
-          <w:tcPr>
-            <w:tcW w:type="dxa" w:w="5112"/>
-          </w:tcPr>
-          <w:p>
-            <w:r/>
-          </w:p>
-        </w:tc>
-      </w:tr>
-      <w:tr>
-        <w:tc>
-          <w:tcPr>
-            <w:tcW w:type="dxa" w:w="5112"/>
-          </w:tcPr>
-          <w:p>
-            <w:r>
-              <w:t>Why the result occurred</w:t>
-            </w:r>
-          </w:p>
-        </w:tc>
-        <w:tc>
-          <w:tcPr>
-            <w:tcW w:type="dxa" w:w="5112"/>
-          </w:tcPr>
-          <w:p>
-            <w:r/>
-          </w:p>
-        </w:tc>
-      </w:tr>
-    </w:tbl>
-    <w:p>
-      <w:pPr>
-        <w:pStyle w:val="Heading1"/>
-      </w:pPr>
-      <w:r>
-        <w:t>09. Project checkpoint</w:t>
-      </w:r>
-    </w:p>
-    <w:p>
-      <w:r>
-        <w:t>Justify what Debug the Cause adds to Helpful Classroom Sorter and keep the evidence.</w:t>
-      </w:r>
-    </w:p>
-    <w:p>
-      <w:pPr>
-        <w:spacing w:line="336" w:lineRule="auto" w:after="180"/>
-      </w:pPr>
-      <w:r>
-        <w:rPr>
-          <w:b w:val="0"/>
-        </w:rPr>
-        <w:t xml:space="preserve">When the sorter fails, log the first wrong stage and change only the responsible rule, </w:t>
-      </w:r>
-      <w:r>
-        <w:rPr>
-          <w:b/>
-        </w:rPr>
-        <w:t>input</w:t>
-      </w:r>
-      <w:r>
-        <w:rPr>
-          <w:b w:val="0"/>
-        </w:rPr>
-        <w:t>, or label.</w:t>
-      </w:r>
-    </w:p>
-    <w:p>
-      <w:pPr>
-        <w:spacing w:line="336" w:lineRule="auto" w:after="180"/>
-      </w:pPr>
-      <w:r>
-        <w:rPr>
-          <w:b w:val="0"/>
-        </w:rPr>
-        <w:t xml:space="preserve">The project change and </w:t>
-      </w:r>
-      <w:r>
-        <w:rPr>
-          <w:b/>
-        </w:rPr>
-        <w:t>evidence</w:t>
-      </w:r>
       <w:r>
         <w:rPr>
           <w:b w:val="0"/>
@@ -940,698 +703,20 @@
         <w:pStyle w:val="Heading1"/>
       </w:pPr>
       <w:r>
-        <w:t>10. Self check</w:t>
-      </w:r>
-    </w:p>
-    <w:p>
-      <w:r>
-        <w:t>Judge explanation, evidence, transfer and limits separately; attach the work behind your judgement.</w:t>
-      </w:r>
-    </w:p>
-    <w:p>
-      <w:pPr>
-        <w:pStyle w:val="ListBullet"/>
-      </w:pPr>
-      <w:r>
-        <w:t>I can explain the mechanism.</w:t>
-      </w:r>
-    </w:p>
-    <w:p>
-      <w:pPr>
-        <w:pStyle w:val="ListBullet"/>
-      </w:pPr>
-      <w:r>
-        <w:t>I can show evidence.</w:t>
-      </w:r>
-    </w:p>
-    <w:p>
-      <w:pPr>
-        <w:pStyle w:val="ListBullet"/>
-      </w:pPr>
-      <w:r>
-        <w:t>I can handle a changed case.</w:t>
-      </w:r>
-    </w:p>
-    <w:p>
-      <w:pPr>
-        <w:pStyle w:val="ListBullet"/>
-      </w:pPr>
-      <w:r>
-        <w:t>I can name a limit.</w:t>
-      </w:r>
-    </w:p>
-    <w:p>
-      <w:r>
-        <w:t>Mark each as not yet, with help or independently, and attach supporting work.</w:t>
-      </w:r>
-    </w:p>
-    <w:p>
-      <w:pPr>
-        <w:spacing w:line="336" w:lineRule="auto" w:after="180"/>
-      </w:pPr>
-      <w:r>
-        <w:rPr>
-          <w:b w:val="0"/>
-        </w:rPr>
-        <w:t>Teacher review ____________________  Next step ____________________</w:t>
-      </w:r>
-    </w:p>
-    <w:p>
-      <w:pPr>
-        <w:pStyle w:val="Heading1"/>
-      </w:pPr>
-      <w:r>
-        <w:t>11. Transfer practice from the original programme</w:t>
-      </w:r>
-    </w:p>
-    <w:p>
-      <w:r>
-        <w:t>Use this earlier case as transfer practice. A case already discussed with feedback is not fresh assessment evidence.</w:t>
-      </w:r>
-    </w:p>
-    <w:p>
-      <w:pPr>
-        <w:spacing w:line="336" w:lineRule="auto" w:after="180"/>
-      </w:pPr>
-      <w:r>
-        <w:rPr>
-          <w:b w:val="0"/>
-        </w:rPr>
-        <w:t>The requirement is to move exactly three squares forward from any valid starting square, then stop. Starting at square 0, repeat twice {MOVE 1}; STOP ends at 2. A teammate reduces the required distance to two squares.</w:t>
-      </w:r>
-    </w:p>
-    <w:p>
-      <w:pPr>
-        <w:spacing w:line="336" w:lineRule="auto" w:after="180"/>
-      </w:pPr>
-      <w:r>
-        <w:rPr>
-          <w:b w:val="0"/>
-        </w:rPr>
-        <w:t>Repair the program without changing the requirement; test starts 0 and 2.</w:t>
-      </w:r>
-    </w:p>
-    <w:p>
-      <w:pPr>
-        <w:pStyle w:val="Heading3"/>
-      </w:pPr>
-      <w:r>
-        <w:t>My independently reasoned answer</w:t>
-      </w:r>
-    </w:p>
-    <w:p>
-      <w:r>
-        <w:t>________________________________________________________________</w:t>
-      </w:r>
-    </w:p>
-    <w:p>
-      <w:r>
-        <w:t>________________________________________________________________</w:t>
-      </w:r>
-    </w:p>
-    <w:p>
-      <w:r>
-        <w:t>________________________________________________________________</w:t>
-      </w:r>
-    </w:p>
-    <w:p>
-      <w:r>
-        <w:t>________________________________________________________________</w:t>
-      </w:r>
-    </w:p>
-    <w:p>
-      <w:r>
-        <w:t>________________________________________________________________</w:t>
-      </w:r>
-    </w:p>
-    <w:p>
-      <w:r>
-        <w:t>________________________________________________________________</w:t>
-      </w:r>
-    </w:p>
-    <w:p>
-      <w:r>
-        <w:t>________________________________________________________________</w:t>
-      </w:r>
-    </w:p>
-    <w:p>
-      <w:pPr>
-        <w:spacing w:line="336" w:lineRule="auto" w:after="180"/>
-      </w:pPr>
-      <w:r>
-        <w:rPr>
-          <w:b w:val="0"/>
-        </w:rPr>
-        <w:t>Record support used: none, hint or teacher explanation.</w:t>
-      </w:r>
-    </w:p>
-    <w:p>
-      <w:pPr>
-        <w:pStyle w:val="Heading1"/>
-      </w:pPr>
-      <w:r>
-        <w:t>12. W1 Locate the first difference</w:t>
-      </w:r>
-    </w:p>
-    <w:p>
-      <w:r>
-        <w:t>Locate the first difference. Apply the supplied Debug the Cause facts and keep your reasoning.</w:t>
-      </w:r>
-    </w:p>
-    <w:p>
-      <w:pPr>
-        <w:spacing w:line="336" w:lineRule="auto" w:after="180"/>
-      </w:pPr>
-      <w:r>
-        <w:rPr>
-          <w:b w:val="0"/>
-        </w:rPr>
-        <w:t xml:space="preserve">A procedure must add 2, double the updated value, then subtract 1. Starting at 3, an observed </w:t>
-      </w:r>
-      <w:r>
-        <w:rPr>
-          <w:b/>
-        </w:rPr>
-        <w:t>trace</w:t>
-      </w:r>
-      <w:r>
-        <w:rPr>
-          <w:b w:val="0"/>
-        </w:rPr>
-        <w:t xml:space="preserve"> is 3, 5, 8, 7.</w:t>
-      </w:r>
-    </w:p>
-    <w:p>
-      <w:pPr>
-        <w:spacing w:line="336" w:lineRule="auto" w:after="180"/>
-      </w:pPr>
-      <w:r>
-        <w:rPr>
-          <w:b w:val="0"/>
-        </w:rPr>
-        <w:t xml:space="preserve">Write the </w:t>
-      </w:r>
-      <w:r>
-        <w:rPr>
-          <w:b/>
-        </w:rPr>
-        <w:t>expected</w:t>
-      </w:r>
-      <w:r>
-        <w:rPr>
-          <w:b w:val="0"/>
-        </w:rPr>
-        <w:t xml:space="preserve"> </w:t>
-      </w:r>
-      <w:r>
-        <w:rPr>
-          <w:b/>
-        </w:rPr>
-        <w:t>trace</w:t>
-      </w:r>
-      <w:r>
-        <w:rPr>
-          <w:b w:val="0"/>
-        </w:rPr>
-        <w:t>, identify the first difference and explain why the final subtraction is not necessarily a separate fault.</w:t>
-      </w:r>
-    </w:p>
-    <w:p>
-      <w:pPr>
-        <w:pStyle w:val="Heading3"/>
-      </w:pPr>
-      <w:r>
-        <w:t>My reasoning and evidence</w:t>
-      </w:r>
-    </w:p>
-    <w:p>
-      <w:r>
-        <w:t>________________________________________________________________</w:t>
-      </w:r>
-    </w:p>
-    <w:p>
-      <w:r>
-        <w:t>________________________________________________________________</w:t>
-      </w:r>
-    </w:p>
-    <w:p>
-      <w:r>
-        <w:t>________________________________________________________________</w:t>
-      </w:r>
-    </w:p>
-    <w:p>
-      <w:r>
-        <w:t>________________________________________________________________</w:t>
-      </w:r>
-    </w:p>
-    <w:p>
-      <w:r>
-        <w:t>________________________________________________________________</w:t>
-      </w:r>
-    </w:p>
-    <w:p>
-      <w:r>
-        <w:t>________________________________________________________________</w:t>
-      </w:r>
-    </w:p>
-    <w:p>
-      <w:r>
-        <w:t>________________________________________________________________</w:t>
-      </w:r>
-    </w:p>
-    <w:p>
-      <w:pPr>
-        <w:pStyle w:val="Heading1"/>
-      </w:pPr>
-      <w:r>
-        <w:t>13. W2 Choose between two explanations</w:t>
-      </w:r>
-    </w:p>
-    <w:p>
-      <w:r>
-        <w:t>Choose between two explanations. Apply the supplied Debug the Cause facts and keep your reasoning.</w:t>
-      </w:r>
-    </w:p>
-    <w:p>
-      <w:pPr>
-        <w:spacing w:line="336" w:lineRule="auto" w:after="180"/>
-      </w:pPr>
-      <w:r>
-        <w:rPr>
-          <w:b w:val="0"/>
-        </w:rPr>
-        <w:t>In W1 the faulty middle step may add 3, or add the original starting value. Both explain 5 becoming 8 when the start is 3. Choose start 1 or start 3 for a revealing new test.</w:t>
-      </w:r>
-    </w:p>
-    <w:p>
-      <w:pPr>
-        <w:spacing w:line="336" w:lineRule="auto" w:after="180"/>
-      </w:pPr>
-      <w:r>
-        <w:rPr>
-          <w:b w:val="0"/>
-        </w:rPr>
-        <w:t>Predict the final result under each explanation and under the intended procedure.</w:t>
-      </w:r>
-    </w:p>
-    <w:p>
-      <w:pPr>
-        <w:pStyle w:val="Heading3"/>
-      </w:pPr>
-      <w:r>
-        <w:t>My reasoning and evidence</w:t>
-      </w:r>
-    </w:p>
-    <w:p>
-      <w:r>
-        <w:t>________________________________________________________________</w:t>
-      </w:r>
-    </w:p>
-    <w:p>
-      <w:r>
-        <w:t>________________________________________________________________</w:t>
-      </w:r>
-    </w:p>
-    <w:p>
-      <w:r>
-        <w:t>________________________________________________________________</w:t>
-      </w:r>
-    </w:p>
-    <w:p>
-      <w:r>
-        <w:t>________________________________________________________________</w:t>
-      </w:r>
-    </w:p>
-    <w:p>
-      <w:r>
-        <w:t>________________________________________________________________</w:t>
-      </w:r>
-    </w:p>
-    <w:p>
-      <w:r>
-        <w:t>________________________________________________________________</w:t>
-      </w:r>
-    </w:p>
-    <w:p>
-      <w:pPr>
-        <w:pStyle w:val="Heading1"/>
-      </w:pPr>
-      <w:r>
-        <w:t>14. W3 Reject a repair that hides the symptom</w:t>
-      </w:r>
-    </w:p>
-    <w:p>
-      <w:r>
-        <w:t>Reject a repair that hides the symptom. Apply the supplied Debug the Cause facts and keep your reasoning.</w:t>
-      </w:r>
-    </w:p>
-    <w:p>
-      <w:pPr>
-        <w:spacing w:line="336" w:lineRule="auto" w:after="180"/>
-      </w:pPr>
-      <w:r>
-        <w:rPr>
-          <w:b w:val="0"/>
-        </w:rPr>
-        <w:t xml:space="preserve">A learner repairs the original points machine by reporting 12 for every </w:t>
-      </w:r>
-      <w:r>
-        <w:rPr>
-          <w:b/>
-        </w:rPr>
-        <w:t>input</w:t>
-      </w:r>
-      <w:r>
-        <w:rPr>
-          <w:b w:val="0"/>
-        </w:rPr>
-        <w:t xml:space="preserve">, because 12 is correct from start 4. Give a different starting </w:t>
-      </w:r>
-      <w:r>
-        <w:rPr>
-          <w:b/>
-        </w:rPr>
-        <w:t>input</w:t>
-      </w:r>
-      <w:r>
-        <w:rPr>
-          <w:b w:val="0"/>
-        </w:rPr>
-        <w:t xml:space="preserve"> and its </w:t>
-      </w:r>
-      <w:r>
-        <w:rPr>
-          <w:b/>
-        </w:rPr>
-        <w:t>expected</w:t>
-      </w:r>
-      <w:r>
-        <w:rPr>
-          <w:b w:val="0"/>
-        </w:rPr>
-        <w:t xml:space="preserve"> </w:t>
-      </w:r>
-      <w:r>
-        <w:rPr>
-          <w:b/>
-        </w:rPr>
-        <w:t>output</w:t>
-      </w:r>
-      <w:r>
-        <w:rPr>
-          <w:b w:val="0"/>
-        </w:rPr>
-        <w:t xml:space="preserve"> under add 3, double, subtract 2.</w:t>
-      </w:r>
-    </w:p>
-    <w:p>
-      <w:pPr>
-        <w:spacing w:line="336" w:lineRule="auto" w:after="180"/>
-      </w:pPr>
-      <w:r>
-        <w:rPr>
-          <w:b w:val="0"/>
-        </w:rPr>
-        <w:t xml:space="preserve">Explain why the constant report is not a valid repair and what earlier </w:t>
-      </w:r>
-      <w:r>
-        <w:rPr>
-          <w:b/>
-        </w:rPr>
-        <w:t>evidence</w:t>
-      </w:r>
-      <w:r>
-        <w:rPr>
-          <w:b w:val="0"/>
-        </w:rPr>
-        <w:t xml:space="preserve"> should be preserved.</w:t>
-      </w:r>
-    </w:p>
-    <w:p>
-      <w:pPr>
-        <w:pStyle w:val="Heading3"/>
-      </w:pPr>
-      <w:r>
-        <w:t>My reasoning and evidence</w:t>
-      </w:r>
-    </w:p>
-    <w:p>
-      <w:r>
-        <w:t>________________________________________________________________</w:t>
-      </w:r>
-    </w:p>
-    <w:p>
-      <w:r>
-        <w:t>________________________________________________________________</w:t>
-      </w:r>
-    </w:p>
-    <w:p>
-      <w:r>
-        <w:t>________________________________________________________________</w:t>
-      </w:r>
-    </w:p>
-    <w:p>
-      <w:r>
-        <w:t>________________________________________________________________</w:t>
-      </w:r>
-    </w:p>
-    <w:p>
-      <w:r>
-        <w:t>________________________________________________________________</w:t>
-      </w:r>
-    </w:p>
-    <w:p>
-      <w:r>
-        <w:t>________________________________________________________________</w:t>
-      </w:r>
-    </w:p>
-    <w:p>
-      <w:pPr>
-        <w:pStyle w:val="Heading1"/>
-      </w:pPr>
-      <w:r>
-        <w:t>15. W4 Debug a new ticket rule</w:t>
-      </w:r>
-    </w:p>
-    <w:p>
-      <w:r>
-        <w:t>Attempt before feedback. If this repeats the selected independent case, reuse that first attempt; otherwise keep a separate record. Debug a new ticket rule. Apply the supplied Debug the Cause facts and keep your reasoning.</w:t>
-      </w:r>
-    </w:p>
-    <w:p>
-      <w:pPr>
-        <w:spacing w:line="336" w:lineRule="auto" w:after="180"/>
-      </w:pPr>
-      <w:r>
-        <w:rPr>
-          <w:b w:val="0"/>
-        </w:rPr>
-        <w:t xml:space="preserve">A paper ticket rule must add 1 to the </w:t>
-      </w:r>
-      <w:r>
-        <w:rPr>
-          <w:b/>
-        </w:rPr>
-        <w:t>input</w:t>
-      </w:r>
-      <w:r>
-        <w:rPr>
-          <w:b w:val="0"/>
-        </w:rPr>
-        <w:t xml:space="preserve"> count. If the updated count is at least 5, report Group; otherwise report Single. A copied version says above 5.</w:t>
-      </w:r>
-    </w:p>
-    <w:p>
-      <w:pPr>
-        <w:spacing w:line="336" w:lineRule="auto" w:after="180"/>
-      </w:pPr>
-      <w:r>
-        <w:rPr>
-          <w:b w:val="0"/>
-        </w:rPr>
-        <w:t>Choose the smallest three consecutive nonnegative starting counts that test just below, exactly at and just above the comparison boundary. Predict both versions, identify the revealing start and state the repair and retests.</w:t>
-      </w:r>
-    </w:p>
-    <w:p>
-      <w:pPr>
-        <w:pStyle w:val="Heading3"/>
-      </w:pPr>
-      <w:r>
-        <w:t>My reasoning and evidence</w:t>
-      </w:r>
-    </w:p>
-    <w:p>
-      <w:r>
-        <w:t>________________________________________________________________</w:t>
-      </w:r>
-    </w:p>
-    <w:p>
-      <w:r>
-        <w:t>________________________________________________________________</w:t>
-      </w:r>
-    </w:p>
-    <w:p>
-      <w:r>
-        <w:t>________________________________________________________________</w:t>
-      </w:r>
-    </w:p>
-    <w:p>
-      <w:r>
-        <w:t>________________________________________________________________</w:t>
-      </w:r>
-    </w:p>
-    <w:p>
-      <w:r>
-        <w:t>________________________________________________________________</w:t>
-      </w:r>
-    </w:p>
-    <w:p>
-      <w:r>
-        <w:t>________________________________________________________________</w:t>
-      </w:r>
-    </w:p>
-    <w:p>
-      <w:r>
-        <w:t>________________________________________________________________</w:t>
-      </w:r>
-    </w:p>
-    <w:p>
-      <w:r>
-        <w:t>________________________________________________________________</w:t>
-      </w:r>
-    </w:p>
-    <w:p>
-      <w:pPr>
-        <w:pStyle w:val="Heading1"/>
-      </w:pPr>
-      <w:r>
-        <w:t>16. W5 Make a defensible completion claim</w:t>
-      </w:r>
-    </w:p>
-    <w:p>
-      <w:r>
-        <w:t>Make a defensible completion claim. Apply the supplied Debug the Cause facts and keep your reasoning.</w:t>
-      </w:r>
-    </w:p>
-    <w:p>
-      <w:pPr>
-        <w:spacing w:line="336" w:lineRule="auto" w:after="180"/>
-      </w:pPr>
-      <w:r>
-        <w:rPr>
-          <w:b w:val="0"/>
-        </w:rPr>
-        <w:t xml:space="preserve">After repairing W4, all three chosen tests pass. Write a short report with the fault, the exact repair, the three </w:t>
-      </w:r>
-      <w:r>
-        <w:rPr>
-          <w:b/>
-        </w:rPr>
-        <w:t>input</w:t>
-      </w:r>
-      <w:r>
-        <w:rPr>
-          <w:b w:val="0"/>
-        </w:rPr>
-        <w:t xml:space="preserve">s and </w:t>
-      </w:r>
-      <w:r>
-        <w:rPr>
-          <w:b/>
-        </w:rPr>
-        <w:t>expected</w:t>
-      </w:r>
-      <w:r>
-        <w:rPr>
-          <w:b w:val="0"/>
-        </w:rPr>
-        <w:t xml:space="preserve"> </w:t>
-      </w:r>
-      <w:r>
-        <w:rPr>
-          <w:b/>
-        </w:rPr>
-        <w:t>output</w:t>
-      </w:r>
-      <w:r>
-        <w:rPr>
-          <w:b w:val="0"/>
-        </w:rPr>
-        <w:t>s, and what those passing tests establish.</w:t>
-      </w:r>
-    </w:p>
-    <w:p>
-      <w:pPr>
-        <w:spacing w:line="336" w:lineRule="auto" w:after="180"/>
-      </w:pPr>
-      <w:r>
-        <w:rPr>
-          <w:b w:val="0"/>
-        </w:rPr>
-        <w:t xml:space="preserve">Explain why saying every possible error is now impossible would go beyond the </w:t>
-      </w:r>
-      <w:r>
-        <w:rPr>
-          <w:b/>
-        </w:rPr>
-        <w:t>evidence</w:t>
-      </w:r>
-      <w:r>
-        <w:rPr>
-          <w:b w:val="0"/>
-        </w:rPr>
-        <w:t>.</w:t>
-      </w:r>
-    </w:p>
-    <w:p>
-      <w:pPr>
-        <w:pStyle w:val="Heading3"/>
-      </w:pPr>
-      <w:r>
-        <w:t>My reasoning and evidence</w:t>
-      </w:r>
-    </w:p>
-    <w:p>
-      <w:r>
-        <w:t>________________________________________________________________</w:t>
-      </w:r>
-    </w:p>
-    <w:p>
-      <w:r>
-        <w:t>________________________________________________________________</w:t>
-      </w:r>
-    </w:p>
-    <w:p>
-      <w:r>
-        <w:t>________________________________________________________________</w:t>
-      </w:r>
-    </w:p>
-    <w:p>
-      <w:r>
-        <w:t>________________________________________________________________</w:t>
-      </w:r>
-    </w:p>
-    <w:p>
-      <w:r>
-        <w:t>________________________________________________________________</w:t>
-      </w:r>
-    </w:p>
-    <w:p>
-      <w:r>
-        <w:t>________________________________________________________________</w:t>
-      </w:r>
-    </w:p>
-    <w:p>
-      <w:pPr>
-        <w:pStyle w:val="Heading1"/>
-      </w:pPr>
-      <w:r>
-        <w:t>17. Feedback, return check and learning record</w:t>
-      </w:r>
-    </w:p>
-    <w:p>
-      <w:r>
-        <w:t>Record the first repaired step and a different case to revisit after a delay.</w:t>
+        <w:t>17. Feedback · Repair and return</w:t>
+      </w:r>
+    </w:p>
+    <w:p>
+      <w:r>
+        <w:t>Keep the first attempt, the repair and a changed-case return.</w:t>
+      </w:r>
+    </w:p>
+    <w:p>
+      <w:pPr>
+        <w:pStyle w:val="Heading2"/>
+      </w:pPr>
+      <w:r>
+        <w:t>Your evidence record</w:t>
       </w:r>
     </w:p>
     <w:tbl>
@@ -1786,12 +871,908 @@
         <w:pStyle w:val="Heading1"/>
       </w:pPr>
       <w:r>
-        <w:t>18. Pictorial case practice: Debug the Cause</w:t>
-      </w:r>
-    </w:p>
-    <w:p>
-      <w:r>
-        <w:t>A fictional paper calculator should double the current value, but a copied instruction behaves strangely. Explain the labelled step before checking the changed condition.</w:t>
+        <w:t>10. Finish · Judge the evidence in your work</w:t>
+      </w:r>
+    </w:p>
+    <w:p>
+      <w:r>
+        <w:t>Point to work that supports your confidence level.</w:t>
+      </w:r>
+    </w:p>
+    <w:p>
+      <w:pPr>
+        <w:pStyle w:val="Heading2"/>
+      </w:pPr>
+      <w:r>
+        <w:t>Your evidence record</w:t>
+      </w:r>
+    </w:p>
+    <w:p>
+      <w:pPr>
+        <w:pStyle w:val="ListBullet"/>
+      </w:pPr>
+      <w:r>
+        <w:t>I can explain the mechanism.</w:t>
+      </w:r>
+    </w:p>
+    <w:p>
+      <w:pPr>
+        <w:pStyle w:val="ListBullet"/>
+      </w:pPr>
+      <w:r>
+        <w:t>I can show evidence.</w:t>
+      </w:r>
+    </w:p>
+    <w:p>
+      <w:pPr>
+        <w:pStyle w:val="ListBullet"/>
+      </w:pPr>
+      <w:r>
+        <w:t>I can handle a changed case.</w:t>
+      </w:r>
+    </w:p>
+    <w:p>
+      <w:pPr>
+        <w:pStyle w:val="ListBullet"/>
+      </w:pPr>
+      <w:r>
+        <w:t>I can name a limit.</w:t>
+      </w:r>
+    </w:p>
+    <w:p>
+      <w:r>
+        <w:t>Mark each as not yet, with help or independently, and attach supporting work.</w:t>
+      </w:r>
+    </w:p>
+    <w:p>
+      <w:pPr>
+        <w:spacing w:line="336" w:lineRule="auto" w:after="180"/>
+      </w:pPr>
+      <w:r>
+        <w:rPr>
+          <w:b w:val="0"/>
+        </w:rPr>
+        <w:t>Teacher review ____________________  Next step ____________________</w:t>
+      </w:r>
+    </w:p>
+    <w:p>
+      <w:pPr>
+        <w:pStyle w:val="Heading1"/>
+      </w:pPr>
+      <w:r>
+        <w:t>Reference bank and extra practice</w:t>
+      </w:r>
+    </w:p>
+    <w:p>
+      <w:pPr>
+        <w:pStyle w:val="Heading1"/>
+      </w:pPr>
+      <w:r>
+        <w:t>02. Reference · Supported W2 record</w:t>
+      </w:r>
+    </w:p>
+    <w:p>
+      <w:r>
+        <w:t>This is the same W2 attempt. Keep one response record.</w:t>
+      </w:r>
+    </w:p>
+    <w:p>
+      <w:pPr>
+        <w:pStyle w:val="Heading2"/>
+      </w:pPr>
+      <w:r>
+        <w:t>Use this when helpful</w:t>
+      </w:r>
+    </w:p>
+    <w:p>
+      <w:pPr>
+        <w:spacing w:line="336" w:lineRule="auto" w:after="180"/>
+      </w:pPr>
+      <w:r>
+        <w:rPr>
+          <w:b w:val="0"/>
+        </w:rPr>
+        <w:t>Use W2: Choose between two explanations for Debugging with revealing tests. Record the answer once; the lesson and workbook refer to the same attempt.</w:t>
+      </w:r>
+    </w:p>
+    <w:tbl>
+      <w:tblPr>
+        <w:tblStyle w:val="LightShading-Accent1"/>
+        <w:tblW w:type="auto" w:w="0"/>
+        <w:tblLook w:firstColumn="1" w:firstRow="1" w:lastColumn="0" w:lastRow="0" w:noHBand="0" w:noVBand="1" w:val="04A0"/>
+      </w:tblPr>
+      <w:tblGrid>
+        <w:gridCol w:w="2556"/>
+        <w:gridCol w:w="2556"/>
+        <w:gridCol w:w="2556"/>
+        <w:gridCol w:w="2556"/>
+      </w:tblGrid>
+      <w:tr>
+        <w:trPr>
+          <w:tblHeader/>
+        </w:trPr>
+        <w:tc>
+          <w:tcPr>
+            <w:tcW w:type="dxa" w:w="2556"/>
+          </w:tcPr>
+          <w:p>
+            <w:r>
+              <w:t>Given inputs</w:t>
+            </w:r>
+          </w:p>
+        </w:tc>
+        <w:tc>
+          <w:tcPr>
+            <w:tcW w:type="dxa" w:w="2556"/>
+          </w:tcPr>
+          <w:p>
+            <w:r>
+              <w:t>Procedure I chose</w:t>
+            </w:r>
+          </w:p>
+        </w:tc>
+        <w:tc>
+          <w:tcPr>
+            <w:tcW w:type="dxa" w:w="2556"/>
+          </w:tcPr>
+          <w:p>
+            <w:r>
+              <w:t>Middle steps</w:t>
+            </w:r>
+          </w:p>
+        </w:tc>
+        <w:tc>
+          <w:tcPr>
+            <w:tcW w:type="dxa" w:w="2556"/>
+          </w:tcPr>
+          <w:p>
+            <w:r>
+              <w:t>Result and check</w:t>
+            </w:r>
+          </w:p>
+        </w:tc>
+      </w:tr>
+      <w:tr>
+        <w:tc>
+          <w:tcPr>
+            <w:tcW w:type="dxa" w:w="2556"/>
+          </w:tcPr>
+          <w:p>
+            <w:r/>
+          </w:p>
+        </w:tc>
+        <w:tc>
+          <w:tcPr>
+            <w:tcW w:type="dxa" w:w="2556"/>
+          </w:tcPr>
+          <w:p>
+            <w:r/>
+          </w:p>
+        </w:tc>
+        <w:tc>
+          <w:tcPr>
+            <w:tcW w:type="dxa" w:w="2556"/>
+          </w:tcPr>
+          <w:p>
+            <w:r/>
+          </w:p>
+        </w:tc>
+        <w:tc>
+          <w:tcPr>
+            <w:tcW w:type="dxa" w:w="2556"/>
+          </w:tcPr>
+          <w:p>
+            <w:r/>
+          </w:p>
+        </w:tc>
+      </w:tr>
+    </w:tbl>
+    <w:p>
+      <w:pPr>
+        <w:pStyle w:val="Heading3"/>
+      </w:pPr>
+      <w:r>
+        <w:t>The step I completed without help, and the hint I needed</w:t>
+      </w:r>
+    </w:p>
+    <w:p>
+      <w:r>
+        <w:t>________________________________________________________________</w:t>
+      </w:r>
+    </w:p>
+    <w:p>
+      <w:r>
+        <w:t>________________________________________________________________</w:t>
+      </w:r>
+    </w:p>
+    <w:p>
+      <w:r>
+        <w:t>________________________________________________________________</w:t>
+      </w:r>
+    </w:p>
+    <w:p>
+      <w:pPr>
+        <w:pStyle w:val="Heading1"/>
+      </w:pPr>
+      <w:r>
+        <w:t>03. Extra practice · Repair the explanation</w:t>
+      </w:r>
+    </w:p>
+    <w:p>
+      <w:r>
+        <w:t>Explain the deciding fact before discussing the answer.</w:t>
+      </w:r>
+    </w:p>
+    <w:p>
+      <w:pPr>
+        <w:pStyle w:val="Heading2"/>
+      </w:pPr>
+      <w:r>
+        <w:t>Use this when helpful</w:t>
+      </w:r>
+    </w:p>
+    <w:p>
+      <w:pPr>
+        <w:spacing w:line="336" w:lineRule="auto" w:after="180"/>
+      </w:pPr>
+      <w:r>
+        <w:rPr>
+          <w:b w:val="0"/>
+        </w:rPr>
+        <w:t>Use the worked case for Debugging with revealing tests. Proposed explanation: “The last wrong number locates the fault”. Decide whether this explanation is supported.</w:t>
+      </w:r>
+    </w:p>
+    <w:p>
+      <w:pPr>
+        <w:spacing w:line="336" w:lineRule="auto" w:after="180"/>
+      </w:pPr>
+      <w:r>
+        <w:rPr>
+          <w:b w:val="0"/>
+        </w:rPr>
+        <w:t>Point to the step or supplied fact that decides; explain your repair if needed.</w:t>
+      </w:r>
+    </w:p>
+    <w:p>
+      <w:pPr>
+        <w:pStyle w:val="Heading3"/>
+      </w:pPr>
+      <w:r>
+        <w:t>My explanation before partner discussion</w:t>
+      </w:r>
+    </w:p>
+    <w:p>
+      <w:r>
+        <w:t>________________________________________________________________</w:t>
+      </w:r>
+    </w:p>
+    <w:p>
+      <w:r>
+        <w:t>________________________________________________________________</w:t>
+      </w:r>
+    </w:p>
+    <w:p>
+      <w:r>
+        <w:t>________________________________________________________________</w:t>
+      </w:r>
+    </w:p>
+    <w:p>
+      <w:r>
+        <w:t>________________________________________________________________</w:t>
+      </w:r>
+    </w:p>
+    <w:p>
+      <w:pPr>
+        <w:pStyle w:val="Heading1"/>
+      </w:pPr>
+      <w:r>
+        <w:t>05. Reference · Original learning target</w:t>
+      </w:r>
+    </w:p>
+    <w:p>
+      <w:r>
+        <w:t>Use this target to inspect an explanation.</w:t>
+      </w:r>
+    </w:p>
+    <w:p>
+      <w:pPr>
+        <w:pStyle w:val="Heading2"/>
+      </w:pPr>
+      <w:r>
+        <w:t>Use this when helpful</w:t>
+      </w:r>
+    </w:p>
+    <w:p>
+      <w:pPr>
+        <w:spacing w:line="336" w:lineRule="auto" w:after="180"/>
+      </w:pPr>
+      <w:r>
+        <w:rPr>
+          <w:b w:val="0"/>
+        </w:rPr>
+        <w:t>Starting at square 0, the target is square 3. Program: repeat twice {MOVE 1}; STOP. A teammate changes the target to 2 and calls the bug fixed. Repair the program and give two tests.</w:t>
+      </w:r>
+    </w:p>
+    <w:p>
+      <w:pPr>
+        <w:pStyle w:val="Heading1"/>
+      </w:pPr>
+      <w:r>
+        <w:t>06. Extra practice · A complete case</w:t>
+      </w:r>
+    </w:p>
+    <w:p>
+      <w:r>
+        <w:t>Try the question before checking the worked explanation.</w:t>
+      </w:r>
+    </w:p>
+    <w:p>
+      <w:pPr>
+        <w:pStyle w:val="Heading2"/>
+      </w:pPr>
+      <w:r>
+        <w:t>Use this when helpful</w:t>
+      </w:r>
+    </w:p>
+    <w:p>
+      <w:pPr>
+        <w:spacing w:line="336" w:lineRule="auto" w:after="180"/>
+      </w:pPr>
+      <w:r>
+        <w:rPr>
+          <w:b w:val="0"/>
+        </w:rPr>
+        <w:t>A robot should go from square one to square three. Its program is MOVE ONE, STOP.</w:t>
+      </w:r>
+    </w:p>
+    <w:p>
+      <w:pPr>
+        <w:spacing w:line="336" w:lineRule="auto" w:after="180"/>
+      </w:pPr>
+      <w:r>
+        <w:rPr>
+          <w:b w:val="0"/>
+        </w:rPr>
+        <w:t>Find the cause and repair one thing.</w:t>
+      </w:r>
+    </w:p>
+    <w:p>
+      <w:pPr>
+        <w:spacing w:line="336" w:lineRule="auto" w:after="180"/>
+      </w:pPr>
+      <w:r>
+        <w:rPr>
+          <w:b w:val="0"/>
+        </w:rPr>
+        <w:t xml:space="preserve">Show your </w:t>
+      </w:r>
+      <w:r>
+        <w:rPr>
+          <w:b/>
+        </w:rPr>
+        <w:t>trace</w:t>
+      </w:r>
+      <w:r>
+        <w:rPr>
+          <w:b w:val="0"/>
+        </w:rPr>
+        <w:t xml:space="preserve">, calculation or </w:t>
+      </w:r>
+      <w:r>
+        <w:rPr>
+          <w:b/>
+        </w:rPr>
+        <w:t>evidence</w:t>
+      </w:r>
+    </w:p>
+    <w:p>
+      <w:pPr>
+        <w:pStyle w:val="Heading3"/>
+      </w:pPr>
+      <w:r>
+        <w:t>Write or draw your reasoning and evidence.</w:t>
+      </w:r>
+    </w:p>
+    <w:p>
+      <w:r>
+        <w:t>________________________________________________________________</w:t>
+      </w:r>
+    </w:p>
+    <w:p>
+      <w:r>
+        <w:t>________________________________________________________________</w:t>
+      </w:r>
+    </w:p>
+    <w:p>
+      <w:r>
+        <w:t>________________________________________________________________</w:t>
+      </w:r>
+    </w:p>
+    <w:p>
+      <w:r>
+        <w:t>________________________________________________________________</w:t>
+      </w:r>
+    </w:p>
+    <w:p>
+      <w:r>
+        <w:t>________________________________________________________________</w:t>
+      </w:r>
+    </w:p>
+    <w:p>
+      <w:pPr>
+        <w:pStyle w:val="Heading1"/>
+      </w:pPr>
+      <w:r>
+        <w:t>07. Extra practice · A changed case</w:t>
+      </w:r>
+    </w:p>
+    <w:p>
+      <w:r>
+        <w:t>Keep this practice separate from the reserved independent attempt.</w:t>
+      </w:r>
+    </w:p>
+    <w:p>
+      <w:pPr>
+        <w:pStyle w:val="Heading2"/>
+      </w:pPr>
+      <w:r>
+        <w:t>Use this when helpful</w:t>
+      </w:r>
+    </w:p>
+    <w:p>
+      <w:pPr>
+        <w:spacing w:line="336" w:lineRule="auto" w:after="180"/>
+      </w:pPr>
+      <w:r>
+        <w:rPr>
+          <w:b w:val="0"/>
+        </w:rPr>
+        <w:t>A sorting rule says blue goes left. A blue card goes right. The reader correctly reports blue, but the direction rule says blue goes right. Which part should you fix first?</w:t>
+      </w:r>
+    </w:p>
+    <w:p>
+      <w:pPr>
+        <w:spacing w:line="336" w:lineRule="auto" w:after="180"/>
+      </w:pPr>
+      <w:r>
+        <w:rPr>
+          <w:b w:val="0"/>
+        </w:rPr>
+        <w:t>My practice answer and reason</w:t>
+      </w:r>
+    </w:p>
+    <w:p>
+      <w:pPr>
+        <w:pStyle w:val="Heading3"/>
+      </w:pPr>
+      <w:r>
+        <w:t>Write or draw your reasoning and evidence.</w:t>
+      </w:r>
+    </w:p>
+    <w:p>
+      <w:r>
+        <w:t>________________________________________________________________</w:t>
+      </w:r>
+    </w:p>
+    <w:p>
+      <w:r>
+        <w:t>________________________________________________________________</w:t>
+      </w:r>
+    </w:p>
+    <w:p>
+      <w:r>
+        <w:t>________________________________________________________________</w:t>
+      </w:r>
+    </w:p>
+    <w:p>
+      <w:r>
+        <w:t>________________________________________________________________</w:t>
+      </w:r>
+    </w:p>
+    <w:p>
+      <w:r>
+        <w:t>________________________________________________________________</w:t>
+      </w:r>
+    </w:p>
+    <w:p>
+      <w:pPr>
+        <w:pStyle w:val="Heading3"/>
+      </w:pPr>
+      <w:r>
+        <w:t>Week 12 Test and reflect</w:t>
+      </w:r>
+    </w:p>
+    <w:p>
+      <w:pPr>
+        <w:pStyle w:val="Heading1"/>
+      </w:pPr>
+      <w:r>
+        <w:t>08. Extra practice · Design a revealing test</w:t>
+      </w:r>
+    </w:p>
+    <w:p>
+      <w:r>
+        <w:t>Predict before tracing or testing.</w:t>
+      </w:r>
+    </w:p>
+    <w:p>
+      <w:pPr>
+        <w:pStyle w:val="Heading2"/>
+      </w:pPr>
+      <w:r>
+        <w:t>Use this when helpful</w:t>
+      </w:r>
+    </w:p>
+    <w:p>
+      <w:pPr>
+        <w:spacing w:line="336" w:lineRule="auto" w:after="180"/>
+      </w:pPr>
+      <w:r>
+        <w:rPr>
+          <w:b w:val="0"/>
+        </w:rPr>
+        <w:t xml:space="preserve">Create a changed </w:t>
+      </w:r>
+      <w:r>
+        <w:rPr>
+          <w:b/>
+        </w:rPr>
+        <w:t>input</w:t>
+      </w:r>
+      <w:r>
+        <w:rPr>
+          <w:b w:val="0"/>
+        </w:rPr>
+        <w:t xml:space="preserve">, boundary case or missing-information case. Write the </w:t>
+      </w:r>
+      <w:r>
+        <w:rPr>
+          <w:b/>
+        </w:rPr>
+        <w:t>expected</w:t>
+      </w:r>
+      <w:r>
+        <w:rPr>
+          <w:b w:val="0"/>
+        </w:rPr>
+        <w:t xml:space="preserve"> answer or safe response before testing.</w:t>
+      </w:r>
+    </w:p>
+    <w:tbl>
+      <w:tblPr>
+        <w:tblStyle w:val="LightShading-Accent1"/>
+        <w:tblW w:type="auto" w:w="0"/>
+        <w:tblLook w:firstColumn="1" w:firstRow="1" w:lastColumn="0" w:lastRow="0" w:noHBand="0" w:noVBand="1" w:val="04A0"/>
+      </w:tblPr>
+      <w:tblGrid>
+        <w:gridCol w:w="5112"/>
+        <w:gridCol w:w="5112"/>
+      </w:tblGrid>
+      <w:tr>
+        <w:trPr>
+          <w:tblHeader/>
+        </w:trPr>
+        <w:tc>
+          <w:tcPr>
+            <w:tcW w:type="dxa" w:w="5112"/>
+          </w:tcPr>
+          <w:p>
+            <w:r>
+              <w:t>Test record</w:t>
+            </w:r>
+          </w:p>
+        </w:tc>
+        <w:tc>
+          <w:tcPr>
+            <w:tcW w:type="dxa" w:w="5112"/>
+          </w:tcPr>
+          <w:p>
+            <w:r>
+              <w:t>My evidence</w:t>
+            </w:r>
+          </w:p>
+        </w:tc>
+      </w:tr>
+      <w:tr>
+        <w:tc>
+          <w:tcPr>
+            <w:tcW w:type="dxa" w:w="5112"/>
+          </w:tcPr>
+          <w:p>
+            <w:r>
+              <w:t>Changed input or condition</w:t>
+            </w:r>
+          </w:p>
+        </w:tc>
+        <w:tc>
+          <w:tcPr>
+            <w:tcW w:type="dxa" w:w="5112"/>
+          </w:tcPr>
+          <w:p>
+            <w:r/>
+          </w:p>
+        </w:tc>
+      </w:tr>
+      <w:tr>
+        <w:tc>
+          <w:tcPr>
+            <w:tcW w:type="dxa" w:w="5112"/>
+          </w:tcPr>
+          <w:p>
+            <w:r>
+              <w:t>Expected answer or fallback</w:t>
+            </w:r>
+          </w:p>
+        </w:tc>
+        <w:tc>
+          <w:tcPr>
+            <w:tcW w:type="dxa" w:w="5112"/>
+          </w:tcPr>
+          <w:p>
+            <w:r/>
+          </w:p>
+        </w:tc>
+      </w:tr>
+      <w:tr>
+        <w:tc>
+          <w:tcPr>
+            <w:tcW w:type="dxa" w:w="5112"/>
+          </w:tcPr>
+          <w:p>
+            <w:r>
+              <w:t>Observed result</w:t>
+            </w:r>
+          </w:p>
+        </w:tc>
+        <w:tc>
+          <w:tcPr>
+            <w:tcW w:type="dxa" w:w="5112"/>
+          </w:tcPr>
+          <w:p>
+            <w:r/>
+          </w:p>
+        </w:tc>
+      </w:tr>
+      <w:tr>
+        <w:tc>
+          <w:tcPr>
+            <w:tcW w:type="dxa" w:w="5112"/>
+          </w:tcPr>
+          <w:p>
+            <w:r>
+              <w:t>Why the result occurred</w:t>
+            </w:r>
+          </w:p>
+        </w:tc>
+        <w:tc>
+          <w:tcPr>
+            <w:tcW w:type="dxa" w:w="5112"/>
+          </w:tcPr>
+          <w:p>
+            <w:r/>
+          </w:p>
+        </w:tc>
+      </w:tr>
+    </w:tbl>
+    <w:p>
+      <w:pPr>
+        <w:pStyle w:val="Heading1"/>
+      </w:pPr>
+      <w:r>
+        <w:t>11. Reference · Original target response space</w:t>
+      </w:r>
+    </w:p>
+    <w:p>
+      <w:r>
+        <w:t>This teaching case is practice rather than a fresh assessment.</w:t>
+      </w:r>
+    </w:p>
+    <w:p>
+      <w:pPr>
+        <w:pStyle w:val="Heading2"/>
+      </w:pPr>
+      <w:r>
+        <w:t>Use this when helpful</w:t>
+      </w:r>
+    </w:p>
+    <w:p>
+      <w:pPr>
+        <w:spacing w:line="336" w:lineRule="auto" w:after="180"/>
+      </w:pPr>
+      <w:r>
+        <w:rPr>
+          <w:b w:val="0"/>
+        </w:rPr>
+        <w:t>The requirement is to move exactly three squares forward from any valid starting square, then stop. Starting at square 0, repeat twice {MOVE 1}; STOP ends at 2. A teammate reduces the required distance to two squares.</w:t>
+      </w:r>
+    </w:p>
+    <w:p>
+      <w:pPr>
+        <w:spacing w:line="336" w:lineRule="auto" w:after="180"/>
+      </w:pPr>
+      <w:r>
+        <w:rPr>
+          <w:b w:val="0"/>
+        </w:rPr>
+        <w:t>Repair the program without changing the requirement; test starts 0 and 2.</w:t>
+      </w:r>
+    </w:p>
+    <w:p>
+      <w:pPr>
+        <w:pStyle w:val="Heading3"/>
+      </w:pPr>
+      <w:r>
+        <w:t>My explanation after practice</w:t>
+      </w:r>
+    </w:p>
+    <w:p>
+      <w:r>
+        <w:t>________________________________________________________________</w:t>
+      </w:r>
+    </w:p>
+    <w:p>
+      <w:r>
+        <w:t>________________________________________________________________</w:t>
+      </w:r>
+    </w:p>
+    <w:p>
+      <w:r>
+        <w:t>________________________________________________________________</w:t>
+      </w:r>
+    </w:p>
+    <w:p>
+      <w:r>
+        <w:t>________________________________________________________________</w:t>
+      </w:r>
+    </w:p>
+    <w:p>
+      <w:r>
+        <w:t>________________________________________________________________</w:t>
+      </w:r>
+    </w:p>
+    <w:p>
+      <w:r>
+        <w:t>________________________________________________________________</w:t>
+      </w:r>
+    </w:p>
+    <w:p>
+      <w:r>
+        <w:t>________________________________________________________________</w:t>
+      </w:r>
+    </w:p>
+    <w:p>
+      <w:pPr>
+        <w:spacing w:line="336" w:lineRule="auto" w:after="180"/>
+      </w:pPr>
+      <w:r>
+        <w:rPr>
+          <w:b w:val="0"/>
+        </w:rPr>
+        <w:t>Record support used: none, hint or teacher explanation.</w:t>
+      </w:r>
+    </w:p>
+    <w:p>
+      <w:pPr>
+        <w:pStyle w:val="Heading1"/>
+      </w:pPr>
+      <w:r>
+        <w:t>15. Reference · Independent-case response copy</w:t>
+      </w:r>
+    </w:p>
+    <w:p>
+      <w:r>
+        <w:t>This duplicates W4. Reuse the same first-attempt record.</w:t>
+      </w:r>
+    </w:p>
+    <w:p>
+      <w:pPr>
+        <w:pStyle w:val="Heading2"/>
+      </w:pPr>
+      <w:r>
+        <w:t>Use this when helpful</w:t>
+      </w:r>
+    </w:p>
+    <w:p>
+      <w:pPr>
+        <w:spacing w:line="336" w:lineRule="auto" w:after="180"/>
+      </w:pPr>
+      <w:r>
+        <w:rPr>
+          <w:b w:val="0"/>
+        </w:rPr>
+        <w:t xml:space="preserve">A paper ticket rule must add 1 to the </w:t>
+      </w:r>
+      <w:r>
+        <w:rPr>
+          <w:b/>
+        </w:rPr>
+        <w:t>input</w:t>
+      </w:r>
+      <w:r>
+        <w:rPr>
+          <w:b w:val="0"/>
+        </w:rPr>
+        <w:t xml:space="preserve"> count. If the updated count is at least 5, report Group; otherwise report Single. A copied version says above 5.</w:t>
+      </w:r>
+    </w:p>
+    <w:p>
+      <w:pPr>
+        <w:spacing w:line="336" w:lineRule="auto" w:after="180"/>
+      </w:pPr>
+      <w:r>
+        <w:rPr>
+          <w:b w:val="0"/>
+        </w:rPr>
+        <w:t>Choose the smallest three consecutive nonnegative starting counts that test just below, exactly at and just above the comparison boundary. Predict both versions, identify the revealing start and state the repair and retests.</w:t>
+      </w:r>
+    </w:p>
+    <w:p>
+      <w:pPr>
+        <w:pStyle w:val="Heading3"/>
+      </w:pPr>
+      <w:r>
+        <w:t>My reasoning and evidence</w:t>
+      </w:r>
+    </w:p>
+    <w:p>
+      <w:r>
+        <w:t>________________________________________________________________</w:t>
+      </w:r>
+    </w:p>
+    <w:p>
+      <w:r>
+        <w:t>________________________________________________________________</w:t>
+      </w:r>
+    </w:p>
+    <w:p>
+      <w:r>
+        <w:t>________________________________________________________________</w:t>
+      </w:r>
+    </w:p>
+    <w:p>
+      <w:r>
+        <w:t>________________________________________________________________</w:t>
+      </w:r>
+    </w:p>
+    <w:p>
+      <w:r>
+        <w:t>________________________________________________________________</w:t>
+      </w:r>
+    </w:p>
+    <w:p>
+      <w:r>
+        <w:t>________________________________________________________________</w:t>
+      </w:r>
+    </w:p>
+    <w:p>
+      <w:r>
+        <w:t>________________________________________________________________</w:t>
+      </w:r>
+    </w:p>
+    <w:p>
+      <w:r>
+        <w:t>________________________________________________________________</w:t>
+      </w:r>
+    </w:p>
+    <w:p>
+      <w:pPr>
+        <w:pStyle w:val="Heading1"/>
+      </w:pPr>
+      <w:r>
+        <w:t>18. Extra practice · Use the worked picture</w:t>
+      </w:r>
+    </w:p>
+    <w:p>
+      <w:r>
+        <w:t>Keep the explanation and the support you used.</w:t>
+      </w:r>
+    </w:p>
+    <w:p>
+      <w:pPr>
+        <w:pStyle w:val="Heading2"/>
+      </w:pPr>
+      <w:r>
+        <w:t>Use this when helpful</w:t>
       </w:r>
     </w:p>
     <w:p>
@@ -2022,16 +2003,7 @@
     </w:p>
     <w:p>
       <w:pPr>
-        <w:pStyle w:val="Heading3"/>
-      </w:pPr>
-      <w:r>
-        <w:t>Record the help used</w:t>
-      </w:r>
-    </w:p>
-    <w:p>
-      <w:pPr>
         <w:spacing w:line="336" w:lineRule="auto" w:after="180"/>
-        <w:shd w:fill="F1F6F8"/>
       </w:pPr>
       <w:r>
         <w:rPr>
@@ -2080,12 +2052,20 @@
         <w:pStyle w:val="Heading1"/>
       </w:pPr>
       <w:r>
-        <w:t>19. Project portfolio milestone</w:t>
-      </w:r>
-    </w:p>
-    <w:p>
-      <w:r>
-        <w:t>Keep this week’s input, deciding step, result and limit together in the Helpful Classroom Sorter record.</w:t>
+        <w:t>19. Reference · Project portfolio record</w:t>
+      </w:r>
+    </w:p>
+    <w:p>
+      <w:r>
+        <w:t>Extend your main project response when helpful.</w:t>
+      </w:r>
+    </w:p>
+    <w:p>
+      <w:pPr>
+        <w:pStyle w:val="Heading2"/>
+      </w:pPr>
+      <w:r>
+        <w:t>Use this when helpful</w:t>
       </w:r>
     </w:p>
     <w:p>
@@ -2323,12 +2303,482 @@
         <w:pStyle w:val="Heading1"/>
       </w:pPr>
       <w:r>
-        <w:t>20. Supported practice and learning evidence</w:t>
-      </w:r>
-    </w:p>
-    <w:p>
-      <w:r>
-        <w:t>Try the supported questions before comparing with hints and feedback. Record what you repaired and the evidence you retained.</w:t>
+        <w:t>20. Extra practice: pictures, repair and feedback</w:t>
+      </w:r>
+    </w:p>
+    <w:p>
+      <w:r>
+        <w:t>Attempt each question before opening its explanation. Use one browser or paper copy.</w:t>
+      </w:r>
+    </w:p>
+    <w:p>
+      <w:pPr>
+        <w:pStyle w:val="Heading2"/>
+      </w:pPr>
+      <w:r>
+        <w:t>First supported question</w:t>
+      </w:r>
+    </w:p>
+    <w:p>
+      <w:pPr>
+        <w:pStyle w:val="ListBullet"/>
+      </w:pPr>
+      <w:r>
+        <w:t>A fictional paper calculator should double the current value, but a copied instruction behaves strangely.</w:t>
+      </w:r>
+    </w:p>
+    <w:p>
+      <w:pPr>
+        <w:pStyle w:val="Heading3"/>
+      </w:pPr>
+      <w:r>
+        <w:t>Practice 1: explain the deciding evidence</w:t>
+      </w:r>
+    </w:p>
+    <w:p>
+      <w:pPr>
+        <w:pStyle w:val="ListBullet"/>
+      </w:pPr>
+      <w:r>
+        <w:t>Which labelled step matches this detail? This record supports add-6 over doubling for this comparison.</w:t>
+      </w:r>
+    </w:p>
+    <w:p>
+      <w:pPr>
+        <w:pStyle w:val="ListBullet"/>
+      </w:pPr>
+      <w:r>
+        <w:t>1. Observe</w:t>
+      </w:r>
+    </w:p>
+    <w:p>
+      <w:pPr>
+        <w:pStyle w:val="ListBullet"/>
+      </w:pPr>
+      <w:r>
+        <w:t>2. Run revealing test</w:t>
+      </w:r>
+    </w:p>
+    <w:p>
+      <w:pPr>
+        <w:pStyle w:val="ListBullet"/>
+      </w:pPr>
+      <w:r>
+        <w:t>3. Predict alternatives</w:t>
+      </w:r>
+    </w:p>
+    <w:p>
+      <w:pPr>
+        <w:pStyle w:val="ListBullet"/>
+      </w:pPr>
+      <w:r>
+        <w:t>4. Locate cause</w:t>
+      </w:r>
+    </w:p>
+    <w:p>
+      <w:pPr>
+        <w:pStyle w:val="Heading3"/>
+      </w:pPr>
+      <w:r>
+        <w:t>My selected conclusion, deciding fact and explanation</w:t>
+      </w:r>
+    </w:p>
+    <w:p>
+      <w:r>
+        <w:t>________________________________________________________________</w:t>
+      </w:r>
+    </w:p>
+    <w:p>
+      <w:r>
+        <w:t>________________________________________________________________</w:t>
+      </w:r>
+    </w:p>
+    <w:p>
+      <w:r>
+        <w:t>________________________________________________________________</w:t>
+      </w:r>
+    </w:p>
+    <w:p>
+      <w:r>
+        <w:t>________________________________________________________________</w:t>
+      </w:r>
+    </w:p>
+    <w:p>
+      <w:r>
+        <w:t>________________________________________________________________</w:t>
+      </w:r>
+    </w:p>
+    <w:p>
+      <w:pPr>
+        <w:pStyle w:val="ListBullet"/>
+      </w:pPr>
+      <w:r>
+        <w:t>Hint if needed: Read the steps in the pictorial case. Match the supplied detail to the stage that performs or records it.</w:t>
+      </w:r>
+    </w:p>
+    <w:p>
+      <w:pPr>
+        <w:pStyle w:val="Heading2"/>
+      </w:pPr>
+      <w:r>
+        <w:t>Check the first explanation · reference / check after trying</w:t>
+      </w:r>
+    </w:p>
+    <w:p>
+      <w:pPr>
+        <w:spacing w:line="336" w:lineRule="auto" w:after="180"/>
+      </w:pPr>
+      <w:r>
+        <w:rPr>
+          <w:b w:val="0"/>
+        </w:rPr>
+        <w:t xml:space="preserve">After your attempt, compare with the supported explanation: Locate cause This record supports add-6 over doubling for this comparison. Repeating </w:t>
+      </w:r>
+      <w:r>
+        <w:rPr>
+          <w:b/>
+        </w:rPr>
+        <w:t>input</w:t>
+      </w:r>
+      <w:r>
+        <w:rPr>
+          <w:b w:val="0"/>
+        </w:rPr>
+        <w:t xml:space="preserve"> 6 would not separate the two hypotheses because both again predict 12.</w:t>
+      </w:r>
+    </w:p>
+    <w:p>
+      <w:pPr>
+        <w:spacing w:line="336" w:lineRule="auto" w:after="180"/>
+      </w:pPr>
+      <w:r>
+        <w:rPr>
+          <w:b/>
+        </w:rPr>
+        <w:t>Input</w:t>
+      </w:r>
+      <w:r>
+        <w:rPr>
+          <w:b w:val="0"/>
+        </w:rPr>
+        <w:t xml:space="preserve"> 2 makes their </w:t>
+      </w:r>
+      <w:r>
+        <w:rPr>
+          <w:b/>
+        </w:rPr>
+        <w:t>prediction</w:t>
+      </w:r>
+      <w:r>
+        <w:rPr>
+          <w:b w:val="0"/>
+        </w:rPr>
+        <w:t>s different before the test is run. The second record supports investigating an added constant, but inspecting the instruction is still needed to confirm the implementation.</w:t>
+      </w:r>
+    </w:p>
+    <w:p>
+      <w:pPr>
+        <w:pStyle w:val="Heading2"/>
+      </w:pPr>
+      <w:r>
+        <w:t>Changed-case question</w:t>
+      </w:r>
+    </w:p>
+    <w:p>
+      <w:pPr>
+        <w:pStyle w:val="Heading3"/>
+      </w:pPr>
+      <w:r>
+        <w:t>Practice 2: explain the deciding evidence</w:t>
+      </w:r>
+    </w:p>
+    <w:p>
+      <w:pPr>
+        <w:pStyle w:val="ListBullet"/>
+      </w:pPr>
+      <w:r>
+        <w:t>Changed-case practice: Use input 6 again instead of 2. Which conclusion is supported by the supplied facts?</w:t>
+      </w:r>
+    </w:p>
+    <w:p>
+      <w:pPr>
+        <w:pStyle w:val="ListBullet"/>
+      </w:pPr>
+      <w:r>
+        <w:t>1. We can decide the result without examining the changed input or the procedure.</w:t>
+      </w:r>
+    </w:p>
+    <w:p>
+      <w:pPr>
+        <w:pStyle w:val="ListBullet"/>
+      </w:pPr>
+      <w:r>
+        <w:t>2. Both hypotheses predict 12; the test remains inconclusive.</w:t>
+      </w:r>
+    </w:p>
+    <w:p>
+      <w:pPr>
+        <w:pStyle w:val="ListBullet"/>
+      </w:pPr>
+      <w:r>
+        <w:t>3. This one example guarantees correct results for every future input.</w:t>
+      </w:r>
+    </w:p>
+    <w:p>
+      <w:pPr>
+        <w:pStyle w:val="Heading3"/>
+      </w:pPr>
+      <w:r>
+        <w:t>My selected conclusion, deciding fact and explanation</w:t>
+      </w:r>
+    </w:p>
+    <w:p>
+      <w:r>
+        <w:t>________________________________________________________________</w:t>
+      </w:r>
+    </w:p>
+    <w:p>
+      <w:r>
+        <w:t>________________________________________________________________</w:t>
+      </w:r>
+    </w:p>
+    <w:p>
+      <w:r>
+        <w:t>________________________________________________________________</w:t>
+      </w:r>
+    </w:p>
+    <w:p>
+      <w:r>
+        <w:t>________________________________________________________________</w:t>
+      </w:r>
+    </w:p>
+    <w:p>
+      <w:r>
+        <w:t>________________________________________________________________</w:t>
+      </w:r>
+    </w:p>
+    <w:p>
+      <w:pPr>
+        <w:pStyle w:val="ListBullet"/>
+      </w:pPr>
+      <w:r>
+        <w:t>Hint if needed: Use the changed condition and the deciding step in the pictorial trace. The answer must say what follows from those facts.</w:t>
+      </w:r>
+    </w:p>
+    <w:p>
+      <w:pPr>
+        <w:pStyle w:val="Heading2"/>
+      </w:pPr>
+      <w:r>
+        <w:t>Check the changed case · reference / check after trying</w:t>
+      </w:r>
+    </w:p>
+    <w:p>
+      <w:pPr>
+        <w:spacing w:line="336" w:lineRule="auto" w:after="180"/>
+      </w:pPr>
+      <w:r>
+        <w:rPr>
+          <w:b w:val="0"/>
+        </w:rPr>
+        <w:t xml:space="preserve">After your attempt, compare with the supported explanation: Both hypotheses predict 12; the test remains inconclusive. A revealing test requires different predicted </w:t>
+      </w:r>
+      <w:r>
+        <w:rPr>
+          <w:b/>
+        </w:rPr>
+        <w:t>output</w:t>
+      </w:r>
+      <w:r>
+        <w:rPr>
+          <w:b w:val="0"/>
+        </w:rPr>
+        <w:t>s, not merely another recorded run.</w:t>
+      </w:r>
+    </w:p>
+    <w:p>
+      <w:pPr>
+        <w:pStyle w:val="Heading2"/>
+      </w:pPr>
+      <w:r>
+        <w:t>Repair and save your work</w:t>
+      </w:r>
+    </w:p>
+    <w:p>
+      <w:pPr>
+        <w:spacing w:line="336" w:lineRule="auto" w:after="180"/>
+      </w:pPr>
+      <w:r>
+        <w:rPr>
+          <w:b w:val="0"/>
+        </w:rPr>
+        <w:t xml:space="preserve">Review Repeating Efficiently (ai-1/11). Goal: </w:t>
+      </w:r>
+      <w:r>
+        <w:rPr>
+          <w:b/>
+        </w:rPr>
+        <w:t>Trace</w:t>
+      </w:r>
+      <w:r>
+        <w:rPr>
+          <w:b w:val="0"/>
+        </w:rPr>
+        <w:t xml:space="preserve"> a loop by testing its condition before every repetition. Short practice: </w:t>
+      </w:r>
+      <w:r>
+        <w:rPr>
+          <w:b/>
+        </w:rPr>
+        <w:t>Trace</w:t>
+      </w:r>
+      <w:r>
+        <w:rPr>
+          <w:b w:val="0"/>
+        </w:rPr>
+        <w:t xml:space="preserve"> a fresh start of 9. How many additions occur, and must the report equal 10?.</w:t>
+      </w:r>
+    </w:p>
+    <w:p>
+      <w:pPr>
+        <w:spacing w:line="336" w:lineRule="auto" w:after="180"/>
+      </w:pPr>
+      <w:r>
+        <w:rPr>
+          <w:b w:val="0"/>
+        </w:rPr>
+        <w:t>Return to this week and explain what you changed.</w:t>
+      </w:r>
+    </w:p>
+    <w:p>
+      <w:pPr>
+        <w:spacing w:line="336" w:lineRule="auto" w:after="180"/>
+      </w:pPr>
+      <w:r>
+        <w:rPr>
+          <w:b w:val="0"/>
+        </w:rPr>
+        <w:t xml:space="preserve">Review Algorithms as Recipes (ai-1/9). Goal: </w:t>
+      </w:r>
+      <w:r>
+        <w:rPr>
+          <w:b/>
+        </w:rPr>
+        <w:t>Trace</w:t>
+      </w:r>
+      <w:r>
+        <w:rPr>
+          <w:b w:val="0"/>
+        </w:rPr>
+        <w:t xml:space="preserve"> an ordered algorithm using the current value after every instruction. Short practice: Use the arrows to explain where the two zero-start runs first differ..</w:t>
+      </w:r>
+    </w:p>
+    <w:p>
+      <w:pPr>
+        <w:spacing w:line="336" w:lineRule="auto" w:after="180"/>
+      </w:pPr>
+      <w:r>
+        <w:rPr>
+          <w:b w:val="0"/>
+        </w:rPr>
+        <w:t>Return to this week and explain what you changed.</w:t>
+      </w:r>
+    </w:p>
+    <w:p>
+      <w:pPr>
+        <w:spacing w:line="336" w:lineRule="auto" w:after="180"/>
+      </w:pPr>
+      <w:r>
+        <w:rPr>
+          <w:b w:val="0"/>
+        </w:rPr>
+        <w:t>Review Sound Becomes a Signal (ai-1/6). Goal: Interpret an ordered sequence of sound-signal samples with a stated time interval. Short practice: Does the all-zero retained record prove the full signal was silent?</w:t>
+      </w:r>
+    </w:p>
+    <w:p>
+      <w:pPr>
+        <w:spacing w:line="336" w:lineRule="auto" w:after="180"/>
+      </w:pPr>
+      <w:r>
+        <w:rPr>
+          <w:b w:val="0"/>
+        </w:rPr>
+        <w:t>Use the picture.. Return to this week and explain what you changed.</w:t>
+      </w:r>
+    </w:p>
+    <w:p>
+      <w:pPr>
+        <w:spacing w:line="336" w:lineRule="auto" w:after="180"/>
+      </w:pPr>
+      <w:r>
+        <w:rPr>
+          <w:b w:val="0"/>
+        </w:rPr>
+        <w:t xml:space="preserve">Use Download completed work in the hosted lesson to export your answers, reflections, practice feedback and code-run </w:t>
+      </w:r>
+      <w:r>
+        <w:rPr>
+          <w:b/>
+        </w:rPr>
+        <w:t>evidence</w:t>
+      </w:r>
+      <w:r>
+        <w:rPr>
+          <w:b w:val="0"/>
+        </w:rPr>
+        <w:t>. Open the HTML copy to read or print it.</w:t>
+      </w:r>
+    </w:p>
+    <w:p>
+      <w:pPr>
+        <w:spacing w:line="336" w:lineRule="auto" w:after="180"/>
+      </w:pPr>
+      <w:r>
+        <w:rPr>
+          <w:b w:val="0"/>
+        </w:rPr>
+        <w:t>Drafts stay in this browser when storage is available; clear drafts on a shared device.</w:t>
+      </w:r>
+    </w:p>
+    <w:p>
+      <w:pPr>
+        <w:pStyle w:val="Heading3"/>
+      </w:pPr>
+      <w:r>
+        <w:t>What I repaired, the evidence I kept and the next test</w:t>
+      </w:r>
+    </w:p>
+    <w:p>
+      <w:r>
+        <w:t>________________________________________________________________</w:t>
+      </w:r>
+    </w:p>
+    <w:p>
+      <w:r>
+        <w:t>________________________________________________________________</w:t>
+      </w:r>
+    </w:p>
+    <w:p>
+      <w:r>
+        <w:t>________________________________________________________________</w:t>
+      </w:r>
+    </w:p>
+    <w:p>
+      <w:r>
+        <w:t>________________________________________________________________</w:t>
+      </w:r>
+    </w:p>
+    <w:p>
+      <w:r>
+        <w:t>________________________________________________________________</w:t>
+      </w:r>
+    </w:p>
+    <w:p>
+      <w:pPr>
+        <w:pStyle w:val="Heading2"/>
+      </w:pPr>
+      <w:r>
+        <w:t>Earlier wording, alternatives and picture transcripts · reference / check after trying</w:t>
       </w:r>
     </w:p>
     <w:p>
@@ -2344,80 +2794,10 @@
     </w:p>
     <w:p>
       <w:pPr>
-        <w:spacing w:line="336" w:lineRule="auto" w:after="180"/>
-      </w:pPr>
-      <w:r>
-        <w:rPr>
-          <w:b w:val="0"/>
-        </w:rPr>
-        <w:t>A fictional paper calculator should double the current value, but a copied instruction behaves strangely.</w:t>
-      </w:r>
-    </w:p>
-    <w:p>
-      <w:pPr>
         <w:pStyle w:val="Heading3"/>
       </w:pPr>
       <w:r>
-        <w:t>Practice 1: explain the deciding evidence</w:t>
-      </w:r>
-    </w:p>
-    <w:p>
-      <w:pPr>
-        <w:spacing w:line="336" w:lineRule="auto" w:after="180"/>
-      </w:pPr>
-      <w:r>
-        <w:rPr>
-          <w:b w:val="0"/>
-        </w:rPr>
-        <w:t>Which labelled step matches this detail? This record supports add-6 over doubling for this comparison.</w:t>
-      </w:r>
-    </w:p>
-    <w:p>
-      <w:pPr>
-        <w:spacing w:line="336" w:lineRule="auto" w:after="180"/>
-        <w:shd w:fill="F4F9FC"/>
-      </w:pPr>
-      <w:r>
-        <w:rPr>
-          <w:b w:val="0"/>
-        </w:rPr>
-        <w:t>1. Observe</w:t>
-      </w:r>
-    </w:p>
-    <w:p>
-      <w:pPr>
-        <w:spacing w:line="336" w:lineRule="auto" w:after="180"/>
-        <w:shd w:fill="F4F9FC"/>
-      </w:pPr>
-      <w:r>
-        <w:rPr>
-          <w:b w:val="0"/>
-        </w:rPr>
-        <w:t>2. Run revealing test</w:t>
-      </w:r>
-    </w:p>
-    <w:p>
-      <w:pPr>
-        <w:spacing w:line="336" w:lineRule="auto" w:after="180"/>
-        <w:shd w:fill="F4F9FC"/>
-      </w:pPr>
-      <w:r>
-        <w:rPr>
-          <w:b w:val="0"/>
-        </w:rPr>
-        <w:t>3. Predict alternatives</w:t>
-      </w:r>
-    </w:p>
-    <w:p>
-      <w:pPr>
-        <w:spacing w:line="336" w:lineRule="auto" w:after="180"/>
-        <w:shd w:fill="F4F9FC"/>
-      </w:pPr>
-      <w:r>
-        <w:rPr>
-          <w:b w:val="0"/>
-        </w:rPr>
-        <w:t>4. Locate cause</w:t>
+        <w:t>Repair a missing building block</w:t>
       </w:r>
     </w:p>
     <w:p>
@@ -2425,514 +2805,25 @@
         <w:pStyle w:val="Heading3"/>
       </w:pPr>
       <w:r>
-        <w:t>My selected conclusion, deciding fact and explanation</w:t>
-      </w:r>
-    </w:p>
-    <w:p>
-      <w:r>
-        <w:t>________________________________________________________________</w:t>
-      </w:r>
-    </w:p>
-    <w:p>
-      <w:r>
-        <w:t>________________________________________________________________</w:t>
-      </w:r>
-    </w:p>
-    <w:p>
-      <w:r>
-        <w:t>________________________________________________________________</w:t>
-      </w:r>
-    </w:p>
-    <w:p>
-      <w:r>
-        <w:t>________________________________________________________________</w:t>
-      </w:r>
-    </w:p>
-    <w:p>
-      <w:r>
-        <w:t>________________________________________________________________</w:t>
-      </w:r>
-    </w:p>
-    <w:p>
-      <w:pPr>
-        <w:pStyle w:val="Heading3"/>
-      </w:pPr>
-      <w:r>
-        <w:t>Hint · try first</w:t>
-      </w:r>
-    </w:p>
-    <w:p>
-      <w:pPr>
-        <w:spacing w:line="336" w:lineRule="auto" w:after="180"/>
-        <w:shd w:fill="F1F6F8"/>
-      </w:pPr>
-      <w:r>
-        <w:rPr>
-          <w:b w:val="0"/>
-        </w:rPr>
-        <w:t>Hint if needed: Read the steps in the pictorial case. Match the supplied detail to the stage that performs or records it.</w:t>
-      </w:r>
-    </w:p>
-    <w:p>
-      <w:pPr>
-        <w:pStyle w:val="Heading3"/>
-      </w:pPr>
-      <w:r>
-        <w:t>Feedback · compare after trying</w:t>
-      </w:r>
-    </w:p>
-    <w:p>
-      <w:pPr>
-        <w:spacing w:line="336" w:lineRule="auto" w:after="180"/>
-        <w:shd w:fill="F1F6FC"/>
-      </w:pPr>
-      <w:r>
-        <w:rPr>
-          <w:b w:val="0"/>
-        </w:rPr>
-        <w:t xml:space="preserve">After your attempt, compare with the supported explanation: Locate cause This record supports add-6 over doubling for this comparison. Repeating </w:t>
-      </w:r>
-      <w:r>
-        <w:rPr>
-          <w:b/>
-        </w:rPr>
-        <w:t>input</w:t>
-      </w:r>
-      <w:r>
-        <w:rPr>
-          <w:b w:val="0"/>
-        </w:rPr>
-        <w:t xml:space="preserve"> 6 would not separate the two hypotheses because both again predict 12.</w:t>
-      </w:r>
-    </w:p>
-    <w:p>
-      <w:pPr>
-        <w:spacing w:line="336" w:lineRule="auto" w:after="180"/>
-        <w:shd w:fill="F1F6FC"/>
-      </w:pPr>
-      <w:r>
-        <w:rPr>
-          <w:b/>
-        </w:rPr>
-        <w:t>Input</w:t>
-      </w:r>
-      <w:r>
-        <w:rPr>
-          <w:b w:val="0"/>
-        </w:rPr>
-        <w:t xml:space="preserve"> 2 makes their </w:t>
-      </w:r>
-      <w:r>
-        <w:rPr>
-          <w:b/>
-        </w:rPr>
-        <w:t>prediction</w:t>
-      </w:r>
-      <w:r>
-        <w:rPr>
-          <w:b w:val="0"/>
-        </w:rPr>
-        <w:t>s different before the test is run. The second record supports investigating an added constant, but inspecting the instruction is still needed to confirm the implementation.</w:t>
-      </w:r>
-    </w:p>
-    <w:p>
-      <w:pPr>
-        <w:pStyle w:val="Heading3"/>
-      </w:pPr>
-      <w:r>
-        <w:t>Practice 2: explain the deciding evidence</w:t>
-      </w:r>
-    </w:p>
-    <w:p>
-      <w:pPr>
-        <w:pStyle w:val="Heading3"/>
-      </w:pPr>
-      <w:r>
-        <w:t>Changed case · predict first</w:t>
-      </w:r>
-    </w:p>
-    <w:p>
-      <w:pPr>
-        <w:spacing w:line="336" w:lineRule="auto" w:after="180"/>
-        <w:shd w:fill="F5F1FB"/>
-      </w:pPr>
-      <w:r>
-        <w:rPr>
-          <w:b w:val="0"/>
-        </w:rPr>
-        <w:t xml:space="preserve">Changed-case practice: Use </w:t>
-      </w:r>
-      <w:r>
-        <w:rPr>
-          <w:b/>
-        </w:rPr>
-        <w:t>input</w:t>
-      </w:r>
-      <w:r>
-        <w:rPr>
-          <w:b w:val="0"/>
-        </w:rPr>
-        <w:t xml:space="preserve"> 6 again instead of 2. Which conclusion is supported by the supplied facts?</w:t>
-      </w:r>
-    </w:p>
-    <w:p>
-      <w:pPr>
-        <w:spacing w:line="336" w:lineRule="auto" w:after="180"/>
-        <w:shd w:fill="F4F9FC"/>
-      </w:pPr>
-      <w:r>
-        <w:rPr>
-          <w:b w:val="0"/>
-        </w:rPr>
-        <w:t xml:space="preserve">1. We can decide the result without examining the changed </w:t>
-      </w:r>
-      <w:r>
-        <w:rPr>
-          <w:b/>
-        </w:rPr>
-        <w:t>input</w:t>
-      </w:r>
-      <w:r>
-        <w:rPr>
-          <w:b w:val="0"/>
-        </w:rPr>
-        <w:t xml:space="preserve"> or the procedure.</w:t>
-      </w:r>
-    </w:p>
-    <w:p>
-      <w:pPr>
-        <w:spacing w:line="336" w:lineRule="auto" w:after="180"/>
-        <w:shd w:fill="F4F9FC"/>
-      </w:pPr>
-      <w:r>
-        <w:rPr>
-          <w:b w:val="0"/>
-        </w:rPr>
-        <w:t>2. Both hypotheses predict 12; the test remains inconclusive.</w:t>
-      </w:r>
-    </w:p>
-    <w:p>
-      <w:pPr>
-        <w:spacing w:line="336" w:lineRule="auto" w:after="180"/>
-        <w:shd w:fill="F4F9FC"/>
-      </w:pPr>
-      <w:r>
-        <w:rPr>
-          <w:b w:val="0"/>
-        </w:rPr>
-        <w:t xml:space="preserve">3. This one example guarantees correct results for every future </w:t>
-      </w:r>
-      <w:r>
-        <w:rPr>
-          <w:b/>
-        </w:rPr>
-        <w:t>input</w:t>
-      </w:r>
-      <w:r>
-        <w:rPr>
-          <w:b w:val="0"/>
-        </w:rPr>
-        <w:t>.</w:t>
-      </w:r>
-    </w:p>
-    <w:p>
-      <w:pPr>
-        <w:pStyle w:val="Heading3"/>
-      </w:pPr>
-      <w:r>
-        <w:t>My selected conclusion, deciding fact and explanation</w:t>
-      </w:r>
-    </w:p>
-    <w:p>
-      <w:r>
-        <w:t>________________________________________________________________</w:t>
-      </w:r>
-    </w:p>
-    <w:p>
-      <w:r>
-        <w:t>________________________________________________________________</w:t>
-      </w:r>
-    </w:p>
-    <w:p>
-      <w:r>
-        <w:t>________________________________________________________________</w:t>
-      </w:r>
-    </w:p>
-    <w:p>
-      <w:r>
-        <w:t>________________________________________________________________</w:t>
-      </w:r>
-    </w:p>
-    <w:p>
-      <w:r>
-        <w:t>________________________________________________________________</w:t>
-      </w:r>
-    </w:p>
-    <w:p>
-      <w:pPr>
-        <w:pStyle w:val="Heading3"/>
-      </w:pPr>
-      <w:r>
-        <w:t>Hint · try first</w:t>
-      </w:r>
-    </w:p>
-    <w:p>
-      <w:pPr>
-        <w:spacing w:line="336" w:lineRule="auto" w:after="180"/>
-        <w:shd w:fill="F1F6F8"/>
-      </w:pPr>
-      <w:r>
-        <w:rPr>
-          <w:b w:val="0"/>
-        </w:rPr>
-        <w:t xml:space="preserve">Hint if needed: Use the changed condition and the deciding step in the pictorial </w:t>
-      </w:r>
-      <w:r>
-        <w:rPr>
-          <w:b/>
-        </w:rPr>
-        <w:t>trace</w:t>
-      </w:r>
-      <w:r>
-        <w:rPr>
-          <w:b w:val="0"/>
-        </w:rPr>
-        <w:t>. The answer must say what follows from those facts.</w:t>
-      </w:r>
-    </w:p>
-    <w:p>
-      <w:pPr>
-        <w:pStyle w:val="Heading3"/>
-      </w:pPr>
-      <w:r>
-        <w:t>Feedback · compare after trying</w:t>
-      </w:r>
-    </w:p>
-    <w:p>
-      <w:pPr>
-        <w:spacing w:line="336" w:lineRule="auto" w:after="180"/>
-        <w:shd w:fill="F1F6FC"/>
-      </w:pPr>
-      <w:r>
-        <w:rPr>
-          <w:b w:val="0"/>
-        </w:rPr>
-        <w:t xml:space="preserve">After your attempt, compare with the supported explanation: Both hypotheses predict 12; the test remains inconclusive. A revealing test requires different predicted </w:t>
-      </w:r>
-      <w:r>
-        <w:rPr>
-          <w:b/>
-        </w:rPr>
-        <w:t>output</w:t>
-      </w:r>
-      <w:r>
-        <w:rPr>
-          <w:b w:val="0"/>
-        </w:rPr>
-        <w:t>s, not merely another recorded run.</w:t>
-      </w:r>
-    </w:p>
-    <w:p>
-      <w:pPr>
-        <w:pStyle w:val="Heading3"/>
-      </w:pPr>
-      <w:r>
-        <w:t>Repair a missing building block</w:t>
-      </w:r>
-    </w:p>
-    <w:p>
-      <w:pPr>
-        <w:spacing w:line="336" w:lineRule="auto" w:after="180"/>
-      </w:pPr>
-      <w:r>
-        <w:rPr>
-          <w:b w:val="0"/>
-        </w:rPr>
-        <w:t xml:space="preserve">Review Repeating Efficiently (ai-1/11). Goal: </w:t>
-      </w:r>
-      <w:r>
-        <w:rPr>
-          <w:b/>
-        </w:rPr>
-        <w:t>Trace</w:t>
-      </w:r>
-      <w:r>
-        <w:rPr>
-          <w:b w:val="0"/>
-        </w:rPr>
-        <w:t xml:space="preserve"> a loop by testing its condition before every repetition. Short practice: </w:t>
-      </w:r>
-      <w:r>
-        <w:rPr>
-          <w:b/>
-        </w:rPr>
-        <w:t>Trace</w:t>
-      </w:r>
-      <w:r>
-        <w:rPr>
-          <w:b w:val="0"/>
-        </w:rPr>
-        <w:t xml:space="preserve"> a fresh start of 9. How many additions occur, and must the report equal 10?.</w:t>
-      </w:r>
-    </w:p>
-    <w:p>
-      <w:pPr>
-        <w:spacing w:line="336" w:lineRule="auto" w:after="180"/>
-      </w:pPr>
-      <w:r>
-        <w:rPr>
-          <w:b w:val="0"/>
-        </w:rPr>
-        <w:t>Return to this week and explain what you changed.</w:t>
-      </w:r>
-    </w:p>
-    <w:p>
-      <w:pPr>
-        <w:spacing w:line="336" w:lineRule="auto" w:after="180"/>
-      </w:pPr>
-      <w:r>
-        <w:rPr>
-          <w:b w:val="0"/>
-        </w:rPr>
-        <w:t xml:space="preserve">Review Algorithms as Recipes (ai-1/9). Goal: </w:t>
-      </w:r>
-      <w:r>
-        <w:rPr>
-          <w:b/>
-        </w:rPr>
-        <w:t>Trace</w:t>
-      </w:r>
-      <w:r>
-        <w:rPr>
-          <w:b w:val="0"/>
-        </w:rPr>
-        <w:t xml:space="preserve"> an ordered algorithm using the current value after every instruction. Short practice: Use the arrows to explain where the two zero-start runs first differ..</w:t>
-      </w:r>
-    </w:p>
-    <w:p>
-      <w:pPr>
-        <w:spacing w:line="336" w:lineRule="auto" w:after="180"/>
-      </w:pPr>
-      <w:r>
-        <w:rPr>
-          <w:b w:val="0"/>
-        </w:rPr>
-        <w:t>Return to this week and explain what you changed.</w:t>
-      </w:r>
-    </w:p>
-    <w:p>
-      <w:pPr>
-        <w:spacing w:line="336" w:lineRule="auto" w:after="180"/>
-      </w:pPr>
-      <w:r>
-        <w:rPr>
-          <w:b w:val="0"/>
-        </w:rPr>
-        <w:t>Review Sound Becomes a Signal (ai-1/6). Goal: Interpret an ordered sequence of sound-signal samples with a stated time interval. Short practice: Does the all-zero retained record prove the full signal was silent?</w:t>
-      </w:r>
-    </w:p>
-    <w:p>
-      <w:pPr>
-        <w:spacing w:line="336" w:lineRule="auto" w:after="180"/>
-      </w:pPr>
-      <w:r>
-        <w:rPr>
-          <w:b w:val="0"/>
-        </w:rPr>
-        <w:t>Use the picture.. Return to this week and explain what you changed.</w:t>
-      </w:r>
-    </w:p>
-    <w:p>
-      <w:pPr>
-        <w:pStyle w:val="Heading3"/>
-      </w:pPr>
-      <w:r>
         <w:t>Keep your completed work</w:t>
       </w:r>
     </w:p>
     <w:p>
       <w:pPr>
-        <w:spacing w:line="336" w:lineRule="auto" w:after="180"/>
-      </w:pPr>
-      <w:r>
-        <w:rPr>
-          <w:b w:val="0"/>
-        </w:rPr>
-        <w:t xml:space="preserve">Use Download completed work in the hosted lesson to export your answers, reflections, practice feedback and code-run </w:t>
-      </w:r>
-      <w:r>
-        <w:rPr>
-          <w:b/>
-        </w:rPr>
-        <w:t>evidence</w:t>
-      </w:r>
-      <w:r>
-        <w:rPr>
-          <w:b w:val="0"/>
-        </w:rPr>
-        <w:t>. Open the HTML copy to read or print it.</w:t>
-      </w:r>
-    </w:p>
-    <w:p>
-      <w:pPr>
-        <w:spacing w:line="336" w:lineRule="auto" w:after="180"/>
-      </w:pPr>
-      <w:r>
-        <w:rPr>
-          <w:b w:val="0"/>
-        </w:rPr>
-        <w:t>Drafts stay in this browser when storage is available; clear drafts on a shared device.</w:t>
-      </w:r>
-    </w:p>
-    <w:p>
-      <w:pPr>
-        <w:pStyle w:val="Heading3"/>
-      </w:pPr>
-      <w:r>
-        <w:t>What I repaired, the evidence I kept and the next test</w:t>
-      </w:r>
-    </w:p>
-    <w:p>
-      <w:r>
-        <w:t>________________________________________________________________</w:t>
-      </w:r>
-    </w:p>
-    <w:p>
-      <w:r>
-        <w:t>________________________________________________________________</w:t>
-      </w:r>
-    </w:p>
-    <w:p>
-      <w:r>
-        <w:t>________________________________________________________________</w:t>
-      </w:r>
-    </w:p>
-    <w:p>
-      <w:r>
-        <w:t>________________________________________________________________</w:t>
-      </w:r>
-    </w:p>
-    <w:p>
-      <w:r>
-        <w:t>________________________________________________________________</w:t>
-      </w:r>
-    </w:p>
-    <w:p>
-      <w:pPr>
         <w:pStyle w:val="Heading1"/>
       </w:pPr>
       <w:r>
-        <w:t>21. Visual concept journey</w:t>
-      </w:r>
-    </w:p>
-    <w:p>
-      <w:r>
-        <w:t>Explain each Debug the Cause picture from its labels, then record a relevant limit.</w:t>
-      </w:r>
-    </w:p>
-    <w:p>
-      <w:pPr>
-        <w:pStyle w:val="Heading3"/>
+        <w:t>21. Reference · Six-picture response sheets</w:t>
+      </w:r>
+    </w:p>
+    <w:p>
+      <w:r>
+        <w:t>Choose the image that helps rather than repeating all six.</w:t>
+      </w:r>
+    </w:p>
+    <w:p>
+      <w:pPr>
+        <w:pStyle w:val="Heading2"/>
       </w:pPr>
       <w:r>
         <w:t>01. Debug the Cause: the case</w:t>
@@ -3035,7 +2926,6 @@
     <w:p>
       <w:pPr>
         <w:spacing w:line="336" w:lineRule="auto" w:after="180"/>
-        <w:shd w:fill="F5F1FB"/>
       </w:pPr>
       <w:r>
         <w:rPr>
@@ -3074,7 +2964,7 @@
     </w:p>
     <w:p>
       <w:pPr>
-        <w:pStyle w:val="Heading3"/>
+        <w:pStyle w:val="Heading2"/>
       </w:pPr>
       <w:r>
         <w:t>02. Follow the deciding steps</w:t>
@@ -3178,7 +3068,6 @@
     <w:p>
       <w:pPr>
         <w:spacing w:line="336" w:lineRule="auto" w:after="180"/>
-        <w:shd w:fill="F5F1FB"/>
       </w:pPr>
       <w:r>
         <w:rPr>
@@ -3229,7 +3118,7 @@
     </w:p>
     <w:p>
       <w:pPr>
-        <w:pStyle w:val="Heading3"/>
+        <w:pStyle w:val="Heading2"/>
       </w:pPr>
       <w:r>
         <w:t>03. A revealing test separates explanations</w:t>
@@ -3368,7 +3257,6 @@
     <w:p>
       <w:pPr>
         <w:spacing w:line="336" w:lineRule="auto" w:after="180"/>
-        <w:shd w:fill="F5F1FB"/>
       </w:pPr>
       <w:r>
         <w:rPr>
@@ -3407,7 +3295,7 @@
     </w:p>
     <w:p>
       <w:pPr>
-        <w:pStyle w:val="Heading3"/>
+        <w:pStyle w:val="Heading2"/>
       </w:pPr>
       <w:r>
         <w:t>04. Change one thing. Trace what follows.</w:t>
@@ -3510,7 +3398,6 @@
     <w:p>
       <w:pPr>
         <w:spacing w:line="336" w:lineRule="auto" w:after="180"/>
-        <w:shd w:fill="F5F1FB"/>
       </w:pPr>
       <w:r>
         <w:rPr>
@@ -3549,7 +3436,7 @@
     </w:p>
     <w:p>
       <w:pPr>
-        <w:pStyle w:val="Heading3"/>
+        <w:pStyle w:val="Heading2"/>
       </w:pPr>
       <w:r>
         <w:t>05. Connect the explanation to its limit</w:t>
@@ -3675,7 +3562,6 @@
     <w:p>
       <w:pPr>
         <w:spacing w:line="336" w:lineRule="auto" w:after="180"/>
-        <w:shd w:fill="F5F1FB"/>
       </w:pPr>
       <w:r>
         <w:rPr>
@@ -3714,7 +3600,7 @@
     </w:p>
     <w:p>
       <w:pPr>
-        <w:pStyle w:val="Heading3"/>
+        <w:pStyle w:val="Heading2"/>
       </w:pPr>
       <w:r>
         <w:t>06. Make the idea visible in your project</w:t>
@@ -3841,7 +3727,6 @@
     <w:p>
       <w:pPr>
         <w:spacing w:line="336" w:lineRule="auto" w:after="180"/>
-        <w:shd w:fill="F5F1FB"/>
       </w:pPr>
       <w:r>
         <w:rPr>
@@ -3900,6 +3785,62 @@
     <w:p>
       <w:r>
         <w:t>________________________________________________________________</w:t>
+      </w:r>
+    </w:p>
+    <w:p>
+      <w:pPr>
+        <w:pStyle w:val="Heading2"/>
+      </w:pPr>
+      <w:r>
+        <w:t>Earlier wording, alternatives and picture transcripts · reference / check after trying</w:t>
+      </w:r>
+    </w:p>
+    <w:p>
+      <w:pPr>
+        <w:pStyle w:val="Heading3"/>
+      </w:pPr>
+      <w:r>
+        <w:t>01. Debug the Cause: the case</w:t>
+      </w:r>
+    </w:p>
+    <w:p>
+      <w:pPr>
+        <w:pStyle w:val="Heading3"/>
+      </w:pPr>
+      <w:r>
+        <w:t>02. Follow the deciding steps</w:t>
+      </w:r>
+    </w:p>
+    <w:p>
+      <w:pPr>
+        <w:pStyle w:val="Heading3"/>
+      </w:pPr>
+      <w:r>
+        <w:t>03. A revealing test separates explanations</w:t>
+      </w:r>
+    </w:p>
+    <w:p>
+      <w:pPr>
+        <w:pStyle w:val="Heading3"/>
+      </w:pPr>
+      <w:r>
+        <w:t>04. Change one thing. Trace what follows.</w:t>
+      </w:r>
+    </w:p>
+    <w:p>
+      <w:pPr>
+        <w:pStyle w:val="Heading3"/>
+      </w:pPr>
+      <w:r>
+        <w:t>05. Connect the explanation to its limit</w:t>
+      </w:r>
+    </w:p>
+    <w:p>
+      <w:pPr>
+        <w:pStyle w:val="Heading3"/>
+      </w:pPr>
+      <w:r>
+        <w:t>06. Make the idea visible in your project</w:t>
       </w:r>
     </w:p>
     <w:sectPr>
